--- a/report/Малов. Практика №3 ДЗ.docx
+++ b/report/Малов. Практика №3 ДЗ.docx
@@ -3032,6 +3032,7 @@
       <w:r>
         <w:rPr>
           <w:sz w:val="28"/>
+          <w:szCs w:val="28"/>
         </w:rPr>
       </w:r>
       <w:r>
@@ -3162,6 +3163,7 @@
       <w:r>
         <w:rPr>
           <w:sz w:val="28"/>
+          <w:szCs w:val="28"/>
         </w:rPr>
       </w:r>
       <w:r>
@@ -3974,7 +3976,7 @@
       <w:r>
         <w:rPr>
           <w:sz w:val="28"/>
-          <w:highlight w:val="none"/>
+          <w:szCs w:val="28"/>
         </w:rPr>
       </w:r>
       <w:r>
@@ -4009,6 +4011,7 @@
       <w:r>
         <w:rPr>
           <w:sz w:val="28"/>
+          <w:szCs w:val="28"/>
           <w:highlight w:val="none"/>
         </w:rPr>
       </w:r>
@@ -4045,6 +4048,7 @@
       <w:r>
         <w:rPr>
           <w:sz w:val="28"/>
+          <w:szCs w:val="28"/>
           <w:highlight w:val="none"/>
         </w:rPr>
       </w:r>
@@ -4081,6 +4085,7 @@
       <w:r>
         <w:rPr>
           <w:sz w:val="28"/>
+          <w:szCs w:val="28"/>
           <w:highlight w:val="none"/>
         </w:rPr>
       </w:r>
@@ -4117,6 +4122,7 @@
       <w:r>
         <w:rPr>
           <w:sz w:val="28"/>
+          <w:szCs w:val="28"/>
           <w:highlight w:val="none"/>
         </w:rPr>
       </w:r>
@@ -4153,6 +4159,8 @@
       <w:r>
         <w:rPr>
           <w:sz w:val="28"/>
+          <w:szCs w:val="28"/>
+          <w:highlight w:val="none"/>
         </w:rPr>
       </w:r>
       <w:r>
@@ -4348,6 +4356,8 @@
       <w:r>
         <w:rPr>
           <w:sz w:val="28"/>
+          <w:szCs w:val="28"/>
+          <w:highlight w:val="none"/>
         </w:rPr>
       </w:r>
     </w:p>
@@ -4381,7 +4391,7 @@
       <w:r>
         <w:rPr>
           <w:sz w:val="28"/>
-          <w:highlight w:val="none"/>
+          <w:szCs w:val="28"/>
         </w:rPr>
       </w:r>
     </w:p>
@@ -4761,7 +4771,6 @@
         <w:ind/>
         <w:rPr/>
       </w:pPr>
-      <w:r/>
       <w:r/>
       <w:r/>
     </w:p>
@@ -5338,7 +5347,7 @@
         <w:pBdr/>
         <w:spacing/>
         <w:ind/>
-        <w:jc w:val="center"/>
+        <w:jc w:val="left"/>
         <w:rPr>
           <w:lang w:val="en-US"/>
         </w:rPr>
@@ -5473,10 +5482,26 @@
         <w:pBdr/>
         <w:spacing/>
         <w:ind/>
-        <w:rPr/>
-      </w:pPr>
-      <w:r/>
-      <w:r/>
+        <w:jc w:val="center"/>
+        <w:rPr>
+          <w:lang w:val="en-US"/>
+        </w:rPr>
+      </w:pPr>
+      <w:r>
+        <w:rPr>
+          <w:lang w:val="en-US"/>
+        </w:rPr>
+      </w:r>
+      <w:r>
+        <w:rPr>
+          <w:lang w:val="en-US"/>
+        </w:rPr>
+      </w:r>
+      <w:r>
+        <w:rPr>
+          <w:lang w:val="en-US"/>
+        </w:rPr>
+      </w:r>
     </w:p>
     <w:p>
       <w:pPr>
@@ -5484,10 +5509,21 @@
         <w:pBdr/>
         <w:spacing/>
         <w:ind/>
-        <w:rPr/>
-      </w:pPr>
-      <w:r/>
-      <w:r/>
+        <w:jc w:val="center"/>
+        <w:rPr>
+          <w:lang w:val="en-US"/>
+        </w:rPr>
+      </w:pPr>
+      <w:r>
+        <w:rPr>
+          <w:lang w:val="en-US"/>
+        </w:rPr>
+      </w:r>
+      <w:r>
+        <w:rPr>
+          <w:lang w:val="en-US"/>
+        </w:rPr>
+      </w:r>
     </w:p>
     <w:p>
       <w:pPr>
@@ -5505,109 +5541,6 @@
           <w:lang w:val="en-US"/>
         </w:rPr>
       </w:r>
-      <w:r>
-        <w:rPr>
-          <w:lang w:val="en-US"/>
-        </w:rPr>
-      </w:r>
-      <w:r>
-        <w:rPr>
-          <w:lang w:val="en-US"/>
-        </w:rPr>
-      </w:r>
-    </w:p>
-    <w:p>
-      <w:pPr>
-        <w:pStyle w:val="924"/>
-        <w:pBdr/>
-        <w:spacing/>
-        <w:ind/>
-        <w:jc w:val="center"/>
-        <w:rPr>
-          <w:lang w:val="en-US"/>
-        </w:rPr>
-      </w:pPr>
-      <w:r>
-        <w:rPr>
-          <w:lang w:val="en-US"/>
-        </w:rPr>
-      </w:r>
-      <w:r>
-        <w:rPr>
-          <w:lang w:val="en-US"/>
-        </w:rPr>
-      </w:r>
-      <w:r>
-        <w:rPr>
-          <w:lang w:val="en-US"/>
-        </w:rPr>
-      </w:r>
-    </w:p>
-    <w:p>
-      <w:pPr>
-        <w:pStyle w:val="924"/>
-        <w:pBdr/>
-        <w:spacing/>
-        <w:ind/>
-        <w:jc w:val="center"/>
-        <w:rPr>
-          <w:lang w:val="en-US"/>
-        </w:rPr>
-      </w:pPr>
-      <w:r>
-        <w:rPr>
-          <w:lang w:val="en-US"/>
-        </w:rPr>
-      </w:r>
-      <w:r>
-        <w:rPr>
-          <w:lang w:val="en-US"/>
-        </w:rPr>
-      </w:r>
-      <w:r>
-        <w:rPr>
-          <w:lang w:val="en-US"/>
-        </w:rPr>
-      </w:r>
-    </w:p>
-    <w:p>
-      <w:pPr>
-        <w:pStyle w:val="924"/>
-        <w:pBdr/>
-        <w:spacing/>
-        <w:ind/>
-        <w:jc w:val="center"/>
-        <w:rPr>
-          <w:lang w:val="en-US"/>
-        </w:rPr>
-      </w:pPr>
-      <w:r>
-        <w:rPr>
-          <w:lang w:val="en-US"/>
-        </w:rPr>
-      </w:r>
-      <w:r>
-        <w:rPr>
-          <w:lang w:val="en-US"/>
-        </w:rPr>
-      </w:r>
-      <w:r>
-        <w:rPr>
-          <w:lang w:val="en-US"/>
-        </w:rPr>
-      </w:r>
-    </w:p>
-    <w:p>
-      <w:pPr>
-        <w:pStyle w:val="924"/>
-        <w:pBdr/>
-        <w:spacing/>
-        <w:ind/>
-        <w:jc w:val="center"/>
-        <w:rPr>
-          <w:lang w:val="en-US"/>
-        </w:rPr>
-      </w:pPr>
       <w:r>
         <w:rPr>
           <w:lang w:val="en-US"/>
@@ -5917,6 +5850,11 @@
           <w:highlight w:val="none"/>
         </w:rPr>
       </w:r>
+      <w:r>
+        <w:rPr>
+          <w:highlight w:val="none"/>
+        </w:rPr>
+      </w:r>
     </w:p>
     <w:p>
       <w:pPr>
@@ -6035,454 +5973,149 @@
         <w:spacing/>
         <w:ind w:firstLine="720"/>
         <w:rPr>
-          <w:sz w:val="30"/>
-          <w:szCs w:val="30"/>
-        </w:rPr>
-      </w:pPr>
-      <w:r>
-        <w:rPr>
-          <w:sz w:val="30"/>
-          <w:szCs w:val="30"/>
-        </w:rPr>
-        <w:t xml:space="preserve">Так как алгоритм не вызыв</w:t>
-      </w:r>
-      <w:r>
-        <w:rPr>
-          <w:sz w:val="30"/>
-          <w:szCs w:val="30"/>
-        </w:rPr>
-        <w:t xml:space="preserve">ает себя рекурсивно, то все операции выполняются с помощью циклов, поэтому для асимптотической оценки алгоритма использовать мастер-теорему не получится, а значит асимптотическую оценку придется производить через количество итераций циклов и сумму операций</w:t>
-      </w:r>
-      <w:r>
-        <w:rPr>
-          <w:sz w:val="30"/>
-          <w:szCs w:val="30"/>
-        </w:rPr>
-        <w:t xml:space="preserve">.</w:t>
-      </w:r>
-      <w:r>
-        <w:rPr>
-          <w:sz w:val="30"/>
-          <w:szCs w:val="30"/>
-        </w:rPr>
-        <w:t xml:space="preserve"> Кол-во элементов – </w:t>
-      </w:r>
-      <w:r>
-        <w:rPr>
-          <w:sz w:val="30"/>
-          <w:szCs w:val="30"/>
-          <w:lang w:val="en-US"/>
-        </w:rPr>
-        <w:t xml:space="preserve">n</w:t>
-      </w:r>
-      <w:r>
-        <w:rPr>
-          <w:sz w:val="30"/>
-          <w:szCs w:val="30"/>
-        </w:rPr>
-        <w:t xml:space="preserve">, </w:t>
-      </w:r>
-      <w:r>
-        <w:rPr>
-          <w:sz w:val="30"/>
-          <w:szCs w:val="30"/>
-        </w:rPr>
-        <w:t xml:space="preserve">кол-во разрядов – </w:t>
-      </w:r>
-      <w:r>
-        <w:rPr>
-          <w:sz w:val="30"/>
-          <w:szCs w:val="30"/>
-          <w:lang w:val="en-US"/>
-        </w:rPr>
-        <w:t xml:space="preserve">d</w:t>
-      </w:r>
-      <w:r>
-        <w:rPr>
-          <w:sz w:val="30"/>
-          <w:szCs w:val="30"/>
-        </w:rPr>
-        <w:t xml:space="preserve">. </w:t>
-      </w:r>
-      <w:r>
-        <w:rPr>
-          <w:sz w:val="30"/>
-          <w:szCs w:val="30"/>
-        </w:rPr>
-        <w:t xml:space="preserve">Подсчёт частоты</w:t>
-      </w:r>
-      <w:r>
-        <w:rPr>
-          <w:sz w:val="30"/>
-          <w:szCs w:val="30"/>
-        </w:rPr>
-        <w:t xml:space="preserve"> (</w:t>
-      </w:r>
-      <w:r>
-        <w:rPr>
-          <w:sz w:val="30"/>
-          <w:szCs w:val="30"/>
-        </w:rPr>
-        <w:t xml:space="preserve">сколько раз встречается каждая возможная цифра</w:t>
-      </w:r>
-      <w:r>
-        <w:rPr>
-          <w:sz w:val="30"/>
-          <w:szCs w:val="30"/>
-        </w:rPr>
-        <w:t xml:space="preserve">) производится за </w:t>
-      </w:r>
-      <w:r>
-        <w:rPr>
-          <w:sz w:val="30"/>
-          <w:szCs w:val="30"/>
-          <w:lang w:val="en-US"/>
-        </w:rPr>
-        <w:t xml:space="preserve">O</w:t>
-      </w:r>
-      <w:r>
-        <w:rPr>
-          <w:sz w:val="30"/>
-          <w:szCs w:val="30"/>
-        </w:rPr>
-        <w:t xml:space="preserve">(</w:t>
-      </w:r>
-      <w:r>
-        <w:rPr>
-          <w:sz w:val="30"/>
-          <w:szCs w:val="30"/>
-          <w:lang w:val="en-US"/>
-        </w:rPr>
-        <w:t xml:space="preserve">n</w:t>
-      </w:r>
-      <w:r>
-        <w:rPr>
-          <w:sz w:val="30"/>
-          <w:szCs w:val="30"/>
-        </w:rPr>
-        <w:t xml:space="preserve">). </w:t>
-      </w:r>
-      <w:r>
-        <w:rPr>
-          <w:sz w:val="30"/>
-          <w:szCs w:val="30"/>
-        </w:rPr>
-        <w:t xml:space="preserve">Префиксные суммы вычисляются одним проходом по массиву, кол-во итераций </w:t>
-      </w:r>
-      <w:r>
-        <w:rPr>
-          <w:sz w:val="30"/>
-          <w:szCs w:val="30"/>
-          <w:lang w:val="en-US"/>
-        </w:rPr>
-        <w:t xml:space="preserve">k</w:t>
-      </w:r>
-      <w:r>
-        <w:rPr>
-          <w:sz w:val="30"/>
-          <w:szCs w:val="30"/>
-        </w:rPr>
-        <w:t xml:space="preserve"> (система счисления), а значит выполняется за </w:t>
-      </w:r>
-      <w:r>
-        <w:rPr>
-          <w:sz w:val="30"/>
-          <w:szCs w:val="30"/>
-          <w:lang w:val="en-US"/>
-        </w:rPr>
-        <w:t xml:space="preserve">O</w:t>
-      </w:r>
-      <w:r>
-        <w:rPr>
-          <w:sz w:val="30"/>
-          <w:szCs w:val="30"/>
-        </w:rPr>
-        <w:t xml:space="preserve">(</w:t>
-      </w:r>
-      <w:r>
-        <w:rPr>
-          <w:sz w:val="30"/>
-          <w:szCs w:val="30"/>
-          <w:lang w:val="en-US"/>
-        </w:rPr>
-        <w:t xml:space="preserve">k</w:t>
-      </w:r>
-      <w:r>
-        <w:rPr>
-          <w:sz w:val="30"/>
-          <w:szCs w:val="30"/>
-        </w:rPr>
-        <w:t xml:space="preserve">). </w:t>
-      </w:r>
-      <w:r>
-        <w:rPr>
-          <w:sz w:val="30"/>
-          <w:szCs w:val="30"/>
-        </w:rPr>
-        <w:t xml:space="preserve">Формирование выходного массива</w:t>
-      </w:r>
-      <w:r>
-        <w:rPr>
-          <w:sz w:val="30"/>
-          <w:szCs w:val="30"/>
-        </w:rPr>
-        <w:t xml:space="preserve"> (</w:t>
-      </w:r>
-      <w:r>
-        <w:rPr>
-          <w:sz w:val="30"/>
-          <w:szCs w:val="30"/>
-        </w:rPr>
-        <w:t xml:space="preserve">проходим по всем </w:t>
-      </w:r>
-      <w:r>
-        <w:rPr>
-          <w:sz w:val="30"/>
-          <w:szCs w:val="30"/>
-          <w:lang w:val="en-US"/>
-        </w:rPr>
-        <w:t xml:space="preserve">n</w:t>
-      </w:r>
-      <w:r>
-        <w:rPr>
-          <w:sz w:val="30"/>
-          <w:szCs w:val="30"/>
-        </w:rPr>
-        <w:t xml:space="preserve"> </w:t>
-      </w:r>
-      <w:r>
-        <w:rPr>
-          <w:sz w:val="30"/>
-          <w:szCs w:val="30"/>
-        </w:rPr>
-        <w:t xml:space="preserve">элементам, каждый помещаем в выходной массив) выполняется за </w:t>
-      </w:r>
-      <w:r>
-        <w:rPr>
-          <w:sz w:val="30"/>
-          <w:szCs w:val="30"/>
-          <w:lang w:val="en-US"/>
-        </w:rPr>
-        <w:t xml:space="preserve">O</w:t>
-      </w:r>
-      <w:r>
-        <w:rPr>
-          <w:sz w:val="30"/>
-          <w:szCs w:val="30"/>
-        </w:rPr>
-        <w:t xml:space="preserve">(</w:t>
-      </w:r>
-      <w:r>
-        <w:rPr>
-          <w:sz w:val="30"/>
-          <w:szCs w:val="30"/>
-          <w:lang w:val="en-US"/>
-        </w:rPr>
-        <w:t xml:space="preserve">n</w:t>
-      </w:r>
-      <w:r>
-        <w:rPr>
-          <w:sz w:val="30"/>
-          <w:szCs w:val="30"/>
-        </w:rPr>
-        <w:t xml:space="preserve">). </w:t>
-      </w:r>
-      <w:r>
-        <w:rPr>
-          <w:sz w:val="30"/>
-          <w:szCs w:val="30"/>
-        </w:rPr>
-        <w:t xml:space="preserve">Итого выходит </w:t>
-      </w:r>
-      <w:r>
-        <w:rPr>
-          <w:sz w:val="30"/>
-          <w:szCs w:val="30"/>
-          <w:lang w:val="en-US"/>
-        </w:rPr>
-        <w:t xml:space="preserve">O</w:t>
-      </w:r>
-      <w:r>
-        <w:rPr>
-          <w:sz w:val="30"/>
-          <w:szCs w:val="30"/>
-        </w:rPr>
-        <w:t xml:space="preserve">(2</w:t>
-      </w:r>
-      <w:r>
-        <w:rPr>
-          <w:sz w:val="30"/>
-          <w:szCs w:val="30"/>
-          <w:lang w:val="en-US"/>
-        </w:rPr>
-        <w:t xml:space="preserve">n</w:t>
-      </w:r>
-      <w:r>
-        <w:rPr>
-          <w:sz w:val="30"/>
-          <w:szCs w:val="30"/>
-        </w:rPr>
-        <w:t xml:space="preserve">+</w:t>
-      </w:r>
-      <w:r>
-        <w:rPr>
-          <w:sz w:val="30"/>
-          <w:szCs w:val="30"/>
-          <w:lang w:val="en-US"/>
-        </w:rPr>
-        <w:t xml:space="preserve">k</w:t>
-      </w:r>
-      <w:r>
-        <w:rPr>
-          <w:sz w:val="30"/>
-          <w:szCs w:val="30"/>
-        </w:rPr>
-        <w:t xml:space="preserve">), что можно представить как </w:t>
-      </w:r>
-      <w:r>
-        <w:rPr>
-          <w:sz w:val="30"/>
-          <w:szCs w:val="30"/>
-          <w:lang w:val="en-US"/>
-        </w:rPr>
-        <w:t xml:space="preserve">O</w:t>
-      </w:r>
-      <w:r>
-        <w:rPr>
-          <w:sz w:val="30"/>
-          <w:szCs w:val="30"/>
-        </w:rPr>
-        <w:t xml:space="preserve">(</w:t>
-      </w:r>
-      <w:r>
-        <w:rPr>
-          <w:sz w:val="30"/>
-          <w:szCs w:val="30"/>
-          <w:lang w:val="en-US"/>
-        </w:rPr>
-        <w:t xml:space="preserve">n</w:t>
-      </w:r>
-      <w:r>
-        <w:rPr>
-          <w:sz w:val="30"/>
-          <w:szCs w:val="30"/>
-        </w:rPr>
-        <w:t xml:space="preserve">+</w:t>
-      </w:r>
-      <w:r>
-        <w:rPr>
-          <w:sz w:val="30"/>
-          <w:szCs w:val="30"/>
-          <w:lang w:val="en-US"/>
-        </w:rPr>
-        <w:t xml:space="preserve">k</w:t>
-      </w:r>
-      <w:r>
-        <w:rPr>
-          <w:sz w:val="30"/>
-          <w:szCs w:val="30"/>
-        </w:rPr>
-        <w:t xml:space="preserve">).</w:t>
-      </w:r>
-      <w:r>
-        <w:rPr>
-          <w:sz w:val="30"/>
-          <w:szCs w:val="30"/>
-        </w:rPr>
-        <w:t xml:space="preserve"> Так происходит </w:t>
-      </w:r>
-      <w:r>
-        <w:rPr>
-          <w:sz w:val="30"/>
-          <w:szCs w:val="30"/>
-          <w:lang w:val="en-US"/>
-        </w:rPr>
-        <w:t xml:space="preserve">d</w:t>
-      </w:r>
-      <w:r>
-        <w:rPr>
-          <w:sz w:val="30"/>
-          <w:szCs w:val="30"/>
-        </w:rPr>
-        <w:t xml:space="preserve"> </w:t>
-      </w:r>
-      <w:r>
-        <w:rPr>
-          <w:sz w:val="30"/>
-          <w:szCs w:val="30"/>
-        </w:rPr>
-        <w:t xml:space="preserve">раз, значит общая сложность алгоритма </w:t>
-      </w:r>
-      <w:r>
-        <w:rPr>
-          <w:sz w:val="30"/>
-          <w:szCs w:val="30"/>
-          <w:lang w:val="en-US"/>
-        </w:rPr>
-        <w:t xml:space="preserve">O</w:t>
-      </w:r>
-      <w:r>
-        <w:rPr>
-          <w:sz w:val="30"/>
-          <w:szCs w:val="30"/>
-        </w:rPr>
-        <w:t xml:space="preserve">(</w:t>
-      </w:r>
-      <w:r>
-        <w:rPr>
-          <w:sz w:val="30"/>
-          <w:szCs w:val="30"/>
-          <w:lang w:val="en-US"/>
-        </w:rPr>
-        <w:t xml:space="preserve">d</w:t>
-      </w:r>
-      <w:r>
-        <w:rPr>
-          <w:sz w:val="30"/>
-          <w:szCs w:val="30"/>
-        </w:rPr>
-        <w:t xml:space="preserve">*(</w:t>
-      </w:r>
-      <w:r>
-        <w:rPr>
-          <w:sz w:val="30"/>
-          <w:szCs w:val="30"/>
-          <w:lang w:val="en-US"/>
-        </w:rPr>
-        <w:t xml:space="preserve">n</w:t>
-      </w:r>
-      <w:r>
-        <w:rPr>
-          <w:sz w:val="30"/>
-          <w:szCs w:val="30"/>
-        </w:rPr>
-        <w:t xml:space="preserve">+</w:t>
-      </w:r>
-      <w:r>
-        <w:rPr>
-          <w:sz w:val="30"/>
-          <w:szCs w:val="30"/>
-          <w:lang w:val="en-US"/>
-        </w:rPr>
-        <w:t xml:space="preserve">k</w:t>
-      </w:r>
-      <w:r>
-        <w:rPr>
-          <w:sz w:val="30"/>
-          <w:szCs w:val="30"/>
-        </w:rPr>
-        <w:t xml:space="preserve">))</w:t>
-      </w:r>
-      <w:r>
-        <w:rPr>
-          <w:sz w:val="30"/>
-          <w:szCs w:val="30"/>
-        </w:rPr>
-      </w:r>
-      <w:r>
-        <w:rPr>
-          <w:sz w:val="30"/>
-          <w:szCs w:val="30"/>
+          <w:sz w:val="28"/>
+          <w:szCs w:val="28"/>
+        </w:rPr>
+      </w:pPr>
+      <w:r>
+        <w:rPr>
+          <w:rFonts w:ascii="Times New Roman" w:hAnsi="Times New Roman" w:eastAsia="Times New Roman" w:cs="Times New Roman"/>
+          <w:color w:val="000000"/>
+          <w:sz w:val="28"/>
+          <w:szCs w:val="28"/>
+        </w:rPr>
+        <w:t xml:space="preserve">Так как алгоритм не вызывает себя рекурсивно, то все операции выполняются с помощью циклов, поэтому для асимптотической оценки алгоритма использовать мастер-теорему не получится, а значит асимптотическую оценку придётся производить через количество итераци</w:t>
+      </w:r>
+      <w:r>
+        <w:rPr>
+          <w:rFonts w:ascii="Times New Roman" w:hAnsi="Times New Roman" w:eastAsia="Times New Roman" w:cs="Times New Roman"/>
+          <w:color w:val="000000"/>
+          <w:sz w:val="28"/>
+          <w:szCs w:val="28"/>
+        </w:rPr>
+        <w:t xml:space="preserve">й циклов и сумму операций. Количество элементов – n, количество разрядов в максимальном числе – d.</w:t>
+      </w:r>
+      <w:r>
+        <w:rPr>
+          <w:sz w:val="28"/>
+          <w:szCs w:val="28"/>
+        </w:rPr>
+      </w:r>
+    </w:p>
+    <w:p>
+      <w:pPr>
+        <w:pStyle w:val="924"/>
+        <w:pBdr/>
+        <w:spacing/>
+        <w:ind w:firstLine="720"/>
+        <w:rPr>
+          <w:sz w:val="28"/>
+          <w:szCs w:val="28"/>
+        </w:rPr>
+      </w:pPr>
+      <w:r>
+        <w:rPr>
+          <w:rFonts w:ascii="Times New Roman" w:hAnsi="Times New Roman" w:eastAsia="Times New Roman" w:cs="Times New Roman"/>
+          <w:color w:val="000000"/>
+          <w:sz w:val="28"/>
+          <w:szCs w:val="28"/>
+        </w:rPr>
+        <w:t xml:space="preserve">На каждом разряде выполняются следующие операции. Создание 10 пустых списков является константной операцией и не зависит от n. Затем выполняется распределение элементов по спискам: проход по всем n элементам и добавление каждого в соответствующий список на</w:t>
+      </w:r>
+      <w:r>
+        <w:rPr>
+          <w:rFonts w:ascii="Times New Roman" w:hAnsi="Times New Roman" w:eastAsia="Times New Roman" w:cs="Times New Roman"/>
+          <w:color w:val="000000"/>
+          <w:sz w:val="28"/>
+          <w:szCs w:val="28"/>
+        </w:rPr>
+        <w:t xml:space="preserve"> основе значения текущего разряда – эта операция выполняется за O(n). После этого выполняется слияние списков обратно в массив: проход по всем 10 спискам и всем n элементам для копирования в выходной массив – эта операция также выполняется за O(n). Итого н</w:t>
+      </w:r>
+      <w:r>
+        <w:rPr>
+          <w:rFonts w:ascii="Times New Roman" w:hAnsi="Times New Roman" w:eastAsia="Times New Roman" w:cs="Times New Roman"/>
+          <w:color w:val="000000"/>
+          <w:sz w:val="28"/>
+          <w:szCs w:val="28"/>
+        </w:rPr>
+        <w:t xml:space="preserve">а один разряд получается O(2n) = O(n).</w:t>
+      </w:r>
+      <w:r>
+        <w:rPr>
+          <w:sz w:val="28"/>
+          <w:szCs w:val="28"/>
+        </w:rPr>
+      </w:r>
+    </w:p>
+    <w:p>
+      <w:pPr>
+        <w:pStyle w:val="924"/>
+        <w:pBdr/>
+        <w:spacing/>
+        <w:ind w:firstLine="720"/>
+        <w:rPr>
+          <w:sz w:val="28"/>
+          <w:szCs w:val="28"/>
+        </w:rPr>
+      </w:pPr>
+      <w:r>
+        <w:rPr>
+          <w:rFonts w:ascii="Times New Roman" w:hAnsi="Times New Roman" w:eastAsia="Times New Roman" w:cs="Times New Roman"/>
+          <w:color w:val="000000"/>
+          <w:sz w:val="28"/>
+          <w:szCs w:val="28"/>
+        </w:rPr>
+        <w:t xml:space="preserve">Всего выполняется d проходов (по одному на каждый разряд). Следовательно, общая сложность алгоритма составляет O(d × n). Основание системы счисления (10) является константой и не влияет на асимптотическую оценку. В отличие от классической реализации через </w:t>
+      </w:r>
+      <w:r>
+        <w:rPr>
+          <w:rFonts w:ascii="Times New Roman" w:hAnsi="Times New Roman" w:eastAsia="Times New Roman" w:cs="Times New Roman"/>
+          <w:color w:val="000000"/>
+          <w:sz w:val="28"/>
+          <w:szCs w:val="28"/>
+        </w:rPr>
+        <w:t xml:space="preserve">сортировку подсчётом, в данной реализации используется распределение по спискам, поэтому параметр k в формуле отсутствует.</w:t>
+      </w:r>
+      <w:r>
+        <w:rPr>
+          <w:sz w:val="28"/>
+          <w:szCs w:val="28"/>
+        </w:rPr>
+      </w:r>
+    </w:p>
+    <w:p>
+      <w:pPr>
+        <w:pStyle w:val="924"/>
+        <w:pBdr/>
+        <w:spacing/>
+        <w:ind w:firstLine="720"/>
+        <w:rPr>
+          <w:sz w:val="28"/>
+          <w:szCs w:val="28"/>
+        </w:rPr>
+      </w:pPr>
+      <w:r>
+        <w:rPr>
+          <w:rFonts w:ascii="Times New Roman" w:hAnsi="Times New Roman" w:eastAsia="Times New Roman" w:cs="Times New Roman"/>
+          <w:color w:val="000000"/>
+          <w:sz w:val="28"/>
+          <w:szCs w:val="28"/>
+        </w:rPr>
+        <w:t xml:space="preserve">Поразрядная сортировка не зависит от порядка элементов в массиве – алгоритм всегда выполняет d фиксированных проходов, на каждом проходе обрабатывает все n элементов. Для любого случая (лучший, средний, худший) асимптотическая сложность одинакова и составл</w:t>
+      </w:r>
+      <w:r>
+        <w:rPr>
+          <w:rFonts w:ascii="Times New Roman" w:hAnsi="Times New Roman" w:eastAsia="Times New Roman" w:cs="Times New Roman"/>
+          <w:color w:val="000000"/>
+          <w:sz w:val="28"/>
+          <w:szCs w:val="28"/>
+        </w:rPr>
+        <w:t xml:space="preserve">яет O(d × n).</w:t>
+      </w:r>
+      <w:r>
+        <w:rPr>
+          <w:sz w:val="28"/>
+          <w:szCs w:val="28"/>
         </w:rPr>
       </w:r>
     </w:p>
@@ -6501,112 +6134,6 @@
       </w:pPr>
       <w:r>
         <w:rPr>
-          <w:sz w:val="30"/>
-          <w:szCs w:val="30"/>
-        </w:rPr>
-        <w:t xml:space="preserve">Поразрядная сортировка не зависит от порядка элементов в массиве, ведь алгоритм всегда проходит по всем элементам и ищет наибольший, всегда выполняет </w:t>
-      </w:r>
-      <w:r>
-        <w:rPr>
-          <w:sz w:val="30"/>
-          <w:szCs w:val="30"/>
-          <w:lang w:val="en-US"/>
-        </w:rPr>
-        <w:t xml:space="preserve">d</w:t>
-      </w:r>
-      <w:r>
-        <w:rPr>
-          <w:sz w:val="30"/>
-          <w:szCs w:val="30"/>
-        </w:rPr>
-        <w:t xml:space="preserve"> проходов сортировки подсчётом, на каждом проходе обрабатывает </w:t>
-      </w:r>
-      <w:r>
-        <w:rPr>
-          <w:sz w:val="30"/>
-          <w:szCs w:val="30"/>
-          <w:lang w:val="en-US"/>
-        </w:rPr>
-        <w:t xml:space="preserve">n</w:t>
-      </w:r>
-      <w:r>
-        <w:rPr>
-          <w:sz w:val="30"/>
-          <w:szCs w:val="30"/>
-        </w:rPr>
-        <w:t xml:space="preserve"> </w:t>
-      </w:r>
-      <w:r>
-        <w:rPr>
-          <w:sz w:val="30"/>
-          <w:szCs w:val="30"/>
-        </w:rPr>
-        <w:t xml:space="preserve">элементов, а значит для любого случая асимптотическая сложность составит – </w:t>
-      </w:r>
-      <w:r>
-        <w:rPr>
-          <w:sz w:val="30"/>
-          <w:szCs w:val="30"/>
-          <w:lang w:val="en-US"/>
-        </w:rPr>
-        <w:t xml:space="preserve">O</w:t>
-      </w:r>
-      <w:r>
-        <w:rPr>
-          <w:sz w:val="30"/>
-          <w:szCs w:val="30"/>
-        </w:rPr>
-        <w:t xml:space="preserve">(</w:t>
-      </w:r>
-      <w:r>
-        <w:rPr>
-          <w:sz w:val="30"/>
-          <w:szCs w:val="30"/>
-          <w:lang w:val="en-US"/>
-        </w:rPr>
-        <w:t xml:space="preserve">d</w:t>
-      </w:r>
-      <w:r>
-        <w:rPr>
-          <w:sz w:val="30"/>
-          <w:szCs w:val="30"/>
-        </w:rPr>
-        <w:t xml:space="preserve">*(</w:t>
-      </w:r>
-      <w:r>
-        <w:rPr>
-          <w:sz w:val="30"/>
-          <w:szCs w:val="30"/>
-          <w:lang w:val="en-US"/>
-        </w:rPr>
-        <w:t xml:space="preserve">n</w:t>
-      </w:r>
-      <w:r>
-        <w:rPr>
-          <w:sz w:val="30"/>
-          <w:szCs w:val="30"/>
-        </w:rPr>
-        <w:t xml:space="preserve">+</w:t>
-      </w:r>
-      <w:r>
-        <w:rPr>
-          <w:sz w:val="30"/>
-          <w:szCs w:val="30"/>
-          <w:lang w:val="en-US"/>
-        </w:rPr>
-        <w:t xml:space="preserve">k</w:t>
-      </w:r>
-      <w:r>
-        <w:rPr>
-          <w:sz w:val="30"/>
-          <w:szCs w:val="30"/>
-        </w:rPr>
-        <w:t xml:space="preserve">)).</w:t>
-      </w:r>
-      <w:r>
-        <w:rPr>
-          <w:b/>
-          <w:bCs/>
           <w:sz w:val="30"/>
           <w:szCs w:val="30"/>
         </w:rPr>
@@ -6936,6 +6463,30 @@
       </w:r>
       <w:r>
         <w:rPr>
+          <w:sz w:val="30"/>
+          <w:szCs w:val="30"/>
+        </w:rPr>
+      </w:r>
+      <w:r>
+        <w:rPr>
+          <w:sz w:val="30"/>
+          <w:szCs w:val="30"/>
+        </w:rPr>
+      </w:r>
+    </w:p>
+    <w:p>
+      <w:pPr>
+        <w:pStyle w:val="924"/>
+        <w:pBdr/>
+        <w:spacing/>
+        <w:ind w:firstLine="720"/>
+        <w:rPr>
+          <w:sz w:val="30"/>
+          <w:szCs w:val="30"/>
+        </w:rPr>
+      </w:pPr>
+      <w:r>
+        <w:rPr>
           <w:iCs/>
           <w:sz w:val="30"/>
           <w:szCs w:val="30"/>
@@ -6947,6 +6498,12 @@
           <w:szCs w:val="30"/>
         </w:rPr>
       </w:r>
+      <w:r>
+        <w:rPr>
+          <w:sz w:val="30"/>
+          <w:szCs w:val="30"/>
+        </w:rPr>
+      </w:r>
     </w:p>
     <w:p>
       <w:pPr>
@@ -6954,18 +6511,12 @@
         <w:pBdr/>
         <w:spacing/>
         <w:ind w:firstLine="720"/>
-        <w:rPr>
-          <w:sz w:val="30"/>
-          <w:szCs w:val="30"/>
-        </w:rPr>
-      </w:pPr>
-      <w:r>
         <w:rPr>
           <w:iCs/>
           <w:sz w:val="30"/>
           <w:szCs w:val="30"/>
         </w:rPr>
-      </w:r>
+      </w:pPr>
       <w:r>
         <w:rPr>
           <w:iCs/>
@@ -6975,23 +6526,11 @@
       </w:r>
       <w:r>
         <w:rPr>
-          <w:sz w:val="30"/>
-          <w:szCs w:val="30"/>
-        </w:rPr>
-      </w:r>
-    </w:p>
-    <w:p>
-      <w:pPr>
-        <w:pStyle w:val="924"/>
-        <w:pBdr/>
-        <w:spacing/>
-        <w:ind w:firstLine="720"/>
-        <w:rPr>
           <w:iCs/>
           <w:sz w:val="30"/>
           <w:szCs w:val="30"/>
         </w:rPr>
-      </w:pPr>
+      </w:r>
       <w:r>
         <w:rPr>
           <w:iCs/>
@@ -6999,18 +6538,38 @@
           <w:szCs w:val="30"/>
         </w:rPr>
       </w:r>
-      <w:r>
-        <w:rPr>
-          <w:iCs/>
+    </w:p>
+    <w:p>
+      <w:pPr>
+        <w:pStyle w:val="924"/>
+        <w:pBdr/>
+        <w:spacing/>
+        <w:ind/>
+        <w:rPr>
+          <w:sz w:val="28"/>
+          <w:szCs w:val="28"/>
+        </w:rPr>
+      </w:pPr>
+      <w:r>
+        <w:rPr>
           <w:sz w:val="30"/>
           <w:szCs w:val="30"/>
         </w:rPr>
-      </w:r>
-      <w:r>
-        <w:rPr>
-          <w:iCs/>
-          <w:sz w:val="30"/>
-          <w:szCs w:val="30"/>
+        <w:t xml:space="preserve">3. </w:t>
+      </w:r>
+      <w:r>
+        <w:rPr>
+          <w:rFonts w:ascii="Times New Roman" w:hAnsi="Times New Roman" w:eastAsia="Times New Roman" w:cs="Times New Roman"/>
+          <w:color w:val="000000"/>
+          <w:sz w:val="28"/>
+          <w:szCs w:val="28"/>
+        </w:rPr>
+        <w:t xml:space="preserve">Данная сортировка выполняется уже рекурсивно, поэтому для вычисления сложности будем применять мастер-теорему.</w:t>
+      </w:r>
+      <w:r>
+        <w:rPr>
+          <w:sz w:val="28"/>
+          <w:szCs w:val="28"/>
         </w:rPr>
       </w:r>
     </w:p>
@@ -7021,41 +6580,32 @@
         <w:spacing/>
         <w:ind/>
         <w:rPr>
-          <w:sz w:val="30"/>
-          <w:szCs w:val="30"/>
-        </w:rPr>
-      </w:pPr>
-      <w:r>
-        <w:rPr>
-          <w:sz w:val="30"/>
-          <w:szCs w:val="30"/>
-        </w:rPr>
-        <w:t xml:space="preserve">3. Быстрая сортировка (Quick </w:t>
-      </w:r>
-      <w:r>
-        <w:rPr>
-          <w:sz w:val="30"/>
-          <w:szCs w:val="30"/>
-        </w:rPr>
-        <w:t xml:space="preserve">Sort</w:t>
-      </w:r>
-      <w:r>
-        <w:rPr>
-          <w:sz w:val="30"/>
-          <w:szCs w:val="30"/>
-        </w:rPr>
-        <w:t xml:space="preserve">)</w:t>
-      </w:r>
-      <w:r>
-        <w:rPr>
-          <w:sz w:val="30"/>
-          <w:szCs w:val="30"/>
-        </w:rPr>
-      </w:r>
-      <w:r>
-        <w:rPr>
-          <w:sz w:val="30"/>
-          <w:szCs w:val="30"/>
+          <w:sz w:val="28"/>
+          <w:szCs w:val="28"/>
+        </w:rPr>
+      </w:pPr>
+      <w:r>
+        <w:rPr>
+          <w:rFonts w:ascii="Times New Roman" w:hAnsi="Times New Roman" w:eastAsia="Times New Roman" w:cs="Times New Roman"/>
+          <w:color w:val="000000"/>
+          <w:sz w:val="28"/>
+          <w:szCs w:val="28"/>
+        </w:rPr>
+        <w:t xml:space="preserve">Лучший случай наступает, когда опорный элемент каждый раз делит массив на две равные (или почти равные) части. A = 2, т.к. после выбора опорного элемента массив разделяется на две части. B = 2, т.к. каждая подзадача получает ровно половину элементов исходн</w:t>
+      </w:r>
+      <w:r>
+        <w:rPr>
+          <w:rFonts w:ascii="Times New Roman" w:hAnsi="Times New Roman" w:eastAsia="Times New Roman" w:cs="Times New Roman"/>
+          <w:color w:val="000000"/>
+          <w:sz w:val="28"/>
+          <w:szCs w:val="28"/>
+        </w:rPr>
+        <w:t xml:space="preserve">ого массива. На каждом уровне рекурсии мы выполняем процедуру разделения, которая проходит по всем элементам текущего массива один раз, сравнивая их с опорным элементом и переставляя. Это занимает время, пропорциональное размеру массива, то есть O(n).</w:t>
+      </w:r>
+      <w:r>
+        <w:rPr>
+          <w:sz w:val="28"/>
+          <w:szCs w:val="28"/>
         </w:rPr>
       </w:r>
     </w:p>
@@ -7064,175 +6614,32 @@
         <w:pStyle w:val="924"/>
         <w:pBdr/>
         <w:spacing/>
-        <w:ind w:firstLine="720"/>
-        <w:rPr>
-          <w:sz w:val="30"/>
-          <w:szCs w:val="30"/>
-        </w:rPr>
-      </w:pPr>
-      <w:r>
-        <w:rPr>
-          <w:sz w:val="30"/>
-          <w:szCs w:val="30"/>
-        </w:rPr>
-        <w:t xml:space="preserve">Данная сортировка выполняется уже рекурсивно, поэтому для вычисления сложности будем применять мастер-теорему.</w:t>
-      </w:r>
-      <w:r>
-        <w:rPr>
-          <w:sz w:val="30"/>
-          <w:szCs w:val="30"/>
-        </w:rPr>
-      </w:r>
-      <w:r>
-        <w:rPr>
-          <w:sz w:val="30"/>
-          <w:szCs w:val="30"/>
-        </w:rPr>
-      </w:r>
-    </w:p>
-    <w:p>
-      <w:pPr>
-        <w:pStyle w:val="924"/>
-        <w:pBdr/>
-        <w:spacing/>
-        <w:ind w:firstLine="720"/>
-        <w:rPr>
-          <w:sz w:val="30"/>
-          <w:szCs w:val="30"/>
-        </w:rPr>
-      </w:pPr>
-      <w:r>
-        <w:rPr>
-          <w:sz w:val="30"/>
-          <w:szCs w:val="30"/>
-        </w:rPr>
-        <w:t xml:space="preserve">Лучший случай наступает, когда опорный элемент каждый раз делит массив на две равные (или почти равные) части.</w:t>
-      </w:r>
-      <w:r>
-        <w:rPr>
-          <w:sz w:val="30"/>
-          <w:szCs w:val="30"/>
-        </w:rPr>
-        <w:t xml:space="preserve"> </w:t>
-      </w:r>
-      <w:r>
-        <w:rPr>
-          <w:sz w:val="30"/>
-          <w:szCs w:val="30"/>
+        <w:ind/>
+        <w:jc w:val="left"/>
+        <w:rPr>
+          <w:rFonts w:ascii="Times New Roman" w:hAnsi="Times New Roman" w:eastAsia="Times New Roman" w:cs="Times New Roman"/>
+          <w:color w:val="000000"/>
+          <w:sz w:val="28"/>
+          <w:szCs w:val="28"/>
           <w:lang w:val="en-US"/>
         </w:rPr>
-        <w:t xml:space="preserve">A</w:t>
-      </w:r>
-      <w:r>
-        <w:rPr>
-          <w:sz w:val="30"/>
-          <w:szCs w:val="30"/>
-        </w:rPr>
-        <w:t xml:space="preserve"> = 2</w:t>
-      </w:r>
-      <w:r>
-        <w:rPr>
-          <w:sz w:val="30"/>
-          <w:szCs w:val="30"/>
-        </w:rPr>
-        <w:t xml:space="preserve">, т.к. </w:t>
-      </w:r>
-      <w:r>
-        <w:rPr>
-          <w:sz w:val="30"/>
-          <w:szCs w:val="30"/>
-        </w:rPr>
-        <w:t xml:space="preserve">после выбора опорного элемента массив разделяется на две части</w:t>
-      </w:r>
-      <w:r>
-        <w:rPr>
-          <w:sz w:val="30"/>
-          <w:szCs w:val="30"/>
-        </w:rPr>
-        <w:t xml:space="preserve">. </w:t>
-      </w:r>
-      <w:r>
-        <w:rPr>
-          <w:sz w:val="30"/>
-          <w:szCs w:val="30"/>
-          <w:lang w:val="en-US"/>
-        </w:rPr>
-        <w:t xml:space="preserve">B</w:t>
-      </w:r>
-      <w:r>
-        <w:rPr>
-          <w:sz w:val="30"/>
-          <w:szCs w:val="30"/>
-        </w:rPr>
-        <w:t xml:space="preserve"> = 2, </w:t>
-      </w:r>
-      <w:r>
-        <w:rPr>
-          <w:sz w:val="30"/>
-          <w:szCs w:val="30"/>
-        </w:rPr>
-        <w:t xml:space="preserve">т.к. каждая подзадача получает ровно половину элементов исходного массива. </w:t>
-      </w:r>
-      <w:r>
-        <w:rPr>
-          <w:sz w:val="30"/>
-          <w:szCs w:val="30"/>
-        </w:rPr>
-        <w:t xml:space="preserve">Н</w:t>
-      </w:r>
-      <w:r>
-        <w:rPr>
-          <w:sz w:val="30"/>
-          <w:szCs w:val="30"/>
-        </w:rPr>
-        <w:t xml:space="preserve">а каждом уровне рекурсии мы выполняем процедуру разделения</w:t>
-      </w:r>
-      <w:r>
-        <w:rPr>
-          <w:sz w:val="30"/>
-          <w:szCs w:val="30"/>
-        </w:rPr>
-        <w:t xml:space="preserve">, </w:t>
-      </w:r>
-      <w:r>
-        <w:rPr>
-          <w:sz w:val="30"/>
-          <w:szCs w:val="30"/>
-        </w:rPr>
-        <w:t xml:space="preserve">которая проходит по всем элементам текущего массива один раз, сравнивая их с опорным элементом и переставляя. Это занимает время, пропорциональное размеру массива, то есть O(n)</w:t>
-      </w:r>
-      <w:r>
-        <w:rPr>
-          <w:sz w:val="30"/>
-          <w:szCs w:val="30"/>
-        </w:rPr>
-        <w:t xml:space="preserve">. </w:t>
-      </w:r>
-      <w:r>
-        <w:rPr>
-          <w:sz w:val="30"/>
-          <w:szCs w:val="30"/>
-          <w:lang w:val="en-US"/>
-        </w:rPr>
-        <w:t xml:space="preserve">n</w:t>
-      </w:r>
-      <w:r>
-        <w:rPr>
-          <w:sz w:val="30"/>
-          <w:szCs w:val="30"/>
-        </w:rPr>
-        <w:t xml:space="preserve">^</w:t>
-      </w:r>
+      </w:pPr>
+      <w:r>
+        <w:rPr>
+          <w:sz w:val="28"/>
+          <w:szCs w:val="28"/>
+        </w:rPr>
+      </w:r>
+      <w:r/>
       <m:oMath>
         <m:func>
           <m:funcPr>
             <m:ctrlPr>
               <w:rPr>
-                <w:rFonts w:ascii="Cambria Math" w:hAnsi="Cambria Math"/>
-                <w:sz w:val="30"/>
-                <w:szCs w:val="30"/>
-                <w:vertAlign w:val="superscript"/>
-                <w:lang w:val="en-US"/>
+                <w:rFonts w:ascii="Cambria Math" w:hAnsi="Cambria Math" w:eastAsia="Cambria Math" w:cs="Cambria Math"/>
+                <w:i/>
+                <w:sz w:val="28"/>
+                <w:szCs w:val="28"/>
               </w:rPr>
             </m:ctrlPr>
           </m:funcPr>
@@ -7241,24 +6648,22 @@
               <m:sSubPr>
                 <m:ctrlPr>
                   <w:rPr>
-                    <w:rFonts w:ascii="Cambria Math" w:hAnsi="Cambria Math"/>
-                    <w:sz w:val="30"/>
-                    <w:szCs w:val="30"/>
-                    <w:vertAlign w:val="superscript"/>
-                    <w:lang w:val="en-US"/>
+                    <w:rFonts w:ascii="Cambria Math" w:hAnsi="Cambria Math" w:eastAsia="Cambria Math" w:cs="Cambria Math"/>
+                    <w:i/>
+                    <w:sz w:val="28"/>
+                    <w:szCs w:val="28"/>
                   </w:rPr>
                 </m:ctrlPr>
               </m:sSubPr>
               <m:e>
                 <m:r>
                   <w:rPr>
-                    <w:rFonts w:ascii="Cambria Math" w:hAnsi="Cambria Math"/>
-                    <w:sz w:val="30"/>
-                    <w:szCs w:val="30"/>
-                    <w:vertAlign w:val="superscript"/>
+                    <w:rFonts w:hint="default" w:ascii="Cambria Math" w:hAnsi="Cambria Math" w:eastAsia="Cambria Math" w:cs="Cambria Math"/>
+                    <w:sz w:val="28"/>
+                    <w:szCs w:val="28"/>
                   </w:rPr>
                   <m:rPr>
-                    <m:sty m:val="p"/>
+                    <m:sty m:val="i"/>
                   </m:rPr>
                   <m:t>log</m:t>
                 </m:r>
@@ -7266,14 +6671,12 @@
               <m:sub>
                 <m:r>
                   <w:rPr>
-                    <w:rFonts w:ascii="Cambria Math" w:hAnsi="Cambria Math"/>
-                    <w:sz w:val="30"/>
-                    <w:szCs w:val="30"/>
-                    <w:vertAlign w:val="superscript"/>
-                    <w:lang w:val="en-US"/>
+                    <w:rFonts w:hint="default" w:ascii="Cambria Math" w:hAnsi="Cambria Math" w:eastAsia="Cambria Math" w:cs="Cambria Math"/>
+                    <w:sz w:val="28"/>
+                    <w:szCs w:val="28"/>
                   </w:rPr>
                   <m:rPr>
-                    <m:sty m:val="p"/>
+                    <m:sty m:val="i"/>
                   </m:rPr>
                   <m:t>b</m:t>
                 </m:r>
@@ -7283,904 +6686,896 @@
           <m:e>
             <m:r>
               <w:rPr>
-                <w:rFonts w:ascii="Cambria Math" w:hAnsi="Cambria Math"/>
-                <w:sz w:val="30"/>
-                <w:szCs w:val="30"/>
-                <w:vertAlign w:val="superscript"/>
+                <w:rFonts w:hint="default" w:ascii="Cambria Math" w:hAnsi="Cambria Math" w:eastAsia="Cambria Math" w:cs="Cambria Math"/>
+                <w:sz w:val="28"/>
+                <w:szCs w:val="28"/>
               </w:rPr>
               <m:rPr>
-                <m:sty m:val="p"/>
+                <m:sty m:val="i"/>
               </m:rPr>
               <m:t>a</m:t>
             </m:r>
           </m:e>
         </m:func>
       </m:oMath>
-      <w:r>
-        <w:rPr>
-          <w:sz w:val="30"/>
-          <w:szCs w:val="30"/>
-        </w:rPr>
-        <w:t xml:space="preserve">=n</w:t>
-      </w:r>
-      <w:r>
-        <w:rPr>
-          <w:sz w:val="30"/>
-          <w:szCs w:val="30"/>
-        </w:rPr>
-        <w:t xml:space="preserve">^</w:t>
+      <w:r/>
+      <w:r>
+        <w:rPr>
+          <w:sz w:val="28"/>
+          <w:szCs w:val="28"/>
+        </w:rPr>
       </w:r>
       <m:oMath>
-        <m:sSub>
-          <m:sSubPr>
+        <m:r>
+          <w:rPr>
+            <w:sz w:val="28"/>
+            <w:szCs w:val="28"/>
+          </w:rPr>
+          <m:rPr/>
+          <m:t>=</m:t>
+        </m:r>
+        <m:func>
+          <m:funcPr>
             <m:ctrlPr>
               <w:rPr>
-                <w:rFonts w:ascii="Cambria Math" w:hAnsi="Cambria Math"/>
-                <w:sz w:val="30"/>
-                <w:szCs w:val="30"/>
-                <w:vertAlign w:val="superscript"/>
+                <w:rFonts w:ascii="Cambria Math" w:hAnsi="Cambria Math" w:eastAsia="Cambria Math" w:cs="Cambria Math"/>
+                <w:i/>
+                <w:sz w:val="28"/>
+                <w:szCs w:val="28"/>
               </w:rPr>
             </m:ctrlPr>
-          </m:sSubPr>
+          </m:funcPr>
+          <m:fName>
+            <m:sSub>
+              <m:sSubPr>
+                <m:ctrlPr>
+                  <w:rPr>
+                    <w:rFonts w:ascii="Cambria Math" w:hAnsi="Cambria Math" w:eastAsia="Cambria Math" w:cs="Cambria Math"/>
+                    <w:i/>
+                    <w:sz w:val="28"/>
+                    <w:szCs w:val="28"/>
+                  </w:rPr>
+                </m:ctrlPr>
+              </m:sSubPr>
+              <m:e>
+                <m:r>
+                  <w:rPr>
+                    <w:rFonts w:hint="default" w:ascii="Cambria Math" w:hAnsi="Cambria Math" w:eastAsia="Cambria Math" w:cs="Cambria Math"/>
+                    <w:sz w:val="28"/>
+                    <w:szCs w:val="28"/>
+                  </w:rPr>
+                  <m:rPr>
+                    <m:sty m:val="i"/>
+                  </m:rPr>
+                  <m:t>log</m:t>
+                </m:r>
+              </m:e>
+              <m:sub>
+                <m:r>
+                  <w:rPr>
+                    <w:rFonts w:hint="default" w:ascii="Cambria Math" w:hAnsi="Cambria Math" w:eastAsia="Cambria Math" w:cs="Cambria Math"/>
+                    <w:sz w:val="28"/>
+                    <w:szCs w:val="28"/>
+                  </w:rPr>
+                  <m:rPr>
+                    <m:sty m:val="i"/>
+                  </m:rPr>
+                  <m:t>2</m:t>
+                </m:r>
+              </m:sub>
+            </m:sSub>
+          </m:fName>
           <m:e>
             <m:r>
               <w:rPr>
-                <w:rFonts w:ascii="Cambria Math" w:hAnsi="Cambria Math"/>
-                <w:sz w:val="30"/>
-                <w:szCs w:val="30"/>
-                <w:vertAlign w:val="superscript"/>
+                <w:rFonts w:hint="default" w:ascii="Cambria Math" w:hAnsi="Cambria Math" w:eastAsia="Cambria Math" w:cs="Cambria Math"/>
+                <w:sz w:val="28"/>
+                <w:szCs w:val="28"/>
               </w:rPr>
               <m:rPr>
-                <m:sty m:val="p"/>
+                <m:sty m:val="i"/>
               </m:rPr>
-              <m:t>log</m:t>
+              <m:t>2</m:t>
             </m:r>
           </m:e>
-          <m:sub>
-            <m:r>
-              <w:rPr>
-                <w:rFonts w:ascii="Cambria Math" w:hAnsi="Cambria Math"/>
-                <w:sz w:val="30"/>
-                <w:szCs w:val="30"/>
-                <w:vertAlign w:val="superscript"/>
-              </w:rPr>
-              <m:rPr/>
-              <m:t>​2</m:t>
-            </m:r>
-          </m:sub>
-        </m:sSub>
+        </m:func>
         <m:r>
           <w:rPr>
-            <w:rFonts w:ascii="Cambria Math" w:hAnsi="Cambria Math"/>
-            <w:sz w:val="30"/>
-            <w:szCs w:val="30"/>
-            <w:vertAlign w:val="superscript"/>
-          </w:rPr>
-          <m:rPr/>
-          <m:t>2</m:t>
-        </m:r>
-      </m:oMath>
-      <w:r>
-        <w:rPr>
-          <w:sz w:val="30"/>
-          <w:szCs w:val="30"/>
-        </w:rPr>
-        <w:t xml:space="preserve">=n</w:t>
-      </w:r>
-      <w:r>
-        <w:rPr>
-          <w:sz w:val="30"/>
-          <w:szCs w:val="30"/>
-        </w:rPr>
-        <w:t xml:space="preserve">, а значит будет второй случай мастер-теоремы, получается асимптотическая сложность составит </w:t>
-      </w:r>
-      <w:r>
-        <w:rPr>
-          <w:sz w:val="30"/>
-          <w:szCs w:val="30"/>
-        </w:rPr>
-        <w:t xml:space="preserve">Θ(</w:t>
-      </w:r>
-      <w:r>
-        <w:rPr>
-          <w:sz w:val="30"/>
-          <w:szCs w:val="30"/>
-        </w:rPr>
-        <w:t xml:space="preserve">n</w:t>
-      </w:r>
-      <w:r>
-        <w:rPr>
-          <w:sz w:val="30"/>
-          <w:szCs w:val="30"/>
-        </w:rPr>
-        <w:t xml:space="preserve"> </w:t>
-      </w:r>
-      <w:r>
-        <w:rPr>
-          <w:sz w:val="30"/>
-          <w:szCs w:val="30"/>
-        </w:rPr>
-        <w:t xml:space="preserve">log</w:t>
-      </w:r>
-      <w:r>
-        <w:rPr>
-          <w:sz w:val="30"/>
-          <w:szCs w:val="30"/>
-        </w:rPr>
-        <w:t xml:space="preserve"> </w:t>
-      </w:r>
-      <w:r>
-        <w:rPr>
-          <w:sz w:val="30"/>
-          <w:szCs w:val="30"/>
-        </w:rPr>
-        <w:t xml:space="preserve">n)</w:t>
-      </w:r>
-      <w:r>
-        <w:rPr>
-          <w:sz w:val="30"/>
-          <w:szCs w:val="30"/>
-        </w:rPr>
-        <w:t xml:space="preserve">.</w:t>
-      </w:r>
-      <w:r>
-        <w:rPr>
-          <w:sz w:val="30"/>
-          <w:szCs w:val="30"/>
-        </w:rPr>
-      </w:r>
-      <w:r>
-        <w:rPr>
-          <w:sz w:val="30"/>
-          <w:szCs w:val="30"/>
-        </w:rPr>
-      </w:r>
-    </w:p>
-    <w:p>
-      <w:pPr>
-        <w:pStyle w:val="924"/>
-        <w:pBdr/>
-        <w:spacing/>
-        <w:ind w:right="4" w:firstLine="720"/>
-        <w:rPr>
-          <w:sz w:val="30"/>
-          <w:szCs w:val="30"/>
-        </w:rPr>
-      </w:pPr>
-      <w:r>
-        <w:rPr>
-          <w:sz w:val="30"/>
-          <w:szCs w:val="30"/>
-        </w:rPr>
-        <w:t xml:space="preserve">Средний случай рассматривается при случай</w:t>
-      </w:r>
-      <w:r>
-        <w:rPr>
-          <w:sz w:val="30"/>
-          <w:szCs w:val="30"/>
-        </w:rPr>
-        <w:t xml:space="preserve">ном распределении</w:t>
-      </w:r>
-      <w:r>
-        <w:rPr>
-          <w:sz w:val="30"/>
-          <w:szCs w:val="30"/>
-        </w:rPr>
-        <w:t xml:space="preserve"> входных данных</w:t>
-      </w:r>
-      <w:r>
-        <w:rPr>
-          <w:sz w:val="30"/>
-          <w:szCs w:val="30"/>
-        </w:rPr>
-        <w:t xml:space="preserve">, поэтому ожидаемая глубина рекурсии будет логарифмической. Параметры будут такими же, как в лучшем случае, поэтому и асимптотическая сложность будет </w:t>
-      </w:r>
-      <w:r>
-        <w:rPr>
-          <w:sz w:val="30"/>
-          <w:szCs w:val="30"/>
-        </w:rPr>
-        <w:t xml:space="preserve">Θ(</w:t>
-      </w:r>
-      <w:r>
-        <w:rPr>
-          <w:sz w:val="30"/>
-          <w:szCs w:val="30"/>
-        </w:rPr>
-        <w:t xml:space="preserve">n</w:t>
-      </w:r>
-      <w:r>
-        <w:rPr>
-          <w:sz w:val="30"/>
-          <w:szCs w:val="30"/>
-        </w:rPr>
-        <w:t xml:space="preserve"> </w:t>
-      </w:r>
-      <w:r>
-        <w:rPr>
-          <w:sz w:val="30"/>
-          <w:szCs w:val="30"/>
-        </w:rPr>
-        <w:t xml:space="preserve">log</w:t>
-      </w:r>
-      <w:r>
-        <w:rPr>
-          <w:sz w:val="30"/>
-          <w:szCs w:val="30"/>
-        </w:rPr>
-        <w:t xml:space="preserve"> </w:t>
-      </w:r>
-      <w:r>
-        <w:rPr>
-          <w:sz w:val="30"/>
-          <w:szCs w:val="30"/>
-        </w:rPr>
-        <w:t xml:space="preserve">n)</w:t>
-      </w:r>
-      <w:r>
-        <w:rPr>
-          <w:sz w:val="30"/>
-          <w:szCs w:val="30"/>
-        </w:rPr>
-        <w:t xml:space="preserve">.</w:t>
-      </w:r>
-      <w:r>
-        <w:rPr>
-          <w:sz w:val="30"/>
-          <w:szCs w:val="30"/>
-        </w:rPr>
-      </w:r>
-      <w:r>
-        <w:rPr>
-          <w:sz w:val="30"/>
-          <w:szCs w:val="30"/>
-        </w:rPr>
-      </w:r>
-    </w:p>
-    <w:p>
-      <w:pPr>
-        <w:pStyle w:val="924"/>
-        <w:pBdr/>
-        <w:spacing/>
-        <w:ind w:right="4" w:firstLine="720"/>
-        <w:rPr>
-          <w:sz w:val="30"/>
-          <w:szCs w:val="30"/>
-          <w:lang w:val="en-US"/>
-        </w:rPr>
-      </w:pPr>
-      <w:r>
-        <w:rPr>
-          <w:sz w:val="30"/>
-          <w:szCs w:val="30"/>
-        </w:rPr>
-        <w:t xml:space="preserve">В худшем случае опорный элемент будет минимальным, или максимальным в массиве, тогда разбиение будет на такие части –</w:t>
-      </w:r>
-      <w:r>
-        <w:rPr>
-          <w:sz w:val="30"/>
-          <w:szCs w:val="30"/>
-        </w:rPr>
-        <w:t xml:space="preserve"> элементы меньше опорного (либо больше</w:t>
-      </w:r>
-      <w:r>
-        <w:rPr>
-          <w:sz w:val="30"/>
-          <w:szCs w:val="30"/>
-        </w:rPr>
-        <w:t xml:space="preserve">, если опорный элемент - максимальный</w:t>
-      </w:r>
-      <w:r>
-        <w:rPr>
-          <w:sz w:val="30"/>
-          <w:szCs w:val="30"/>
-        </w:rPr>
-        <w:t xml:space="preserve">, в любом случае их будет 0</w:t>
-      </w:r>
-      <w:r>
-        <w:rPr>
-          <w:sz w:val="30"/>
-          <w:szCs w:val="30"/>
-        </w:rPr>
-        <w:t xml:space="preserve">) </w:t>
-      </w:r>
-      <w:r>
-        <w:rPr>
-          <w:sz w:val="30"/>
-          <w:szCs w:val="30"/>
-        </w:rPr>
-        <w:t xml:space="preserve">и </w:t>
-      </w:r>
-      <w:r>
-        <w:rPr>
-          <w:sz w:val="30"/>
-          <w:szCs w:val="30"/>
-          <w:lang w:val="en-US"/>
-        </w:rPr>
-        <w:t xml:space="preserve">n</w:t>
-      </w:r>
-      <w:r>
-        <w:rPr>
-          <w:sz w:val="30"/>
-          <w:szCs w:val="30"/>
-        </w:rPr>
-        <w:t xml:space="preserve">-1 </w:t>
-      </w:r>
-      <w:r>
-        <w:rPr>
-          <w:sz w:val="30"/>
-          <w:szCs w:val="30"/>
-        </w:rPr>
-        <w:t xml:space="preserve">элементов.</w:t>
-      </w:r>
-      <w:r>
-        <w:rPr>
-          <w:sz w:val="30"/>
-          <w:szCs w:val="30"/>
-        </w:rPr>
-        <w:t xml:space="preserve"> Тогда рекуррентное соотношение будет </w:t>
-      </w:r>
-      <w:r>
-        <w:rPr>
-          <w:sz w:val="30"/>
-          <w:szCs w:val="30"/>
-          <w:lang w:val="en-US"/>
-        </w:rPr>
-        <w:t xml:space="preserve">T</w:t>
-      </w:r>
-      <w:r>
-        <w:rPr>
-          <w:sz w:val="30"/>
-          <w:szCs w:val="30"/>
-        </w:rPr>
-        <w:t xml:space="preserve">(</w:t>
-      </w:r>
-      <w:r>
-        <w:rPr>
-          <w:sz w:val="30"/>
-          <w:szCs w:val="30"/>
-          <w:lang w:val="en-US"/>
-        </w:rPr>
-        <w:t xml:space="preserve">n</w:t>
-      </w:r>
-      <w:r>
-        <w:rPr>
-          <w:sz w:val="30"/>
-          <w:szCs w:val="30"/>
-        </w:rPr>
-        <w:t xml:space="preserve">-</w:t>
-      </w:r>
-      <w:r>
-        <w:rPr>
-          <w:sz w:val="30"/>
-          <w:szCs w:val="30"/>
-        </w:rPr>
-        <w:t xml:space="preserve">1)+</w:t>
-      </w:r>
-      <w:r>
-        <w:rPr>
-          <w:sz w:val="30"/>
-          <w:szCs w:val="30"/>
-          <w:lang w:val="en-US"/>
-        </w:rPr>
-        <w:t xml:space="preserve">O</w:t>
-      </w:r>
-      <w:r>
-        <w:rPr>
-          <w:sz w:val="30"/>
-          <w:szCs w:val="30"/>
-        </w:rPr>
-        <w:t xml:space="preserve">(</w:t>
-      </w:r>
-      <w:r>
-        <w:rPr>
-          <w:sz w:val="30"/>
-          <w:szCs w:val="30"/>
-          <w:lang w:val="en-US"/>
-        </w:rPr>
-        <w:t xml:space="preserve">n</w:t>
-      </w:r>
-      <w:r>
-        <w:rPr>
-          <w:sz w:val="30"/>
-          <w:szCs w:val="30"/>
-        </w:rPr>
-        <w:t xml:space="preserve">)</w:t>
-      </w:r>
-      <w:r>
-        <w:rPr>
-          <w:sz w:val="30"/>
-          <w:szCs w:val="30"/>
-        </w:rPr>
-        <w:t xml:space="preserve">, но в таком случае мастер-теорема неприменима, потому </w:t>
-      </w:r>
-      <w:r>
-        <w:rPr>
-          <w:sz w:val="30"/>
-          <w:szCs w:val="30"/>
-        </w:rPr>
-        <w:t xml:space="preserve">что </w:t>
-      </w:r>
-      <w:r>
-        <w:rPr>
-          <w:sz w:val="30"/>
-          <w:szCs w:val="30"/>
-          <w:lang w:val="en-US"/>
-        </w:rPr>
-        <w:t xml:space="preserve">n</w:t>
-      </w:r>
-      <w:r>
-        <w:rPr>
-          <w:sz w:val="30"/>
-          <w:szCs w:val="30"/>
-        </w:rPr>
-        <w:t xml:space="preserve">-1 </w:t>
-      </w:r>
-      <w:r>
-        <w:rPr>
-          <w:sz w:val="30"/>
-          <w:szCs w:val="30"/>
-        </w:rPr>
-        <w:t xml:space="preserve">нельзя представить в виде </w:t>
-      </w:r>
-      <w:r>
-        <w:rPr>
-          <w:sz w:val="30"/>
-          <w:szCs w:val="30"/>
-          <w:lang w:val="en-US"/>
-        </w:rPr>
-        <w:t xml:space="preserve">n</w:t>
-      </w:r>
-      <w:r>
-        <w:rPr>
-          <w:sz w:val="30"/>
-          <w:szCs w:val="30"/>
-        </w:rPr>
-        <w:t xml:space="preserve">/</w:t>
-      </w:r>
-      <w:r>
-        <w:rPr>
-          <w:sz w:val="30"/>
-          <w:szCs w:val="30"/>
-          <w:lang w:val="en-US"/>
-        </w:rPr>
-        <w:t xml:space="preserve">b</w:t>
-      </w:r>
-      <w:r>
-        <w:rPr>
-          <w:sz w:val="30"/>
-          <w:szCs w:val="30"/>
-        </w:rPr>
-        <w:t xml:space="preserve">, чтобы </w:t>
-      </w:r>
-      <w:r>
-        <w:rPr>
-          <w:sz w:val="30"/>
-          <w:szCs w:val="30"/>
-          <w:lang w:val="en-US"/>
-        </w:rPr>
-        <w:t xml:space="preserve">b</w:t>
-      </w:r>
-      <w:r>
-        <w:rPr>
-          <w:sz w:val="30"/>
-          <w:szCs w:val="30"/>
-        </w:rPr>
-        <w:t xml:space="preserve"> </w:t>
-      </w:r>
-      <w:r>
-        <w:rPr>
-          <w:sz w:val="30"/>
-          <w:szCs w:val="30"/>
-        </w:rPr>
-        <w:t xml:space="preserve">было константой. </w:t>
-      </w:r>
-      <w:r>
-        <w:rPr>
-          <w:sz w:val="30"/>
-          <w:szCs w:val="30"/>
-        </w:rPr>
-        <w:t xml:space="preserve">Тогда решаем методом развёртывания:</w:t>
-      </w:r>
-      <w:r>
-        <w:rPr>
-          <w:sz w:val="30"/>
-          <w:szCs w:val="30"/>
-        </w:rPr>
-        <w:tab/>
-      </w:r>
-      <w:r>
-        <w:rPr>
-          <w:sz w:val="30"/>
-          <w:szCs w:val="30"/>
-        </w:rPr>
-        <w:t xml:space="preserve">T(n)=[T(n−</w:t>
-      </w:r>
-      <w:r>
-        <w:rPr>
-          <w:sz w:val="30"/>
-          <w:szCs w:val="30"/>
-        </w:rPr>
-        <w:t xml:space="preserve">2)+</w:t>
-      </w:r>
-      <w:r>
-        <w:rPr>
-          <w:sz w:val="30"/>
-          <w:szCs w:val="30"/>
-        </w:rPr>
-        <w:t xml:space="preserve">c</w:t>
-      </w:r>
-      <w:r>
-        <w:rPr>
-          <w:rFonts w:ascii="Cambria Math" w:hAnsi="Cambria Math" w:cs="Cambria Math"/>
-          <w:sz w:val="30"/>
-          <w:szCs w:val="30"/>
-        </w:rPr>
-        <w:t xml:space="preserve">⋅</w:t>
-      </w:r>
-      <w:r>
-        <w:rPr>
-          <w:sz w:val="30"/>
-          <w:szCs w:val="30"/>
-        </w:rPr>
-        <w:t xml:space="preserve">(n−1)]+</w:t>
-      </w:r>
-      <w:r>
-        <w:rPr>
-          <w:sz w:val="30"/>
-          <w:szCs w:val="30"/>
-        </w:rPr>
-        <w:t xml:space="preserve">c</w:t>
-      </w:r>
-      <w:r>
-        <w:rPr>
-          <w:rFonts w:ascii="Cambria Math" w:hAnsi="Cambria Math" w:cs="Cambria Math"/>
-          <w:sz w:val="30"/>
-          <w:szCs w:val="30"/>
-        </w:rPr>
-        <w:t xml:space="preserve">⋅</w:t>
-      </w:r>
-      <w:r>
-        <w:rPr>
-          <w:sz w:val="30"/>
-          <w:szCs w:val="30"/>
-        </w:rPr>
-        <w:t xml:space="preserve">n</w:t>
-      </w:r>
-      <w:r>
-        <w:rPr>
-          <w:sz w:val="30"/>
-          <w:szCs w:val="30"/>
-        </w:rPr>
-        <w:t xml:space="preserve">=T(n−2)+c[(n−1)+n]</w:t>
-      </w:r>
-      <w:r>
-        <w:rPr>
-          <w:sz w:val="30"/>
-          <w:szCs w:val="30"/>
-          <w:lang w:val="en-US"/>
-        </w:rPr>
-      </w:r>
-      <w:r>
-        <w:rPr>
-          <w:sz w:val="30"/>
-          <w:szCs w:val="30"/>
-          <w:lang w:val="en-US"/>
-        </w:rPr>
-      </w:r>
-    </w:p>
-    <w:p>
-      <w:pPr>
-        <w:pStyle w:val="924"/>
-        <w:pBdr/>
-        <w:spacing/>
-        <w:ind w:right="4" w:firstLine="720"/>
-        <w:rPr>
-          <w:sz w:val="30"/>
-          <w:szCs w:val="30"/>
-          <w:lang w:val="en-US"/>
-        </w:rPr>
-      </w:pPr>
-      <w:r>
-        <w:rPr>
-          <w:sz w:val="30"/>
-          <w:szCs w:val="30"/>
-        </w:rPr>
-        <w:t xml:space="preserve">T(n)=T(n−</w:t>
-      </w:r>
-      <w:r>
-        <w:rPr>
-          <w:sz w:val="30"/>
-          <w:szCs w:val="30"/>
-        </w:rPr>
-        <w:t xml:space="preserve">3)+</w:t>
-      </w:r>
-      <w:r>
-        <w:rPr>
-          <w:sz w:val="30"/>
-          <w:szCs w:val="30"/>
-        </w:rPr>
-        <w:t xml:space="preserve">c[(n−2)+(n−1)+n]</w:t>
-      </w:r>
-      <w:r>
-        <w:rPr>
-          <w:sz w:val="30"/>
-          <w:szCs w:val="30"/>
-          <w:lang w:val="en-US"/>
-        </w:rPr>
-      </w:r>
-      <w:r>
-        <w:rPr>
-          <w:sz w:val="30"/>
-          <w:szCs w:val="30"/>
-          <w:lang w:val="en-US"/>
-        </w:rPr>
-      </w:r>
-    </w:p>
-    <w:p>
-      <w:pPr>
-        <w:pStyle w:val="924"/>
-        <w:pBdr/>
-        <w:spacing/>
-        <w:ind w:right="4" w:firstLine="720"/>
-        <w:rPr>
-          <w:sz w:val="30"/>
-          <w:szCs w:val="30"/>
-          <w:lang w:val="en-US"/>
-        </w:rPr>
-      </w:pPr>
-      <w:r>
-        <w:rPr>
-          <w:sz w:val="30"/>
-          <w:szCs w:val="30"/>
-        </w:rPr>
-        <w:t xml:space="preserve">После </w:t>
-      </w:r>
-      <w:r>
-        <w:rPr>
-          <w:sz w:val="30"/>
-          <w:szCs w:val="30"/>
-          <w:lang w:val="en-US"/>
-        </w:rPr>
-        <w:t xml:space="preserve">k </w:t>
-      </w:r>
-      <w:r>
-        <w:rPr>
-          <w:sz w:val="30"/>
-          <w:szCs w:val="30"/>
-        </w:rPr>
-        <w:t xml:space="preserve">шагов</w:t>
-      </w:r>
-      <w:r>
-        <w:rPr>
-          <w:sz w:val="30"/>
-          <w:szCs w:val="30"/>
-          <w:lang w:val="en-US"/>
-        </w:rPr>
-        <w:t xml:space="preserve">:</w:t>
-      </w:r>
-      <w:r>
-        <w:rPr>
-          <w:sz w:val="30"/>
-          <w:szCs w:val="30"/>
-          <w:lang w:val="en-US"/>
-        </w:rPr>
-      </w:r>
-      <w:r>
-        <w:rPr>
-          <w:sz w:val="30"/>
-          <w:szCs w:val="30"/>
-          <w:lang w:val="en-US"/>
-        </w:rPr>
-      </w:r>
-    </w:p>
-    <w:p>
-      <w:pPr>
-        <w:pStyle w:val="924"/>
-        <w:pBdr/>
-        <w:spacing/>
-        <w:ind w:right="4" w:firstLine="720"/>
-        <w:rPr>
-          <w:sz w:val="30"/>
-          <w:szCs w:val="30"/>
-          <w:lang w:val="en-US"/>
-        </w:rPr>
-      </w:pPr>
-      <w:r/>
-      <m:oMath>
-        <m:r>
-          <w:rPr>
-            <w:rFonts w:ascii="Cambria Math" w:hAnsi="Cambria Math"/>
-            <w:sz w:val="30"/>
-            <w:szCs w:val="30"/>
-          </w:rPr>
-          <m:rPr/>
-          <m:t>T</m:t>
-        </m:r>
-        <m:d>
-          <m:dPr>
-            <m:ctrlPr>
-              <w:rPr>
-                <w:rFonts w:ascii="Cambria Math" w:hAnsi="Cambria Math"/>
-                <w:i/>
-                <w:sz w:val="30"/>
-                <w:szCs w:val="30"/>
-              </w:rPr>
-            </m:ctrlPr>
-          </m:dPr>
-          <m:e>
-            <m:r>
-              <w:rPr>
-                <w:rFonts w:ascii="Cambria Math" w:hAnsi="Cambria Math"/>
-                <w:sz w:val="30"/>
-                <w:szCs w:val="30"/>
-              </w:rPr>
-              <m:rPr/>
-              <m:t>n</m:t>
-            </m:r>
-          </m:e>
-        </m:d>
-        <m:r>
-          <w:rPr>
-            <w:rFonts w:ascii="Cambria Math" w:hAnsi="Cambria Math"/>
-            <w:sz w:val="30"/>
-            <w:szCs w:val="30"/>
+            <w:sz w:val="28"/>
+            <w:szCs w:val="28"/>
           </w:rPr>
           <m:rPr/>
           <m:t>=</m:t>
         </m:r>
         <m:r>
           <w:rPr>
-            <w:rFonts w:ascii="Cambria Math" w:hAnsi="Cambria Math"/>
-            <w:sz w:val="30"/>
-            <w:szCs w:val="30"/>
+            <w:sz w:val="28"/>
+            <w:szCs w:val="28"/>
           </w:rPr>
           <m:rPr/>
-          <m:t>T</m:t>
+          <m:t>1</m:t>
         </m:r>
-        <m:d>
-          <m:dPr>
+      </m:oMath>
+      <w:r>
+        <w:rPr>
+          <w:rFonts w:ascii="Times New Roman" w:hAnsi="Times New Roman" w:eastAsia="Times New Roman" w:cs="Times New Roman"/>
+          <w:color w:val="000000"/>
+          <w:sz w:val="28"/>
+          <w:szCs w:val="28"/>
+          <w:lang w:val="en-US"/>
+        </w:rPr>
+        <w:t xml:space="preserve"> </w:t>
+      </w:r>
+      <w:r>
+        <w:rPr>
+          <w:rFonts w:ascii="Times New Roman" w:hAnsi="Times New Roman" w:eastAsia="Times New Roman" w:cs="Times New Roman"/>
+          <w:color w:val="000000"/>
+          <w:sz w:val="28"/>
+          <w:szCs w:val="28"/>
+          <w:lang w:val="en-US"/>
+        </w:rPr>
+      </w:r>
+    </w:p>
+    <w:p>
+      <w:pPr>
+        <w:pStyle w:val="924"/>
+        <w:pBdr/>
+        <w:spacing/>
+        <w:ind/>
+        <w:jc w:val="left"/>
+        <w:rPr>
+          <w:rFonts w:ascii="Times New Roman" w:hAnsi="Times New Roman" w:eastAsia="Times New Roman" w:cs="Times New Roman"/>
+          <w:color w:val="000000"/>
+          <w:sz w:val="28"/>
+          <w:szCs w:val="28"/>
+          <w:lang w:val="en-US"/>
+        </w:rPr>
+      </w:pPr>
+      <w:r>
+        <w:rPr>
+          <w:rFonts w:ascii="Times New Roman" w:hAnsi="Times New Roman" w:eastAsia="Times New Roman" w:cs="Times New Roman"/>
+          <w:color w:val="000000"/>
+          <w:sz w:val="28"/>
+          <w:szCs w:val="28"/>
+          <w:lang w:val="en-US"/>
+        </w:rPr>
+      </w:r>
+      <w:r>
+        <w:rPr>
+          <w:sz w:val="28"/>
+          <w:szCs w:val="28"/>
+        </w:rPr>
+      </w:r>
+      <m:oMathPara>
+        <m:oMathParaPr>
+          <m:jc m:val="left"/>
+        </m:oMathParaPr>
+        <m:oMath>
+          <m:sSup>
+            <m:sSupPr>
+              <m:ctrlPr>
+                <w:rPr>
+                  <w:rFonts w:ascii="Cambria Math" w:hAnsi="Cambria Math" w:eastAsia="Cambria Math" w:cs="Cambria Math"/>
+                  <w:sz w:val="28"/>
+                </w:rPr>
+              </m:ctrlPr>
+            </m:sSupPr>
+            <m:e>
+              <m:r>
+                <w:rPr>
+                  <w:sz w:val="28"/>
+                  <w:szCs w:val="28"/>
+                </w:rPr>
+                <m:rPr/>
+                <m:t>𝑛</m:t>
+              </m:r>
+            </m:e>
+            <m:sup>
+              <m:func>
+                <m:funcPr>
+                  <m:ctrlPr>
+                    <w:rPr>
+                      <w:rFonts w:ascii="Cambria Math" w:hAnsi="Cambria Math" w:eastAsia="Cambria Math" w:cs="Cambria Math"/>
+                      <w:i/>
+                      <w:sz w:val="28"/>
+                      <w:szCs w:val="28"/>
+                    </w:rPr>
+                  </m:ctrlPr>
+                </m:funcPr>
+                <m:fName>
+                  <m:sSub>
+                    <m:sSubPr>
+                      <m:ctrlPr>
+                        <w:rPr>
+                          <w:rFonts w:ascii="Cambria Math" w:hAnsi="Cambria Math" w:eastAsia="Cambria Math" w:cs="Cambria Math"/>
+                          <w:i/>
+                          <w:sz w:val="28"/>
+                          <w:szCs w:val="28"/>
+                        </w:rPr>
+                      </m:ctrlPr>
+                    </m:sSubPr>
+                    <m:e>
+                      <m:r>
+                        <w:rPr>
+                          <w:rFonts w:hint="default" w:ascii="Cambria Math" w:hAnsi="Cambria Math" w:eastAsia="Cambria Math" w:cs="Cambria Math"/>
+                          <w:sz w:val="28"/>
+                          <w:szCs w:val="28"/>
+                        </w:rPr>
+                        <m:rPr>
+                          <m:sty m:val="i"/>
+                        </m:rPr>
+                        <m:t>log</m:t>
+                      </m:r>
+                    </m:e>
+                    <m:sub>
+                      <m:r>
+                        <w:rPr>
+                          <w:rFonts w:hint="default" w:ascii="Cambria Math" w:hAnsi="Cambria Math" w:eastAsia="Cambria Math" w:cs="Cambria Math"/>
+                          <w:sz w:val="28"/>
+                          <w:szCs w:val="28"/>
+                        </w:rPr>
+                        <m:rPr>
+                          <m:sty m:val="i"/>
+                        </m:rPr>
+                        <m:t>b</m:t>
+                      </m:r>
+                    </m:sub>
+                  </m:sSub>
+                </m:fName>
+                <m:e>
+                  <m:r>
+                    <w:rPr>
+                      <w:rFonts w:hint="default" w:ascii="Cambria Math" w:hAnsi="Cambria Math" w:eastAsia="Cambria Math" w:cs="Cambria Math"/>
+                      <w:sz w:val="28"/>
+                      <w:szCs w:val="28"/>
+                    </w:rPr>
+                    <m:rPr>
+                      <m:sty m:val="i"/>
+                    </m:rPr>
+                    <m:t>a</m:t>
+                  </m:r>
+                </m:e>
+              </m:func>
+            </m:sup>
+          </m:sSup>
+          <m:r>
+            <w:rPr>
+              <w:sz w:val="28"/>
+              <w:szCs w:val="28"/>
+            </w:rPr>
+            <m:rPr/>
+            <m:t>=</m:t>
+          </m:r>
+          <m:sSup>
+            <m:sSupPr>
+              <m:ctrlPr>
+                <w:rPr>
+                  <w:rFonts w:ascii="Cambria Math" w:hAnsi="Cambria Math" w:eastAsia="Cambria Math" w:cs="Cambria Math"/>
+                  <w:sz w:val="28"/>
+                </w:rPr>
+              </m:ctrlPr>
+            </m:sSupPr>
+            <m:e>
+              <m:r>
+                <w:rPr>
+                  <w:sz w:val="28"/>
+                  <w:szCs w:val="28"/>
+                </w:rPr>
+                <m:rPr/>
+                <m:t>𝑛</m:t>
+              </m:r>
+            </m:e>
+            <m:sup>
+              <m:r>
+                <w:rPr>
+                  <w:sz w:val="28"/>
+                  <w:szCs w:val="28"/>
+                </w:rPr>
+                <m:rPr/>
+                <m:t>1</m:t>
+              </m:r>
+            </m:sup>
+          </m:sSup>
+          <m:r>
+            <w:rPr>
+              <w:sz w:val="28"/>
+              <w:szCs w:val="28"/>
+            </w:rPr>
+            <m:rPr/>
+            <m:t>=</m:t>
+          </m:r>
+          <m:r>
+            <w:rPr>
+              <w:sz w:val="28"/>
+              <w:szCs w:val="28"/>
+            </w:rPr>
+            <m:rPr/>
+            <m:t>𝑛</m:t>
+          </m:r>
+        </m:oMath>
+      </m:oMathPara>
+      <w:r>
+        <w:rPr>
+          <w:rFonts w:ascii="Times New Roman" w:hAnsi="Times New Roman" w:eastAsia="Times New Roman" w:cs="Times New Roman"/>
+          <w:color w:val="000000"/>
+          <w:sz w:val="28"/>
+          <w:szCs w:val="28"/>
+          <w:lang w:val="en-US"/>
+        </w:rPr>
+      </w:r>
+      <w:r/>
+    </w:p>
+    <w:p>
+      <w:pPr>
+        <w:pStyle w:val="924"/>
+        <w:pBdr/>
+        <w:spacing/>
+        <w:ind/>
+        <w:rPr>
+          <w:sz w:val="28"/>
+          <w:szCs w:val="28"/>
+        </w:rPr>
+      </w:pPr>
+      <w:r>
+        <w:rPr>
+          <w:rFonts w:ascii="Times New Roman" w:hAnsi="Times New Roman" w:eastAsia="Times New Roman" w:cs="Times New Roman"/>
+          <w:color w:val="000000"/>
+          <w:sz w:val="28"/>
+          <w:szCs w:val="28"/>
+        </w:rPr>
+        <w:t xml:space="preserve">Так как f(n) = O(n) = Θ(</w:t>
+      </w:r>
+      <m:oMath>
+        <m:sSup>
+          <m:sSupPr>
             <m:ctrlPr>
               <w:rPr>
-                <w:rFonts w:ascii="Cambria Math" w:hAnsi="Cambria Math"/>
+                <w:rFonts w:hint="default" w:ascii="Cambria Math" w:hAnsi="Cambria Math" w:eastAsia="Cambria Math" w:cs="Cambria Math"/>
                 <w:i/>
-                <w:sz w:val="30"/>
-                <w:szCs w:val="30"/>
+                <w:color w:val="000000"/>
+                <w:sz w:val="28"/>
+                <w:szCs w:val="28"/>
               </w:rPr>
             </m:ctrlPr>
-          </m:dPr>
+          </m:sSupPr>
           <m:e>
             <m:r>
               <w:rPr>
-                <w:rFonts w:ascii="Cambria Math" w:hAnsi="Cambria Math"/>
-                <w:sz w:val="30"/>
-                <w:szCs w:val="30"/>
+                <w:rFonts w:hint="default" w:ascii="Cambria Math" w:hAnsi="Cambria Math" w:eastAsia="Cambria Math" w:cs="Cambria Math"/>
+                <w:color w:val="000000"/>
+                <w:sz w:val="28"/>
+                <w:szCs w:val="28"/>
               </w:rPr>
-              <m:rPr/>
+              <m:rPr>
+                <m:sty m:val="i"/>
+              </m:rPr>
               <m:t>n</m:t>
             </m:r>
-            <m:r>
-              <w:rPr>
-                <w:rFonts w:ascii="Cambria Math" w:hAnsi="Cambria Math"/>
-                <w:sz w:val="30"/>
-                <w:szCs w:val="30"/>
-              </w:rPr>
-              <m:rPr/>
-              <m:t>-</m:t>
-            </m:r>
-            <m:r>
-              <w:rPr>
-                <w:rFonts w:ascii="Cambria Math" w:hAnsi="Cambria Math"/>
-                <w:sz w:val="30"/>
-                <w:szCs w:val="30"/>
-              </w:rPr>
-              <m:rPr/>
-              <m:t>k</m:t>
-            </m:r>
           </m:e>
-        </m:d>
+          <m:sup>
+            <m:func>
+              <m:funcPr>
+                <m:ctrlPr>
+                  <w:rPr>
+                    <w:rFonts w:ascii="Cambria Math" w:hAnsi="Cambria Math" w:eastAsia="Cambria Math" w:cs="Cambria Math"/>
+                    <w:i/>
+                    <w:sz w:val="28"/>
+                    <w:szCs w:val="28"/>
+                  </w:rPr>
+                </m:ctrlPr>
+              </m:funcPr>
+              <m:fName>
+                <m:sSub>
+                  <m:sSubPr>
+                    <m:ctrlPr>
+                      <w:rPr>
+                        <w:rFonts w:ascii="Cambria Math" w:hAnsi="Cambria Math" w:eastAsia="Cambria Math" w:cs="Cambria Math"/>
+                        <w:i/>
+                        <w:sz w:val="28"/>
+                        <w:szCs w:val="28"/>
+                      </w:rPr>
+                    </m:ctrlPr>
+                  </m:sSubPr>
+                  <m:e>
+                    <m:r>
+                      <w:rPr>
+                        <w:rFonts w:hint="default" w:ascii="Cambria Math" w:hAnsi="Cambria Math" w:eastAsia="Cambria Math" w:cs="Cambria Math"/>
+                        <w:sz w:val="28"/>
+                        <w:szCs w:val="28"/>
+                      </w:rPr>
+                      <m:rPr>
+                        <m:sty m:val="i"/>
+                      </m:rPr>
+                      <m:t>log</m:t>
+                    </m:r>
+                  </m:e>
+                  <m:sub>
+                    <m:r>
+                      <w:rPr>
+                        <w:rFonts w:hint="default" w:ascii="Cambria Math" w:hAnsi="Cambria Math" w:eastAsia="Cambria Math" w:cs="Cambria Math"/>
+                        <w:sz w:val="28"/>
+                        <w:szCs w:val="28"/>
+                      </w:rPr>
+                      <m:rPr>
+                        <m:sty m:val="i"/>
+                      </m:rPr>
+                      <m:t>b</m:t>
+                    </m:r>
+                  </m:sub>
+                </m:sSub>
+              </m:fName>
+              <m:e>
+                <m:r>
+                  <w:rPr>
+                    <w:rFonts w:hint="default" w:ascii="Cambria Math" w:hAnsi="Cambria Math" w:eastAsia="Cambria Math" w:cs="Cambria Math"/>
+                    <w:sz w:val="28"/>
+                    <w:szCs w:val="28"/>
+                  </w:rPr>
+                  <m:rPr>
+                    <m:sty m:val="i"/>
+                  </m:rPr>
+                  <m:t>a</m:t>
+                </m:r>
+              </m:e>
+            </m:func>
+          </m:sup>
+        </m:sSup>
+      </m:oMath>
+      <w:r>
+        <w:rPr>
+          <w:rFonts w:ascii="Times New Roman" w:hAnsi="Times New Roman" w:eastAsia="Times New Roman" w:cs="Times New Roman"/>
+          <w:color w:val="000000"/>
+          <w:sz w:val="28"/>
+          <w:szCs w:val="28"/>
+        </w:rPr>
+        <w:t xml:space="preserve">), то выполняется второй случай мастер-теоремы, следовательно асимптотическая сложность составит Θ(n log n).</w:t>
+      </w:r>
+      <w:r>
+        <w:rPr>
+          <w:sz w:val="28"/>
+          <w:szCs w:val="28"/>
+        </w:rPr>
+      </w:r>
+    </w:p>
+    <w:p>
+      <w:pPr>
+        <w:pStyle w:val="924"/>
+        <w:pBdr/>
+        <w:spacing/>
+        <w:ind/>
+        <w:rPr>
+          <w:sz w:val="28"/>
+          <w:szCs w:val="28"/>
+        </w:rPr>
+      </w:pPr>
+      <w:r>
+        <w:rPr>
+          <w:rFonts w:ascii="Times New Roman" w:hAnsi="Times New Roman" w:eastAsia="Times New Roman" w:cs="Times New Roman"/>
+          <w:color w:val="000000"/>
+          <w:sz w:val="28"/>
+          <w:szCs w:val="28"/>
+        </w:rPr>
+        <w:t xml:space="preserve">Средний случай рассматривается при случайном распределении входных данных, поэтому ожидаемая глубина рекурсии будет логарифмической. Параметры будут такими же, как в лучшем случае, поэтому и асимптотическая сложность будет Θ(n log n).</w:t>
+      </w:r>
+      <w:r>
+        <w:rPr>
+          <w:sz w:val="28"/>
+          <w:szCs w:val="28"/>
+        </w:rPr>
+      </w:r>
+    </w:p>
+    <w:p>
+      <w:pPr>
+        <w:pStyle w:val="924"/>
+        <w:pBdr/>
+        <w:spacing/>
+        <w:ind/>
+        <w:rPr>
+          <w:sz w:val="28"/>
+          <w:szCs w:val="28"/>
+        </w:rPr>
+      </w:pPr>
+      <w:r>
+        <w:rPr>
+          <w:rFonts w:ascii="Times New Roman" w:hAnsi="Times New Roman" w:eastAsia="Times New Roman" w:cs="Times New Roman"/>
+          <w:color w:val="000000"/>
+          <w:sz w:val="28"/>
+          <w:szCs w:val="28"/>
+        </w:rPr>
+        <w:t xml:space="preserve">В худшем случае опорный элемент будет минимальным или максимальным в массиве, тогда разбиение будет на такие части – элементы меньше опорного (либо больше, если опорный элемент - максимальный, в любом случае их будет 0) и n-1 элементов. Тогда рекуррентное </w:t>
+      </w:r>
+      <w:r>
+        <w:rPr>
+          <w:rFonts w:ascii="Times New Roman" w:hAnsi="Times New Roman" w:eastAsia="Times New Roman" w:cs="Times New Roman"/>
+          <w:color w:val="000000"/>
+          <w:sz w:val="28"/>
+          <w:szCs w:val="28"/>
+        </w:rPr>
+        <w:t xml:space="preserve">соотношение будет T(n) = T(n-1) + O(n), но в таком случае мастер-теорема неприменима, потому что n-1 нельзя представить в виде n/b, чтобы b было константой. Тогда решаем методом развёртывания:</w:t>
+      </w:r>
+      <w:r>
+        <w:rPr>
+          <w:sz w:val="28"/>
+          <w:szCs w:val="28"/>
+        </w:rPr>
+      </w:r>
+    </w:p>
+    <w:p>
+      <w:pPr>
+        <w:pStyle w:val="924"/>
+        <w:pBdr/>
+        <w:spacing/>
+        <w:ind/>
+        <w:rPr>
+          <w:sz w:val="28"/>
+          <w:szCs w:val="28"/>
+        </w:rPr>
+      </w:pPr>
+      <w:r>
+        <w:rPr>
+          <w:sz w:val="28"/>
+          <w:szCs w:val="28"/>
+        </w:rPr>
+      </w:r>
+      <m:oMath>
         <m:r>
           <w:rPr>
-            <w:rFonts w:ascii="Cambria Math" w:hAnsi="Cambria Math"/>
-            <w:sz w:val="30"/>
-            <w:szCs w:val="30"/>
+            <w:sz w:val="28"/>
+            <w:szCs w:val="28"/>
+          </w:rPr>
+          <m:rPr/>
+          <m:t>𝑇</m:t>
+        </m:r>
+        <m:r>
+          <w:rPr>
+            <w:sz w:val="28"/>
+            <w:szCs w:val="28"/>
+          </w:rPr>
+          <m:rPr/>
+          <m:t>(</m:t>
+        </m:r>
+        <m:r>
+          <w:rPr>
+            <w:sz w:val="28"/>
+            <w:szCs w:val="28"/>
+          </w:rPr>
+          <m:rPr/>
+          <m:t>𝑛</m:t>
+        </m:r>
+        <m:r>
+          <w:rPr>
+            <w:sz w:val="28"/>
+            <w:szCs w:val="28"/>
+          </w:rPr>
+          <m:rPr/>
+          <m:t>)</m:t>
+        </m:r>
+        <m:r>
+          <w:rPr>
+            <w:sz w:val="28"/>
+            <w:szCs w:val="28"/>
+          </w:rPr>
+          <m:rPr/>
+          <m:t>=</m:t>
+        </m:r>
+        <m:r>
+          <w:rPr>
+            <w:sz w:val="28"/>
+            <w:szCs w:val="28"/>
+          </w:rPr>
+          <m:rPr/>
+          <m:t>[</m:t>
+        </m:r>
+        <m:r>
+          <w:rPr>
+            <w:sz w:val="28"/>
+            <w:szCs w:val="28"/>
+          </w:rPr>
+          <m:rPr/>
+          <m:t>𝑇</m:t>
+        </m:r>
+        <m:r>
+          <w:rPr>
+            <w:sz w:val="28"/>
+            <w:szCs w:val="28"/>
+          </w:rPr>
+          <m:rPr/>
+          <m:t>(</m:t>
+        </m:r>
+        <m:r>
+          <w:rPr>
+            <w:sz w:val="28"/>
+            <w:szCs w:val="28"/>
+          </w:rPr>
+          <m:rPr/>
+          <m:t>𝑛</m:t>
+        </m:r>
+        <m:r>
+          <w:rPr>
+            <w:sz w:val="28"/>
+            <w:szCs w:val="28"/>
+          </w:rPr>
+          <m:rPr/>
+          <m:t>−</m:t>
+        </m:r>
+        <m:r>
+          <w:rPr>
+            <w:sz w:val="28"/>
+            <w:szCs w:val="28"/>
+          </w:rPr>
+          <m:rPr/>
+          <m:t>2</m:t>
+        </m:r>
+        <m:r>
+          <w:rPr>
+            <w:sz w:val="28"/>
+            <w:szCs w:val="28"/>
+          </w:rPr>
+          <m:rPr/>
+          <m:t>)</m:t>
+        </m:r>
+        <m:r>
+          <w:rPr>
+            <w:sz w:val="28"/>
+            <w:szCs w:val="28"/>
           </w:rPr>
           <m:rPr/>
           <m:t>+</m:t>
         </m:r>
         <m:r>
           <w:rPr>
-            <w:rFonts w:ascii="Cambria Math" w:hAnsi="Cambria Math"/>
-            <w:sz w:val="30"/>
-            <w:szCs w:val="30"/>
+            <w:sz w:val="28"/>
+            <w:szCs w:val="28"/>
           </w:rPr>
           <m:rPr/>
-          <m:t>c</m:t>
+          <m:t>𝑐</m:t>
         </m:r>
         <m:r>
           <w:rPr>
-            <w:rFonts w:ascii="Cambria Math" w:hAnsi="Cambria Math"/>
-            <w:sz w:val="30"/>
-            <w:szCs w:val="30"/>
+            <w:sz w:val="28"/>
+            <w:szCs w:val="28"/>
           </w:rPr>
           <m:rPr/>
-          <m:t>*</m:t>
+          <m:t>⋅</m:t>
         </m:r>
-        <m:nary>
-          <m:naryPr>
-            <m:chr m:val="∑"/>
-            <m:grow m:val="off"/>
-            <m:limLoc m:val="undOvr"/>
-            <m:ctrlPr>
-              <w:rPr>
-                <w:rFonts w:ascii="Cambria Math" w:hAnsi="Cambria Math"/>
-                <w:i/>
-                <w:sz w:val="30"/>
-                <w:szCs w:val="30"/>
-                <w:lang w:val="en-US"/>
-              </w:rPr>
-            </m:ctrlPr>
-          </m:naryPr>
-          <m:sub>
-            <m:r>
-              <w:rPr>
-                <w:rFonts w:ascii="Cambria Math" w:hAnsi="Cambria Math"/>
-                <w:sz w:val="30"/>
-                <w:szCs w:val="30"/>
-                <w:lang w:val="en-US"/>
-              </w:rPr>
-              <m:rPr/>
-              <m:t>i=n-k+1</m:t>
-            </m:r>
-          </m:sub>
-          <m:sup>
-            <m:r>
-              <w:rPr>
-                <w:rFonts w:ascii="Cambria Math" w:hAnsi="Cambria Math"/>
-                <w:sz w:val="30"/>
-                <w:szCs w:val="30"/>
-                <w:lang w:val="en-US"/>
-              </w:rPr>
-              <m:rPr/>
-              <m:t>n</m:t>
-            </m:r>
-          </m:sup>
-          <m:e>
-            <m:r>
-              <w:rPr>
-                <w:rFonts w:ascii="Cambria Math" w:hAnsi="Cambria Math"/>
-                <w:sz w:val="30"/>
-                <w:szCs w:val="30"/>
-                <w:lang w:val="en-US"/>
-              </w:rPr>
-              <m:rPr/>
-              <m:t>i</m:t>
-            </m:r>
-          </m:e>
-        </m:nary>
+        <m:r>
+          <w:rPr>
+            <w:sz w:val="28"/>
+            <w:szCs w:val="28"/>
+          </w:rPr>
+          <m:rPr/>
+          <m:t>(</m:t>
+        </m:r>
+        <m:r>
+          <w:rPr>
+            <w:sz w:val="28"/>
+            <w:szCs w:val="28"/>
+          </w:rPr>
+          <m:rPr/>
+          <m:t>𝑛</m:t>
+        </m:r>
+        <m:r>
+          <w:rPr>
+            <w:sz w:val="28"/>
+            <w:szCs w:val="28"/>
+          </w:rPr>
+          <m:rPr/>
+          <m:t>−</m:t>
+        </m:r>
+        <m:r>
+          <w:rPr>
+            <w:sz w:val="28"/>
+            <w:szCs w:val="28"/>
+          </w:rPr>
+          <m:rPr/>
+          <m:t>1</m:t>
+        </m:r>
+        <m:r>
+          <w:rPr>
+            <w:sz w:val="28"/>
+            <w:szCs w:val="28"/>
+          </w:rPr>
+          <m:rPr/>
+          <m:t>)</m:t>
+        </m:r>
+        <m:r>
+          <w:rPr>
+            <w:sz w:val="28"/>
+            <w:szCs w:val="28"/>
+          </w:rPr>
+          <m:rPr/>
+          <m:t>]</m:t>
+        </m:r>
+        <m:r>
+          <w:rPr>
+            <w:sz w:val="28"/>
+            <w:szCs w:val="28"/>
+          </w:rPr>
+          <m:rPr/>
+          <m:t>+</m:t>
+        </m:r>
+        <m:r>
+          <w:rPr>
+            <w:sz w:val="28"/>
+            <w:szCs w:val="28"/>
+          </w:rPr>
+          <m:rPr/>
+          <m:t>𝑐</m:t>
+        </m:r>
+        <m:r>
+          <w:rPr>
+            <w:sz w:val="28"/>
+            <w:szCs w:val="28"/>
+          </w:rPr>
+          <m:rPr/>
+          <m:t>⋅</m:t>
+        </m:r>
+        <m:r>
+          <w:rPr>
+            <w:sz w:val="28"/>
+            <w:szCs w:val="28"/>
+          </w:rPr>
+          <m:rPr/>
+          <m:t>𝑛</m:t>
+        </m:r>
+        <m:r>
+          <w:rPr>
+            <w:sz w:val="28"/>
+            <w:szCs w:val="28"/>
+          </w:rPr>
+          <m:rPr/>
+          <m:t>=</m:t>
+        </m:r>
+        <m:r>
+          <w:rPr>
+            <w:sz w:val="28"/>
+            <w:szCs w:val="28"/>
+          </w:rPr>
+          <m:rPr/>
+          <m:t>𝑇</m:t>
+        </m:r>
+        <m:r>
+          <w:rPr>
+            <w:sz w:val="28"/>
+            <w:szCs w:val="28"/>
+          </w:rPr>
+          <m:rPr/>
+          <m:t>(</m:t>
+        </m:r>
+        <m:r>
+          <w:rPr>
+            <w:sz w:val="28"/>
+            <w:szCs w:val="28"/>
+          </w:rPr>
+          <m:rPr/>
+          <m:t>𝑛</m:t>
+        </m:r>
+        <m:r>
+          <w:rPr>
+            <w:sz w:val="28"/>
+            <w:szCs w:val="28"/>
+          </w:rPr>
+          <m:rPr/>
+          <m:t>−</m:t>
+        </m:r>
+        <m:r>
+          <w:rPr>
+            <w:sz w:val="28"/>
+            <w:szCs w:val="28"/>
+          </w:rPr>
+          <m:rPr/>
+          <m:t>2</m:t>
+        </m:r>
+        <m:r>
+          <w:rPr>
+            <w:sz w:val="28"/>
+            <w:szCs w:val="28"/>
+          </w:rPr>
+          <m:rPr/>
+          <m:t>)</m:t>
+        </m:r>
+        <m:r>
+          <w:rPr>
+            <w:sz w:val="28"/>
+            <w:szCs w:val="28"/>
+          </w:rPr>
+          <m:rPr/>
+          <m:t>+</m:t>
+        </m:r>
+        <m:r>
+          <w:rPr>
+            <w:sz w:val="28"/>
+            <w:szCs w:val="28"/>
+          </w:rPr>
+          <m:rPr/>
+          <m:t>𝑐</m:t>
+        </m:r>
+        <m:r>
+          <w:rPr>
+            <w:sz w:val="28"/>
+            <w:szCs w:val="28"/>
+          </w:rPr>
+          <m:rPr/>
+          <m:t>[</m:t>
+        </m:r>
+        <m:r>
+          <w:rPr>
+            <w:sz w:val="28"/>
+            <w:szCs w:val="28"/>
+          </w:rPr>
+          <m:rPr/>
+          <m:t>(</m:t>
+        </m:r>
+        <m:r>
+          <w:rPr>
+            <w:sz w:val="28"/>
+            <w:szCs w:val="28"/>
+          </w:rPr>
+          <m:rPr/>
+          <m:t>𝑛</m:t>
+        </m:r>
+        <m:r>
+          <w:rPr>
+            <w:sz w:val="28"/>
+            <w:szCs w:val="28"/>
+          </w:rPr>
+          <m:rPr/>
+          <m:t>−</m:t>
+        </m:r>
+        <m:r>
+          <w:rPr>
+            <w:sz w:val="28"/>
+            <w:szCs w:val="28"/>
+          </w:rPr>
+          <m:rPr/>
+          <m:t>1</m:t>
+        </m:r>
+        <m:r>
+          <w:rPr>
+            <w:sz w:val="28"/>
+            <w:szCs w:val="28"/>
+          </w:rPr>
+          <m:rPr/>
+          <m:t>)</m:t>
+        </m:r>
+        <m:r>
+          <w:rPr>
+            <w:sz w:val="28"/>
+            <w:szCs w:val="28"/>
+          </w:rPr>
+          <m:rPr/>
+          <m:t>+</m:t>
+        </m:r>
+        <m:r>
+          <w:rPr>
+            <w:sz w:val="28"/>
+            <w:szCs w:val="28"/>
+          </w:rPr>
+          <m:rPr/>
+          <m:t>𝑛</m:t>
+        </m:r>
+        <m:r>
+          <w:rPr>
+            <w:sz w:val="28"/>
+            <w:szCs w:val="28"/>
+          </w:rPr>
+          <m:rPr/>
+          <m:t>]</m:t>
+        </m:r>
       </m:oMath>
       <w:r>
         <w:rPr>
-          <w:rFonts w:ascii="Cambria Math" w:hAnsi="Cambria Math"/>
-          <w:i/>
-          <w:sz w:val="30"/>
-          <w:szCs w:val="30"/>
-          <w:lang w:val="en-US"/>
-        </w:rPr>
-        <w:t xml:space="preserve"> </w:t>
-      </w:r>
-      <w:r>
-        <w:rPr>
-          <w:sz w:val="30"/>
-          <w:szCs w:val="30"/>
-          <w:lang w:val="en-US"/>
-        </w:rPr>
-      </w:r>
-      <w:r>
-        <w:rPr>
-          <w:sz w:val="30"/>
-          <w:szCs w:val="30"/>
-          <w:lang w:val="en-US"/>
+          <w:rFonts w:ascii="Times New Roman" w:hAnsi="Times New Roman" w:eastAsia="Times New Roman" w:cs="Times New Roman"/>
+          <w:color w:val="000000"/>
+          <w:sz w:val="28"/>
+          <w:szCs w:val="28"/>
+        </w:rPr>
+        <w:t xml:space="preserve">T(n)=[T(n−2)+c⋅(n−1)]+c⋅n=T(n−2)+c[(n−1)+n]</w:t>
+      </w:r>
+      <w:r>
+        <w:rPr>
+          <w:sz w:val="28"/>
+          <w:szCs w:val="28"/>
         </w:rPr>
       </w:r>
     </w:p>
@@ -8189,55 +7584,261 @@
         <w:pStyle w:val="924"/>
         <w:pBdr/>
         <w:spacing/>
-        <w:ind w:right="4" w:firstLine="720"/>
-        <w:rPr>
-          <w:sz w:val="30"/>
-          <w:szCs w:val="30"/>
-          <w:lang w:val="en-US"/>
-        </w:rPr>
-      </w:pPr>
-      <w:r>
-        <w:rPr>
-          <w:sz w:val="30"/>
-          <w:szCs w:val="30"/>
-        </w:rPr>
-        <w:t xml:space="preserve">При </w:t>
-      </w:r>
-      <w:r>
-        <w:rPr>
-          <w:sz w:val="30"/>
-          <w:szCs w:val="30"/>
-          <w:lang w:val="en-US"/>
-        </w:rPr>
-        <w:t xml:space="preserve">k = n-1</w:t>
-      </w:r>
-      <w:r>
-        <w:rPr>
-          <w:sz w:val="30"/>
-          <w:szCs w:val="30"/>
-        </w:rPr>
-        <w:t xml:space="preserve">, получаем</w:t>
-      </w:r>
-      <w:r>
-        <w:rPr>
-          <w:sz w:val="30"/>
-          <w:szCs w:val="30"/>
-          <w:lang w:val="en-US"/>
-        </w:rPr>
-        <w:t xml:space="preserve">: </w:t>
-      </w:r>
-      <w:r>
-        <w:rPr>
-          <w:sz w:val="30"/>
-          <w:szCs w:val="30"/>
-          <w:lang w:val="en-US"/>
-        </w:rPr>
-      </w:r>
-      <w:r>
-        <w:rPr>
-          <w:sz w:val="30"/>
-          <w:szCs w:val="30"/>
-          <w:lang w:val="en-US"/>
+        <w:ind/>
+        <w:rPr>
+          <w:rFonts w:ascii="Times New Roman" w:hAnsi="Times New Roman" w:eastAsia="Times New Roman" w:cs="Times New Roman"/>
+          <w:color w:val="000000"/>
+          <w:sz w:val="28"/>
+          <w:szCs w:val="28"/>
+          <w:highlight w:val="none"/>
+        </w:rPr>
+      </w:pPr>
+      <w:r>
+        <w:rPr>
+          <w:sz w:val="28"/>
+          <w:szCs w:val="28"/>
+        </w:rPr>
+      </w:r>
+      <m:oMath>
+        <m:r>
+          <w:rPr>
+            <w:sz w:val="28"/>
+            <w:szCs w:val="28"/>
+          </w:rPr>
+          <m:rPr/>
+          <m:t>𝑇</m:t>
+        </m:r>
+        <m:r>
+          <w:rPr>
+            <w:sz w:val="28"/>
+            <w:szCs w:val="28"/>
+          </w:rPr>
+          <m:rPr/>
+          <m:t>(</m:t>
+        </m:r>
+        <m:r>
+          <w:rPr>
+            <w:sz w:val="28"/>
+            <w:szCs w:val="28"/>
+          </w:rPr>
+          <m:rPr/>
+          <m:t>𝑛</m:t>
+        </m:r>
+        <m:r>
+          <w:rPr>
+            <w:sz w:val="28"/>
+            <w:szCs w:val="28"/>
+          </w:rPr>
+          <m:rPr/>
+          <m:t>)</m:t>
+        </m:r>
+        <m:r>
+          <w:rPr>
+            <w:sz w:val="28"/>
+            <w:szCs w:val="28"/>
+          </w:rPr>
+          <m:rPr/>
+          <m:t>=</m:t>
+        </m:r>
+        <m:r>
+          <w:rPr>
+            <w:sz w:val="28"/>
+            <w:szCs w:val="28"/>
+          </w:rPr>
+          <m:rPr/>
+          <m:t>𝑇</m:t>
+        </m:r>
+        <m:r>
+          <w:rPr>
+            <w:sz w:val="28"/>
+            <w:szCs w:val="28"/>
+          </w:rPr>
+          <m:rPr/>
+          <m:t>(</m:t>
+        </m:r>
+        <m:r>
+          <w:rPr>
+            <w:sz w:val="28"/>
+            <w:szCs w:val="28"/>
+          </w:rPr>
+          <m:rPr/>
+          <m:t>𝑛</m:t>
+        </m:r>
+        <m:r>
+          <w:rPr>
+            <w:sz w:val="28"/>
+            <w:szCs w:val="28"/>
+          </w:rPr>
+          <m:rPr/>
+          <m:t>−</m:t>
+        </m:r>
+        <m:r>
+          <w:rPr>
+            <w:sz w:val="28"/>
+            <w:szCs w:val="28"/>
+          </w:rPr>
+          <m:rPr/>
+          <m:t>3</m:t>
+        </m:r>
+        <m:r>
+          <w:rPr>
+            <w:sz w:val="28"/>
+            <w:szCs w:val="28"/>
+          </w:rPr>
+          <m:rPr/>
+          <m:t>)</m:t>
+        </m:r>
+        <m:r>
+          <w:rPr>
+            <w:sz w:val="28"/>
+            <w:szCs w:val="28"/>
+          </w:rPr>
+          <m:rPr/>
+          <m:t>+</m:t>
+        </m:r>
+        <m:r>
+          <w:rPr>
+            <w:sz w:val="28"/>
+            <w:szCs w:val="28"/>
+          </w:rPr>
+          <m:rPr/>
+          <m:t>𝑐</m:t>
+        </m:r>
+        <m:r>
+          <w:rPr>
+            <w:sz w:val="28"/>
+            <w:szCs w:val="28"/>
+          </w:rPr>
+          <m:rPr/>
+          <m:t>[</m:t>
+        </m:r>
+        <m:r>
+          <w:rPr>
+            <w:sz w:val="28"/>
+            <w:szCs w:val="28"/>
+          </w:rPr>
+          <m:rPr/>
+          <m:t>(</m:t>
+        </m:r>
+        <m:r>
+          <w:rPr>
+            <w:sz w:val="28"/>
+            <w:szCs w:val="28"/>
+          </w:rPr>
+          <m:rPr/>
+          <m:t>𝑛</m:t>
+        </m:r>
+        <m:r>
+          <w:rPr>
+            <w:sz w:val="28"/>
+            <w:szCs w:val="28"/>
+          </w:rPr>
+          <m:rPr/>
+          <m:t>−</m:t>
+        </m:r>
+        <m:r>
+          <w:rPr>
+            <w:sz w:val="28"/>
+            <w:szCs w:val="28"/>
+          </w:rPr>
+          <m:rPr/>
+          <m:t>2</m:t>
+        </m:r>
+        <m:r>
+          <w:rPr>
+            <w:sz w:val="28"/>
+            <w:szCs w:val="28"/>
+          </w:rPr>
+          <m:rPr/>
+          <m:t>)</m:t>
+        </m:r>
+        <m:r>
+          <w:rPr>
+            <w:sz w:val="28"/>
+            <w:szCs w:val="28"/>
+          </w:rPr>
+          <m:rPr/>
+          <m:t>+</m:t>
+        </m:r>
+        <m:r>
+          <w:rPr>
+            <w:sz w:val="28"/>
+            <w:szCs w:val="28"/>
+          </w:rPr>
+          <m:rPr/>
+          <m:t>(</m:t>
+        </m:r>
+        <m:r>
+          <w:rPr>
+            <w:sz w:val="28"/>
+            <w:szCs w:val="28"/>
+          </w:rPr>
+          <m:rPr/>
+          <m:t>𝑛</m:t>
+        </m:r>
+        <m:r>
+          <w:rPr>
+            <w:sz w:val="28"/>
+            <w:szCs w:val="28"/>
+          </w:rPr>
+          <m:rPr/>
+          <m:t>−</m:t>
+        </m:r>
+        <m:r>
+          <w:rPr>
+            <w:sz w:val="28"/>
+            <w:szCs w:val="28"/>
+          </w:rPr>
+          <m:rPr/>
+          <m:t>1</m:t>
+        </m:r>
+        <m:r>
+          <w:rPr>
+            <w:sz w:val="28"/>
+            <w:szCs w:val="28"/>
+          </w:rPr>
+          <m:rPr/>
+          <m:t>)</m:t>
+        </m:r>
+        <m:r>
+          <w:rPr>
+            <w:sz w:val="28"/>
+            <w:szCs w:val="28"/>
+          </w:rPr>
+          <m:rPr/>
+          <m:t>+</m:t>
+        </m:r>
+        <m:r>
+          <w:rPr>
+            <w:sz w:val="28"/>
+            <w:szCs w:val="28"/>
+          </w:rPr>
+          <m:rPr/>
+          <m:t>𝑛</m:t>
+        </m:r>
+        <m:r>
+          <w:rPr>
+            <w:sz w:val="28"/>
+            <w:szCs w:val="28"/>
+          </w:rPr>
+          <m:rPr/>
+          <m:t>]</m:t>
+        </m:r>
+      </m:oMath>
+      <w:r>
+        <w:rPr>
+          <w:rFonts w:ascii="Times New Roman" w:hAnsi="Times New Roman" w:eastAsia="Times New Roman" w:cs="Times New Roman"/>
+          <w:color w:val="000000"/>
+          <w:sz w:val="28"/>
+          <w:szCs w:val="28"/>
+        </w:rPr>
+        <w:t xml:space="preserve">T(n)=T(n−3)+c[(n−2)+(n−1)+n]</w:t>
+      </w:r>
+      <w:r>
+        <w:rPr>
+          <w:rFonts w:ascii="Times New Roman" w:hAnsi="Times New Roman" w:eastAsia="Times New Roman" w:cs="Times New Roman"/>
+          <w:sz w:val="28"/>
+          <w:szCs w:val="28"/>
         </w:rPr>
       </w:r>
     </w:p>
@@ -8246,115 +7847,248 @@
         <w:pStyle w:val="924"/>
         <w:pBdr/>
         <w:spacing/>
-        <w:ind w:right="4" w:firstLine="720"/>
-        <w:rPr>
-          <w:sz w:val="30"/>
-          <w:szCs w:val="30"/>
-        </w:rPr>
-      </w:pPr>
-      <w:r/>
+        <w:ind/>
+        <w:rPr>
+          <w:rFonts w:ascii="Times New Roman" w:hAnsi="Times New Roman" w:eastAsia="Times New Roman" w:cs="Times New Roman"/>
+          <w:sz w:val="28"/>
+          <w:szCs w:val="28"/>
+        </w:rPr>
+      </w:pPr>
+      <w:r>
+        <w:rPr>
+          <w:rFonts w:ascii="Times New Roman" w:hAnsi="Times New Roman" w:eastAsia="Times New Roman" w:cs="Times New Roman"/>
+          <w:sz w:val="28"/>
+          <w:szCs w:val="28"/>
+        </w:rPr>
+      </w:r>
+      <w:r>
+        <w:rPr>
+          <w:rFonts w:ascii="Times New Roman" w:hAnsi="Times New Roman" w:eastAsia="Times New Roman" w:cs="Times New Roman"/>
+          <w:sz w:val="28"/>
+          <w:szCs w:val="28"/>
+        </w:rPr>
+      </w:r>
+      <w:r>
+        <w:rPr>
+          <w:rFonts w:ascii="Times New Roman" w:hAnsi="Times New Roman" w:eastAsia="Times New Roman" w:cs="Times New Roman"/>
+          <w:sz w:val="28"/>
+          <w:szCs w:val="28"/>
+        </w:rPr>
+      </w:r>
+    </w:p>
+    <w:p>
+      <w:pPr>
+        <w:pStyle w:val="924"/>
+        <w:pBdr/>
+        <w:spacing/>
+        <w:ind/>
+        <w:rPr>
+          <w:rFonts w:ascii="Times New Roman" w:hAnsi="Times New Roman" w:eastAsia="Times New Roman" w:cs="Times New Roman"/>
+          <w:sz w:val="28"/>
+          <w:szCs w:val="28"/>
+        </w:rPr>
+      </w:pPr>
+      <w:r>
+        <w:rPr>
+          <w:rFonts w:ascii="Times New Roman" w:hAnsi="Times New Roman" w:eastAsia="Times New Roman" w:cs="Times New Roman"/>
+          <w:color w:val="000000"/>
+          <w:sz w:val="28"/>
+          <w:szCs w:val="28"/>
+          <w:highlight w:val="none"/>
+        </w:rPr>
+      </w:r>
+      <w:r>
+        <w:rPr>
+          <w:rFonts w:ascii="Times New Roman" w:hAnsi="Times New Roman" w:eastAsia="Times New Roman" w:cs="Times New Roman"/>
+          <w:color w:val="000000"/>
+          <w:sz w:val="28"/>
+          <w:szCs w:val="28"/>
+          <w:highlight w:val="none"/>
+        </w:rPr>
+      </w:r>
+      <w:r>
+        <w:rPr>
+          <w:rFonts w:ascii="Times New Roman" w:hAnsi="Times New Roman" w:eastAsia="Times New Roman" w:cs="Times New Roman"/>
+          <w:color w:val="000000"/>
+          <w:sz w:val="28"/>
+          <w:szCs w:val="28"/>
+          <w:highlight w:val="none"/>
+        </w:rPr>
+      </w:r>
+    </w:p>
+    <w:p>
+      <w:pPr>
+        <w:pStyle w:val="924"/>
+        <w:pBdr/>
+        <w:spacing/>
+        <w:ind/>
+        <w:rPr>
+          <w:rFonts w:ascii="Times New Roman" w:hAnsi="Times New Roman" w:eastAsia="Times New Roman" w:cs="Times New Roman"/>
+          <w:color w:val="000000"/>
+          <w:sz w:val="28"/>
+          <w:szCs w:val="28"/>
+        </w:rPr>
+      </w:pPr>
+      <w:r>
+        <w:rPr>
+          <w:rFonts w:ascii="Times New Roman" w:hAnsi="Times New Roman" w:eastAsia="Times New Roman" w:cs="Times New Roman"/>
+          <w:color w:val="000000"/>
+          <w:sz w:val="28"/>
+          <w:szCs w:val="28"/>
+        </w:rPr>
+        <w:t xml:space="preserve">После k шагов:</w:t>
+      </w:r>
+      <w:r>
+        <w:rPr>
+          <w:rFonts w:ascii="Times New Roman" w:hAnsi="Times New Roman" w:eastAsia="Times New Roman" w:cs="Times New Roman"/>
+          <w:sz w:val="28"/>
+          <w:szCs w:val="28"/>
+        </w:rPr>
+      </w:r>
+    </w:p>
+    <w:p>
+      <w:pPr>
+        <w:pStyle w:val="924"/>
+        <w:pBdr/>
+        <w:spacing/>
+        <w:ind/>
+        <w:jc w:val="left"/>
+        <w:rPr>
+          <w:rFonts w:ascii="Times New Roman" w:hAnsi="Times New Roman" w:eastAsia="Times New Roman" w:cs="Times New Roman"/>
+          <w:sz w:val="28"/>
+          <w:szCs w:val="28"/>
+        </w:rPr>
+      </w:pPr>
+      <w:r>
+        <w:rPr>
+          <w:rFonts w:ascii="Times New Roman" w:hAnsi="Times New Roman" w:eastAsia="Times New Roman" w:cs="Times New Roman"/>
+          <w:color w:val="000000"/>
+          <w:sz w:val="28"/>
+          <w:szCs w:val="28"/>
+        </w:rPr>
+      </w:r>
+      <w:r>
+        <w:rPr>
+          <w:sz w:val="28"/>
+          <w:szCs w:val="28"/>
+        </w:rPr>
+      </w:r>
       <m:oMathPara>
-        <m:oMathParaPr/>
+        <m:oMathParaPr>
+          <m:jc m:val="left"/>
+        </m:oMathParaPr>
         <m:oMath>
           <m:r>
             <w:rPr>
-              <w:rFonts w:ascii="Cambria Math" w:hAnsi="Cambria Math"/>
-              <w:sz w:val="30"/>
-              <w:szCs w:val="30"/>
+              <w:sz w:val="28"/>
+              <w:szCs w:val="28"/>
             </w:rPr>
             <m:rPr/>
-            <m:t>T</m:t>
+            <m:t>𝑇</m:t>
           </m:r>
-          <m:d>
-            <m:dPr>
-              <m:ctrlPr>
-                <w:rPr>
-                  <w:rFonts w:ascii="Cambria Math" w:hAnsi="Cambria Math"/>
-                  <w:i/>
-                  <w:sz w:val="30"/>
-                  <w:szCs w:val="30"/>
-                </w:rPr>
-              </m:ctrlPr>
-            </m:dPr>
-            <m:e>
-              <m:r>
-                <w:rPr>
-                  <w:rFonts w:ascii="Cambria Math" w:hAnsi="Cambria Math"/>
-                  <w:sz w:val="30"/>
-                  <w:szCs w:val="30"/>
-                </w:rPr>
-                <m:rPr/>
-                <m:t>n</m:t>
-              </m:r>
-            </m:e>
-          </m:d>
           <m:r>
             <w:rPr>
-              <w:rFonts w:ascii="Cambria Math" w:hAnsi="Cambria Math"/>
-              <w:sz w:val="30"/>
-              <w:szCs w:val="30"/>
+              <w:sz w:val="28"/>
+              <w:szCs w:val="28"/>
+            </w:rPr>
+            <m:rPr/>
+            <m:t>(</m:t>
+          </m:r>
+          <m:r>
+            <w:rPr>
+              <w:sz w:val="28"/>
+              <w:szCs w:val="28"/>
+            </w:rPr>
+            <m:rPr/>
+            <m:t>𝑛</m:t>
+          </m:r>
+          <m:r>
+            <w:rPr>
+              <w:sz w:val="28"/>
+              <w:szCs w:val="28"/>
+            </w:rPr>
+            <m:rPr/>
+            <m:t>)</m:t>
+          </m:r>
+          <m:r>
+            <w:rPr>
+              <w:sz w:val="28"/>
+              <w:szCs w:val="28"/>
             </w:rPr>
             <m:rPr/>
             <m:t>=</m:t>
           </m:r>
           <m:r>
             <w:rPr>
-              <w:rFonts w:ascii="Cambria Math" w:hAnsi="Cambria Math"/>
-              <w:sz w:val="30"/>
-              <w:szCs w:val="30"/>
+              <w:sz w:val="28"/>
+              <w:szCs w:val="28"/>
             </w:rPr>
             <m:rPr/>
-            <m:t>T</m:t>
+            <m:t>𝑇</m:t>
           </m:r>
-          <m:d>
-            <m:dPr>
-              <m:ctrlPr>
-                <w:rPr>
-                  <w:rFonts w:ascii="Cambria Math" w:hAnsi="Cambria Math"/>
-                  <w:i/>
-                  <w:sz w:val="30"/>
-                  <w:szCs w:val="30"/>
-                </w:rPr>
-              </m:ctrlPr>
-            </m:dPr>
-            <m:e>
-              <m:r>
-                <w:rPr>
-                  <w:rFonts w:ascii="Cambria Math" w:hAnsi="Cambria Math"/>
-                  <w:sz w:val="30"/>
-                  <w:szCs w:val="30"/>
-                </w:rPr>
-                <m:rPr/>
-                <m:t>1</m:t>
-              </m:r>
-            </m:e>
-          </m:d>
           <m:r>
             <w:rPr>
-              <w:rFonts w:ascii="Cambria Math" w:hAnsi="Cambria Math"/>
-              <w:sz w:val="30"/>
-              <w:szCs w:val="30"/>
+              <w:sz w:val="28"/>
+              <w:szCs w:val="28"/>
+            </w:rPr>
+            <m:rPr/>
+            <m:t>(</m:t>
+          </m:r>
+          <m:r>
+            <w:rPr>
+              <w:sz w:val="28"/>
+              <w:szCs w:val="28"/>
+            </w:rPr>
+            <m:rPr/>
+            <m:t>𝑛</m:t>
+          </m:r>
+          <m:r>
+            <w:rPr>
+              <w:sz w:val="28"/>
+              <w:szCs w:val="28"/>
+            </w:rPr>
+            <m:rPr/>
+            <m:t>−</m:t>
+          </m:r>
+          <m:r>
+            <w:rPr>
+              <w:sz w:val="28"/>
+              <w:szCs w:val="28"/>
+            </w:rPr>
+            <m:rPr/>
+            <m:t>𝑘</m:t>
+          </m:r>
+          <m:r>
+            <w:rPr>
+              <w:sz w:val="28"/>
+              <w:szCs w:val="28"/>
+            </w:rPr>
+            <m:rPr/>
+            <m:t>)</m:t>
+          </m:r>
+          <m:r>
+            <w:rPr>
+              <w:sz w:val="28"/>
+              <w:szCs w:val="28"/>
             </w:rPr>
             <m:rPr/>
             <m:t>+</m:t>
           </m:r>
           <m:r>
             <w:rPr>
-              <w:rFonts w:ascii="Cambria Math" w:hAnsi="Cambria Math"/>
-              <w:sz w:val="30"/>
-              <w:szCs w:val="30"/>
+              <w:sz w:val="28"/>
+              <w:szCs w:val="28"/>
             </w:rPr>
             <m:rPr/>
-            <m:t>c</m:t>
+            <m:t>𝑐</m:t>
           </m:r>
           <m:r>
             <w:rPr>
-              <w:rFonts w:ascii="Cambria Math" w:hAnsi="Cambria Math"/>
-              <w:sz w:val="30"/>
-              <w:szCs w:val="30"/>
+              <w:sz w:val="28"/>
+              <w:szCs w:val="28"/>
             </w:rPr>
             <m:rPr/>
-            <m:t>*</m:t>
+            <m:t>⋅</m:t>
           </m:r>
           <m:nary>
             <m:naryPr>
@@ -8363,31 +8097,280 @@
               <m:limLoc m:val="undOvr"/>
               <m:ctrlPr>
                 <w:rPr>
-                  <w:rFonts w:ascii="Cambria Math" w:hAnsi="Cambria Math"/>
-                  <w:i/>
-                  <w:sz w:val="30"/>
-                  <w:szCs w:val="30"/>
-                  <w:lang w:val="en-US"/>
+                  <w:rFonts w:ascii="Cambria Math" w:hAnsi="Cambria Math" w:eastAsia="Cambria Math" w:cs="Cambria Math"/>
+                  <w:sz w:val="28"/>
                 </w:rPr>
               </m:ctrlPr>
             </m:naryPr>
             <m:sub>
               <m:r>
                 <w:rPr>
-                  <w:rFonts w:ascii="Cambria Math" w:hAnsi="Cambria Math"/>
-                  <w:sz w:val="30"/>
-                  <w:szCs w:val="30"/>
-                  <w:lang w:val="en-US"/>
+                  <w:sz w:val="28"/>
+                  <w:szCs w:val="28"/>
                 </w:rPr>
                 <m:rPr/>
-                <m:t>i=</m:t>
+                <m:t>𝑖</m:t>
               </m:r>
               <m:r>
                 <w:rPr>
-                  <w:rFonts w:ascii="Cambria Math" w:hAnsi="Cambria Math"/>
-                  <w:sz w:val="30"/>
-                  <w:szCs w:val="30"/>
-                  <w:lang w:val="en-US"/>
+                  <w:sz w:val="28"/>
+                  <w:szCs w:val="28"/>
+                </w:rPr>
+                <m:rPr/>
+                <m:t>=</m:t>
+              </m:r>
+              <m:r>
+                <w:rPr>
+                  <w:sz w:val="28"/>
+                  <w:szCs w:val="28"/>
+                </w:rPr>
+                <m:rPr/>
+                <m:t>𝑛</m:t>
+              </m:r>
+              <m:r>
+                <w:rPr>
+                  <w:sz w:val="28"/>
+                  <w:szCs w:val="28"/>
+                </w:rPr>
+                <m:rPr/>
+                <m:t>−</m:t>
+              </m:r>
+              <m:r>
+                <w:rPr>
+                  <w:sz w:val="28"/>
+                  <w:szCs w:val="28"/>
+                </w:rPr>
+                <m:rPr/>
+                <m:t>𝑘</m:t>
+              </m:r>
+              <m:r>
+                <w:rPr>
+                  <w:sz w:val="28"/>
+                  <w:szCs w:val="28"/>
+                </w:rPr>
+                <m:rPr/>
+                <m:t>+</m:t>
+              </m:r>
+              <m:r>
+                <w:rPr>
+                  <w:sz w:val="28"/>
+                  <w:szCs w:val="28"/>
+                </w:rPr>
+                <m:rPr/>
+                <m:t>1</m:t>
+              </m:r>
+            </m:sub>
+            <m:sup>
+              <m:r>
+                <w:rPr>
+                  <w:sz w:val="28"/>
+                  <w:szCs w:val="28"/>
+                </w:rPr>
+                <m:rPr/>
+                <m:t>𝑛</m:t>
+              </m:r>
+            </m:sup>
+            <m:e>
+              <m:r>
+                <w:rPr>
+                  <w:sz w:val="28"/>
+                  <w:szCs w:val="28"/>
+                </w:rPr>
+                <m:rPr/>
+                <m:t>𝑖</m:t>
+              </m:r>
+            </m:e>
+          </m:nary>
+        </m:oMath>
+      </m:oMathPara>
+      <w:r>
+        <w:rPr>
+          <w:rFonts w:ascii="Times New Roman" w:hAnsi="Times New Roman" w:eastAsia="Times New Roman" w:cs="Times New Roman"/>
+          <w:sz w:val="28"/>
+          <w:szCs w:val="28"/>
+        </w:rPr>
+      </w:r>
+      <w:r/>
+    </w:p>
+    <w:p>
+      <w:pPr>
+        <w:pStyle w:val="924"/>
+        <w:pBdr/>
+        <w:spacing/>
+        <w:ind/>
+        <w:rPr>
+          <w:sz w:val="28"/>
+          <w:szCs w:val="28"/>
+        </w:rPr>
+      </w:pPr>
+      <w:r>
+        <w:rPr>
+          <w:rFonts w:ascii="Times New Roman" w:hAnsi="Times New Roman" w:eastAsia="Times New Roman" w:cs="Times New Roman"/>
+          <w:color w:val="000000"/>
+          <w:sz w:val="28"/>
+          <w:szCs w:val="28"/>
+        </w:rPr>
+        <w:t xml:space="preserve">При k = n-1, получаем:</w:t>
+      </w:r>
+      <w:r>
+        <w:rPr>
+          <w:sz w:val="28"/>
+          <w:szCs w:val="28"/>
+        </w:rPr>
+      </w:r>
+    </w:p>
+    <w:p>
+      <w:pPr>
+        <w:pStyle w:val="924"/>
+        <w:pBdr/>
+        <w:spacing/>
+        <w:ind/>
+        <w:jc w:val="left"/>
+        <w:rPr>
+          <w:sz w:val="28"/>
+          <w:szCs w:val="28"/>
+        </w:rPr>
+      </w:pPr>
+      <w:r>
+        <w:rPr>
+          <w:sz w:val="28"/>
+          <w:szCs w:val="28"/>
+        </w:rPr>
+      </w:r>
+      <m:oMathPara>
+        <m:oMathParaPr>
+          <m:jc m:val="left"/>
+        </m:oMathParaPr>
+        <m:oMath>
+          <m:r>
+            <w:rPr>
+              <w:sz w:val="28"/>
+              <w:szCs w:val="28"/>
+            </w:rPr>
+            <m:rPr/>
+            <m:t>𝑇</m:t>
+          </m:r>
+          <m:r>
+            <w:rPr>
+              <w:sz w:val="28"/>
+              <w:szCs w:val="28"/>
+            </w:rPr>
+            <m:rPr/>
+            <m:t>(</m:t>
+          </m:r>
+          <m:r>
+            <w:rPr>
+              <w:sz w:val="28"/>
+              <w:szCs w:val="28"/>
+            </w:rPr>
+            <m:rPr/>
+            <m:t>𝑛</m:t>
+          </m:r>
+          <m:r>
+            <w:rPr>
+              <w:sz w:val="28"/>
+              <w:szCs w:val="28"/>
+            </w:rPr>
+            <m:rPr/>
+            <m:t>)</m:t>
+          </m:r>
+          <m:r>
+            <w:rPr>
+              <w:sz w:val="28"/>
+              <w:szCs w:val="28"/>
+            </w:rPr>
+            <m:rPr/>
+            <m:t>=</m:t>
+          </m:r>
+          <m:r>
+            <w:rPr>
+              <w:sz w:val="28"/>
+              <w:szCs w:val="28"/>
+            </w:rPr>
+            <m:rPr/>
+            <m:t>𝑇</m:t>
+          </m:r>
+          <m:r>
+            <w:rPr>
+              <w:sz w:val="28"/>
+              <w:szCs w:val="28"/>
+            </w:rPr>
+            <m:rPr/>
+            <m:t>(</m:t>
+          </m:r>
+          <m:r>
+            <w:rPr>
+              <w:sz w:val="28"/>
+              <w:szCs w:val="28"/>
+            </w:rPr>
+            <m:rPr/>
+            <m:t>1</m:t>
+          </m:r>
+          <m:r>
+            <w:rPr>
+              <w:sz w:val="28"/>
+              <w:szCs w:val="28"/>
+            </w:rPr>
+            <m:rPr/>
+            <m:t>)</m:t>
+          </m:r>
+          <m:r>
+            <w:rPr>
+              <w:sz w:val="28"/>
+              <w:szCs w:val="28"/>
+            </w:rPr>
+            <m:rPr/>
+            <m:t>+</m:t>
+          </m:r>
+          <m:r>
+            <w:rPr>
+              <w:sz w:val="28"/>
+              <w:szCs w:val="28"/>
+            </w:rPr>
+            <m:rPr/>
+            <m:t>𝑐</m:t>
+          </m:r>
+          <m:r>
+            <w:rPr>
+              <w:sz w:val="28"/>
+              <w:szCs w:val="28"/>
+            </w:rPr>
+            <m:rPr/>
+            <m:t>⋅</m:t>
+          </m:r>
+          <m:nary>
+            <m:naryPr>
+              <m:chr m:val="∑"/>
+              <m:grow m:val="off"/>
+              <m:limLoc m:val="undOvr"/>
+              <m:ctrlPr>
+                <w:rPr>
+                  <w:rFonts w:hint="default" w:ascii="Cambria Math" w:hAnsi="Cambria Math" w:eastAsia="Cambria Math" w:cs="Cambria Math"/>
+                  <w:sz w:val="28"/>
+                </w:rPr>
+              </m:ctrlPr>
+            </m:naryPr>
+            <m:sub>
+              <m:r>
+                <w:rPr>
+                  <w:sz w:val="28"/>
+                  <w:szCs w:val="28"/>
+                </w:rPr>
+                <m:rPr/>
+                <m:t>𝑖</m:t>
+              </m:r>
+              <m:r>
+                <w:rPr>
+                  <w:sz w:val="28"/>
+                  <w:szCs w:val="28"/>
+                </w:rPr>
+                <m:rPr/>
+                <m:t>=</m:t>
+              </m:r>
+              <m:r>
+                <w:rPr>
+                  <w:sz w:val="28"/>
+                  <w:szCs w:val="28"/>
                 </w:rPr>
                 <m:rPr/>
                 <m:t>2</m:t>
@@ -8396,25 +8379,21 @@
             <m:sup>
               <m:r>
                 <w:rPr>
-                  <w:rFonts w:ascii="Cambria Math" w:hAnsi="Cambria Math"/>
-                  <w:sz w:val="30"/>
-                  <w:szCs w:val="30"/>
-                  <w:lang w:val="en-US"/>
+                  <w:sz w:val="28"/>
+                  <w:szCs w:val="28"/>
                 </w:rPr>
                 <m:rPr/>
-                <m:t>n</m:t>
+                <m:t>𝑛</m:t>
               </m:r>
             </m:sup>
             <m:e>
               <m:r>
                 <w:rPr>
-                  <w:rFonts w:ascii="Cambria Math" w:hAnsi="Cambria Math"/>
-                  <w:sz w:val="30"/>
-                  <w:szCs w:val="30"/>
-                  <w:lang w:val="en-US"/>
+                  <w:sz w:val="28"/>
+                  <w:szCs w:val="28"/>
                 </w:rPr>
                 <m:rPr/>
-                <m:t>i</m:t>
+                <m:t>𝑖</m:t>
               </m:r>
             </m:e>
           </m:nary>
@@ -8422,185 +8401,322 @@
       </m:oMathPara>
       <w:r>
         <w:rPr>
+          <w:rFonts w:ascii="Times New Roman" w:hAnsi="Times New Roman" w:eastAsia="Times New Roman" w:cs="Times New Roman"/>
+          <w:color w:val="000000"/>
+          <w:sz w:val="28"/>
+          <w:szCs w:val="28"/>
+        </w:rPr>
+      </w:r>
+      <w:r>
+        <w:rPr>
+          <w:sz w:val="28"/>
+          <w:szCs w:val="28"/>
+        </w:rPr>
+      </w:r>
+    </w:p>
+    <w:p>
+      <w:pPr>
+        <w:pStyle w:val="924"/>
+        <w:pBdr/>
+        <w:spacing/>
+        <w:ind/>
+        <w:rPr>
+          <w:sz w:val="28"/>
+          <w:szCs w:val="28"/>
+        </w:rPr>
+      </w:pPr>
+      <w:r>
+        <w:rPr>
+          <w:rFonts w:ascii="Times New Roman" w:hAnsi="Times New Roman" w:eastAsia="Times New Roman" w:cs="Times New Roman"/>
+          <w:color w:val="000000"/>
+          <w:sz w:val="28"/>
+          <w:szCs w:val="28"/>
+        </w:rPr>
+        <w:t xml:space="preserve">Что будет равно:</w:t>
+      </w:r>
+      <w:r>
+        <w:rPr>
+          <w:sz w:val="28"/>
+          <w:szCs w:val="28"/>
+        </w:rPr>
+      </w:r>
+    </w:p>
+    <w:p>
+      <w:pPr>
+        <w:pStyle w:val="924"/>
+        <w:pBdr/>
+        <w:spacing/>
+        <w:ind/>
+        <w:jc w:val="left"/>
+        <w:rPr>
+          <w:sz w:val="28"/>
+          <w:szCs w:val="28"/>
+        </w:rPr>
+      </w:pPr>
+      <w:r>
+        <w:rPr>
+          <w:sz w:val="28"/>
+          <w:szCs w:val="28"/>
+        </w:rPr>
+      </w:r>
+      <m:oMathPara>
+        <m:oMathParaPr>
+          <m:jc m:val="left"/>
+        </m:oMathParaPr>
+        <m:oMath>
+          <m:r>
+            <w:rPr>
+              <w:sz w:val="28"/>
+              <w:szCs w:val="28"/>
+            </w:rPr>
+            <m:rPr/>
+            <m:t>𝑂</m:t>
+          </m:r>
+          <m:r>
+            <w:rPr>
+              <w:sz w:val="28"/>
+              <w:szCs w:val="28"/>
+            </w:rPr>
+            <m:rPr/>
+            <m:t>(</m:t>
+          </m:r>
+          <m:r>
+            <w:rPr>
+              <w:sz w:val="28"/>
+              <w:szCs w:val="28"/>
+            </w:rPr>
+            <m:rPr/>
+            <m:t>1</m:t>
+          </m:r>
+          <m:r>
+            <w:rPr>
+              <w:sz w:val="28"/>
+              <w:szCs w:val="28"/>
+            </w:rPr>
+            <m:rPr/>
+            <m:t>)</m:t>
+          </m:r>
+          <m:r>
+            <w:rPr>
+              <w:sz w:val="28"/>
+              <w:szCs w:val="28"/>
+            </w:rPr>
+            <m:rPr/>
+            <m:t>+</m:t>
+          </m:r>
+          <m:r>
+            <w:rPr>
+              <w:sz w:val="28"/>
+              <w:szCs w:val="28"/>
+            </w:rPr>
+            <m:rPr/>
+            <m:t>𝑐</m:t>
+          </m:r>
+          <m:r>
+            <w:rPr>
+              <w:sz w:val="28"/>
+              <w:szCs w:val="28"/>
+            </w:rPr>
+            <m:rPr/>
+            <m:t>⋅</m:t>
+          </m:r>
+          <m:f>
+            <m:fPr>
+              <m:ctrlPr>
+                <w:rPr>
+                  <w:rFonts w:hint="default" w:ascii="Cambria Math" w:hAnsi="Cambria Math" w:eastAsia="Cambria Math" w:cs="Cambria Math"/>
+                  <w:sz w:val="28"/>
+                </w:rPr>
+              </m:ctrlPr>
+            </m:fPr>
+            <m:num>
+              <m:sSup>
+                <m:sSupPr>
+                  <m:ctrlPr>
+                    <w:rPr>
+                      <w:rFonts w:hint="default" w:ascii="Cambria Math" w:hAnsi="Cambria Math" w:eastAsia="Cambria Math" w:cs="Cambria Math"/>
+                      <w:sz w:val="28"/>
+                    </w:rPr>
+                  </m:ctrlPr>
+                </m:sSupPr>
+                <m:e>
+                  <m:r>
+                    <w:rPr>
+                      <w:sz w:val="28"/>
+                      <w:szCs w:val="28"/>
+                    </w:rPr>
+                    <m:rPr/>
+                    <m:t>𝑛</m:t>
+                  </m:r>
+                </m:e>
+                <m:sup>
+                  <m:r>
+                    <w:rPr>
+                      <w:sz w:val="28"/>
+                      <w:szCs w:val="28"/>
+                    </w:rPr>
+                    <m:rPr/>
+                    <m:t>2</m:t>
+                  </m:r>
+                </m:sup>
+              </m:sSup>
+              <m:r>
+                <w:rPr>
+                  <w:sz w:val="28"/>
+                  <w:szCs w:val="28"/>
+                </w:rPr>
+                <m:rPr/>
+                <m:t>+</m:t>
+              </m:r>
+              <m:r>
+                <w:rPr>
+                  <w:sz w:val="28"/>
+                  <w:szCs w:val="28"/>
+                </w:rPr>
+                <m:rPr/>
+                <m:t>𝑛</m:t>
+              </m:r>
+              <m:r>
+                <w:rPr>
+                  <w:sz w:val="28"/>
+                  <w:szCs w:val="28"/>
+                </w:rPr>
+                <m:rPr/>
+                <m:t>−</m:t>
+              </m:r>
+              <m:r>
+                <w:rPr>
+                  <w:sz w:val="28"/>
+                  <w:szCs w:val="28"/>
+                </w:rPr>
+                <m:rPr/>
+                <m:t>2</m:t>
+              </m:r>
+            </m:num>
+            <m:den>
+              <m:r>
+                <w:rPr>
+                  <w:sz w:val="28"/>
+                  <w:szCs w:val="28"/>
+                </w:rPr>
+                <m:rPr/>
+                <m:t>2</m:t>
+              </m:r>
+            </m:den>
+          </m:f>
+          <m:r>
+            <w:rPr>
+              <w:sz w:val="28"/>
+              <w:szCs w:val="28"/>
+            </w:rPr>
+            <m:rPr/>
+            <m:t>=</m:t>
+          </m:r>
+          <m:r>
+            <w:rPr>
+              <w:sz w:val="28"/>
+              <w:szCs w:val="28"/>
+            </w:rPr>
+            <m:rPr/>
+            <m:t>𝑂</m:t>
+          </m:r>
+          <m:r>
+            <w:rPr>
+              <w:sz w:val="28"/>
+              <w:szCs w:val="28"/>
+            </w:rPr>
+            <m:rPr/>
+            <m:t>(</m:t>
+          </m:r>
+          <m:sSup>
+            <m:sSupPr>
+              <m:ctrlPr>
+                <w:rPr>
+                  <w:rFonts w:hint="default" w:ascii="Cambria Math" w:hAnsi="Cambria Math" w:eastAsia="Cambria Math" w:cs="Cambria Math"/>
+                  <w:sz w:val="28"/>
+                </w:rPr>
+              </m:ctrlPr>
+            </m:sSupPr>
+            <m:e>
+              <m:r>
+                <w:rPr>
+                  <w:sz w:val="28"/>
+                  <w:szCs w:val="28"/>
+                </w:rPr>
+                <m:rPr/>
+                <m:t>𝑛</m:t>
+              </m:r>
+            </m:e>
+            <m:sup>
+              <m:r>
+                <w:rPr>
+                  <w:sz w:val="28"/>
+                  <w:szCs w:val="28"/>
+                </w:rPr>
+                <m:rPr/>
+                <m:t>2</m:t>
+              </m:r>
+            </m:sup>
+          </m:sSup>
+          <m:r>
+            <w:rPr>
+              <w:sz w:val="28"/>
+              <w:szCs w:val="28"/>
+            </w:rPr>
+            <m:rPr/>
+            <m:t>)</m:t>
+          </m:r>
+        </m:oMath>
+      </m:oMathPara>
+      <w:r>
+        <w:rPr>
+          <w:rFonts w:ascii="Times New Roman" w:hAnsi="Times New Roman" w:eastAsia="Times New Roman" w:cs="Times New Roman"/>
+          <w:color w:val="000000"/>
+          <w:sz w:val="28"/>
+          <w:szCs w:val="28"/>
+        </w:rPr>
+      </w:r>
+      <w:r>
+        <w:rPr>
+          <w:sz w:val="28"/>
+          <w:szCs w:val="28"/>
+        </w:rPr>
+      </w:r>
+    </w:p>
+    <w:p>
+      <w:pPr>
+        <w:pStyle w:val="924"/>
+        <w:pBdr/>
+        <w:spacing/>
+        <w:ind/>
+        <w:rPr>
           <w:sz w:val="30"/>
           <w:szCs w:val="30"/>
         </w:rPr>
-      </w:r>
+      </w:pPr>
       <w:r>
         <w:rPr>
           <w:sz w:val="30"/>
           <w:szCs w:val="30"/>
         </w:rPr>
       </w:r>
+      <w:r>
+        <w:rPr>
+          <w:sz w:val="30"/>
+          <w:szCs w:val="30"/>
+        </w:rPr>
+      </w:r>
+      <w:r/>
     </w:p>
     <w:p>
       <w:pPr>
         <w:pStyle w:val="924"/>
         <w:pBdr/>
         <w:spacing/>
-        <w:ind w:right="4" w:firstLine="720"/>
-        <w:rPr>
-          <w:sz w:val="30"/>
-          <w:szCs w:val="30"/>
-        </w:rPr>
-      </w:pPr>
-      <w:r>
-        <w:rPr>
-          <w:sz w:val="30"/>
-          <w:szCs w:val="30"/>
-        </w:rPr>
-        <w:t xml:space="preserve">Что будет равно</w:t>
-      </w:r>
-      <w:r>
-        <w:rPr>
-          <w:sz w:val="30"/>
-          <w:szCs w:val="30"/>
-        </w:rPr>
-        <w:t xml:space="preserve">: </w:t>
-      </w:r>
-      <w:r>
-        <w:rPr>
-          <w:sz w:val="30"/>
-          <w:szCs w:val="30"/>
-          <w:lang w:val="en-US"/>
-        </w:rPr>
-        <w:t xml:space="preserve">O</w:t>
-      </w:r>
-      <w:r>
-        <w:rPr>
-          <w:sz w:val="30"/>
-          <w:szCs w:val="30"/>
-        </w:rPr>
-        <w:t xml:space="preserve">(</w:t>
-      </w:r>
-      <w:r>
-        <w:rPr>
-          <w:sz w:val="30"/>
-          <w:szCs w:val="30"/>
-        </w:rPr>
-        <w:t xml:space="preserve">1) + </w:t>
-      </w:r>
-      <w:r>
-        <w:rPr>
-          <w:sz w:val="30"/>
-          <w:szCs w:val="30"/>
-          <w:lang w:val="en-US"/>
-        </w:rPr>
-        <w:t xml:space="preserve">c</w:t>
-      </w:r>
-      <w:r>
-        <w:rPr>
-          <w:sz w:val="30"/>
-          <w:szCs w:val="30"/>
-        </w:rPr>
-        <w:t xml:space="preserve">*(</w:t>
-      </w:r>
-      <w:r>
-        <w:rPr>
-          <w:sz w:val="30"/>
-          <w:szCs w:val="30"/>
-          <w:lang w:val="en-US"/>
-        </w:rPr>
-        <w:t xml:space="preserve">n</w:t>
-      </w:r>
-      <w:r>
-        <w:rPr>
-          <w:sz w:val="30"/>
-          <w:szCs w:val="30"/>
-          <w:vertAlign w:val="superscript"/>
-        </w:rPr>
-        <w:t xml:space="preserve">2</w:t>
-      </w:r>
-      <w:r>
-        <w:rPr>
-          <w:sz w:val="30"/>
-          <w:szCs w:val="30"/>
-        </w:rPr>
-        <w:t xml:space="preserve">+</w:t>
-      </w:r>
-      <w:r>
-        <w:rPr>
-          <w:sz w:val="30"/>
-          <w:szCs w:val="30"/>
-          <w:lang w:val="en-US"/>
-        </w:rPr>
-        <w:t xml:space="preserve">n</w:t>
-      </w:r>
-      <w:r>
-        <w:rPr>
-          <w:sz w:val="30"/>
-          <w:szCs w:val="30"/>
-        </w:rPr>
-        <w:t xml:space="preserve">-2)/2</w:t>
-      </w:r>
-      <w:r>
-        <w:rPr>
-          <w:sz w:val="30"/>
-          <w:szCs w:val="30"/>
-        </w:rPr>
-        <w:t xml:space="preserve"> = </w:t>
-      </w:r>
-      <w:r>
-        <w:rPr>
-          <w:sz w:val="30"/>
-          <w:szCs w:val="30"/>
-          <w:lang w:val="en-US"/>
-        </w:rPr>
-        <w:t xml:space="preserve">O</w:t>
-      </w:r>
-      <w:r>
-        <w:rPr>
-          <w:sz w:val="30"/>
-          <w:szCs w:val="30"/>
-        </w:rPr>
-        <w:t xml:space="preserve">(</w:t>
-      </w:r>
-      <w:r>
-        <w:rPr>
-          <w:sz w:val="30"/>
-          <w:szCs w:val="30"/>
-          <w:lang w:val="en-US"/>
-        </w:rPr>
-        <w:t xml:space="preserve">n</w:t>
-      </w:r>
-      <w:r>
-        <w:rPr>
-          <w:sz w:val="30"/>
-          <w:szCs w:val="30"/>
-          <w:vertAlign w:val="superscript"/>
-        </w:rPr>
-        <w:t xml:space="preserve">2</w:t>
-      </w:r>
-      <w:r>
-        <w:rPr>
-          <w:sz w:val="30"/>
-          <w:szCs w:val="30"/>
-        </w:rPr>
-        <w:t xml:space="preserve">)</w:t>
-      </w:r>
-      <w:r>
-        <w:rPr>
-          <w:sz w:val="30"/>
-          <w:szCs w:val="30"/>
-        </w:rPr>
-      </w:r>
-      <w:r>
-        <w:rPr>
-          <w:sz w:val="30"/>
-          <w:szCs w:val="30"/>
-        </w:rPr>
-      </w:r>
-    </w:p>
-    <w:p>
-      <w:pPr>
-        <w:pStyle w:val="924"/>
-        <w:pBdr/>
-        <w:spacing/>
         <w:ind/>
         <w:jc w:val="center"/>
         <w:rPr/>
       </w:pPr>
-      <w:r/>
       <w:r>
         <mc:AlternateContent>
           <mc:Choice Requires="wpg">
@@ -8671,6 +8787,19 @@
         </mc:AlternateContent>
       </w:r>
       <w:r/>
+    </w:p>
+    <w:p>
+      <w:pPr>
+        <w:pStyle w:val="924"/>
+        <w:pBdr/>
+        <w:spacing/>
+        <w:ind/>
+        <w:jc w:val="center"/>
+        <w:rPr/>
+      </w:pPr>
+      <w:r>
+        <w:t xml:space="preserve">Рис.№5. </w:t>
+      </w:r>
       <w:r/>
     </w:p>
     <w:p>
@@ -8680,21 +8809,9 @@
         <w:spacing/>
         <w:ind/>
         <w:jc w:val="center"/>
-        <w:rPr/>
-      </w:pPr>
-      <w:r>
-        <w:t xml:space="preserve">Рис.№5. </w:t>
-      </w:r>
-      <w:r/>
-    </w:p>
-    <w:p>
-      <w:pPr>
-        <w:pStyle w:val="924"/>
-        <w:pBdr/>
-        <w:spacing/>
-        <w:ind/>
-        <w:jc w:val="center"/>
-        <w:rPr/>
+        <w:rPr>
+          <w:highlight w:val="none"/>
+        </w:rPr>
       </w:pPr>
       <w:r>
         <w:t xml:space="preserve">Зависимость времени выполнения алгоритмов </w:t>
@@ -8741,6 +8858,44 @@
         <w:t xml:space="preserve">radixSort</w:t>
       </w:r>
       <w:r/>
+      <w:r/>
+    </w:p>
+    <w:p>
+      <w:pPr>
+        <w:pStyle w:val="924"/>
+        <w:pBdr/>
+        <w:spacing/>
+        <w:ind/>
+        <w:jc w:val="center"/>
+        <w:rPr/>
+      </w:pPr>
+      <w:r>
+        <w:rPr>
+          <w:highlight w:val="none"/>
+        </w:rPr>
+      </w:r>
+      <w:r>
+        <w:t xml:space="preserve">— синий график: поразрядная сортировка (radix sort),</w:t>
+        <w:br/>
+        <w:t xml:space="preserve">— красный график: сортировка пузырьком (bubble sort),</w:t>
+        <w:br/>
+        <w:t xml:space="preserve">— зелёный график: быстрая сортировка (quick sort).</w:t>
+      </w:r>
+      <w:r>
+        <w:rPr>
+          <w:highlight w:val="none"/>
+        </w:rPr>
+      </w:r>
+      <w:r>
+        <w:rPr>
+          <w:highlight w:val="none"/>
+        </w:rPr>
+      </w:r>
+      <w:r>
+        <w:rPr>
+          <w:highlight w:val="none"/>
+        </w:rPr>
+      </w:r>
     </w:p>
     <w:p>
       <w:pPr>
@@ -8810,6 +8965,84 @@
         <w:jc w:val="center"/>
         <w:rPr/>
       </w:pPr>
+      <w:r/>
+      <w:r/>
+    </w:p>
+    <w:p>
+      <w:pPr>
+        <w:pStyle w:val="924"/>
+        <w:pBdr/>
+        <w:spacing/>
+        <w:ind/>
+        <w:jc w:val="center"/>
+        <w:rPr/>
+      </w:pPr>
+      <w:r/>
+      <w:r/>
+      <w:r/>
+    </w:p>
+    <w:p>
+      <w:pPr>
+        <w:pStyle w:val="924"/>
+        <w:pBdr/>
+        <w:spacing/>
+        <w:ind/>
+        <w:jc w:val="center"/>
+        <w:rPr/>
+      </w:pPr>
+      <w:r/>
+      <w:r/>
+      <w:r/>
+    </w:p>
+    <w:p>
+      <w:pPr>
+        <w:pStyle w:val="924"/>
+        <w:pBdr/>
+        <w:spacing/>
+        <w:ind/>
+        <w:jc w:val="center"/>
+        <w:rPr/>
+      </w:pPr>
+      <w:r/>
+      <w:r/>
+      <w:r/>
+    </w:p>
+    <w:p>
+      <w:pPr>
+        <w:pStyle w:val="924"/>
+        <w:pBdr/>
+        <w:spacing/>
+        <w:ind/>
+        <w:jc w:val="center"/>
+        <w:rPr/>
+      </w:pPr>
+      <w:r/>
+      <w:r/>
+      <w:r/>
+    </w:p>
+    <w:p>
+      <w:pPr>
+        <w:pStyle w:val="924"/>
+        <w:pBdr/>
+        <w:spacing/>
+        <w:ind/>
+        <w:jc w:val="center"/>
+        <w:rPr/>
+      </w:pPr>
+      <w:r/>
+      <w:r/>
+      <w:r/>
+    </w:p>
+    <w:p>
+      <w:pPr>
+        <w:pStyle w:val="924"/>
+        <w:pBdr/>
+        <w:spacing/>
+        <w:ind/>
+        <w:jc w:val="center"/>
+        <w:rPr/>
+      </w:pPr>
+      <w:r/>
       <w:r/>
       <w:r/>
     </w:p>
@@ -8935,7 +9168,7 @@
             </w:r>
             <w:r>
               <w:rPr>
-                <w:rFonts w:ascii="Times New Roman" w:hAnsi="Times New Roman" w:eastAsia="Times New Roman" w:cs="Times New Roman"/>
+                <w:rFonts w:ascii="Times New Roman" w:hAnsi="Times New Roman" w:cs="Times New Roman"/>
                 <w:sz w:val="28"/>
                 <w:szCs w:val="28"/>
               </w:rPr>
@@ -8974,7 +9207,7 @@
                 <w:u w:val="none"/>
                 <w:vertAlign w:val="baseline"/>
               </w:rPr>
-              <w:t xml:space="preserve">Поразрядная сортировка</w:t>
+              <w:t xml:space="preserve">Поразрядная сортировка(сек)</w:t>
             </w:r>
             <w:r>
               <w:rPr>
@@ -8985,7 +9218,7 @@
             </w:r>
             <w:r>
               <w:rPr>
-                <w:rFonts w:ascii="Times New Roman" w:hAnsi="Times New Roman" w:eastAsia="Times New Roman" w:cs="Times New Roman"/>
+                <w:rFonts w:ascii="Times New Roman" w:hAnsi="Times New Roman" w:cs="Times New Roman"/>
                 <w:sz w:val="28"/>
                 <w:szCs w:val="28"/>
               </w:rPr>
@@ -9029,13 +9262,41 @@
             <w:r>
               <w:rPr>
                 <w:rFonts w:ascii="Times New Roman" w:hAnsi="Times New Roman" w:eastAsia="Times New Roman" w:cs="Times New Roman"/>
+                <w:b w:val="0"/>
+                <w:i w:val="0"/>
+                <w:strike w:val="0"/>
+                <w:color w:val="000000"/>
+                <w:sz w:val="28"/>
+                <w:szCs w:val="28"/>
+                <w:u w:val="none"/>
+                <w:vertAlign w:val="baseline"/>
+              </w:rPr>
+              <w:t xml:space="preserve">(сек)</w:t>
+            </w:r>
+            <w:r/>
+            <w:r>
+              <w:rPr>
+                <w:rFonts w:ascii="Times New Roman" w:hAnsi="Times New Roman" w:eastAsia="Times New Roman" w:cs="Times New Roman"/>
+                <w:b w:val="0"/>
+                <w:i w:val="0"/>
+                <w:strike w:val="0"/>
+                <w:color w:val="000000"/>
+                <w:sz w:val="28"/>
+                <w:szCs w:val="28"/>
+                <w:u w:val="none"/>
+                <w:vertAlign w:val="baseline"/>
+              </w:rPr>
+            </w:r>
+            <w:r>
+              <w:rPr>
+                <w:rFonts w:ascii="Times New Roman" w:hAnsi="Times New Roman" w:eastAsia="Times New Roman" w:cs="Times New Roman"/>
                 <w:sz w:val="28"/>
                 <w:szCs w:val="28"/>
               </w:rPr>
             </w:r>
             <w:r>
               <w:rPr>
-                <w:rFonts w:ascii="Times New Roman" w:hAnsi="Times New Roman" w:eastAsia="Times New Roman" w:cs="Times New Roman"/>
+                <w:rFonts w:ascii="Times New Roman" w:hAnsi="Times New Roman" w:cs="Times New Roman"/>
                 <w:sz w:val="28"/>
                 <w:szCs w:val="28"/>
               </w:rPr>
@@ -9079,13 +9340,41 @@
             <w:r>
               <w:rPr>
                 <w:rFonts w:ascii="Times New Roman" w:hAnsi="Times New Roman" w:eastAsia="Times New Roman" w:cs="Times New Roman"/>
+                <w:b w:val="0"/>
+                <w:i w:val="0"/>
+                <w:strike w:val="0"/>
+                <w:color w:val="000000"/>
+                <w:sz w:val="28"/>
+                <w:szCs w:val="28"/>
+                <w:u w:val="none"/>
+                <w:vertAlign w:val="baseline"/>
+              </w:rPr>
+              <w:t xml:space="preserve">(сек)</w:t>
+            </w:r>
+            <w:r/>
+            <w:r>
+              <w:rPr>
+                <w:rFonts w:ascii="Times New Roman" w:hAnsi="Times New Roman" w:eastAsia="Times New Roman" w:cs="Times New Roman"/>
+                <w:b w:val="0"/>
+                <w:i w:val="0"/>
+                <w:strike w:val="0"/>
+                <w:color w:val="000000"/>
+                <w:sz w:val="28"/>
+                <w:szCs w:val="28"/>
+                <w:u w:val="none"/>
+                <w:vertAlign w:val="baseline"/>
+              </w:rPr>
+            </w:r>
+            <w:r>
+              <w:rPr>
+                <w:rFonts w:ascii="Times New Roman" w:hAnsi="Times New Roman" w:eastAsia="Times New Roman" w:cs="Times New Roman"/>
                 <w:sz w:val="28"/>
                 <w:szCs w:val="28"/>
               </w:rPr>
             </w:r>
             <w:r>
               <w:rPr>
-                <w:rFonts w:ascii="Times New Roman" w:hAnsi="Times New Roman" w:eastAsia="Times New Roman" w:cs="Times New Roman"/>
+                <w:rFonts w:ascii="Times New Roman" w:hAnsi="Times New Roman" w:cs="Times New Roman"/>
                 <w:sz w:val="28"/>
                 <w:szCs w:val="28"/>
               </w:rPr>
@@ -9138,7 +9427,7 @@
             </w:r>
             <w:r>
               <w:rPr>
-                <w:rFonts w:ascii="Times New Roman" w:hAnsi="Times New Roman" w:eastAsia="Times New Roman" w:cs="Times New Roman"/>
+                <w:rFonts w:ascii="Times New Roman" w:hAnsi="Times New Roman" w:cs="Times New Roman"/>
                 <w:sz w:val="28"/>
                 <w:szCs w:val="28"/>
               </w:rPr>
@@ -9188,7 +9477,7 @@
             </w:r>
             <w:r>
               <w:rPr>
-                <w:rFonts w:ascii="Times New Roman" w:hAnsi="Times New Roman" w:eastAsia="Times New Roman" w:cs="Times New Roman"/>
+                <w:rFonts w:ascii="Times New Roman" w:hAnsi="Times New Roman" w:cs="Times New Roman"/>
                 <w:sz w:val="28"/>
                 <w:szCs w:val="28"/>
               </w:rPr>
@@ -9238,7 +9527,7 @@
             </w:r>
             <w:r>
               <w:rPr>
-                <w:rFonts w:ascii="Times New Roman" w:hAnsi="Times New Roman" w:eastAsia="Times New Roman" w:cs="Times New Roman"/>
+                <w:rFonts w:ascii="Times New Roman" w:hAnsi="Times New Roman" w:cs="Times New Roman"/>
                 <w:sz w:val="28"/>
                 <w:szCs w:val="28"/>
               </w:rPr>
@@ -9288,7 +9577,7 @@
             </w:r>
             <w:r>
               <w:rPr>
-                <w:rFonts w:ascii="Times New Roman" w:hAnsi="Times New Roman" w:eastAsia="Times New Roman" w:cs="Times New Roman"/>
+                <w:rFonts w:ascii="Times New Roman" w:hAnsi="Times New Roman" w:cs="Times New Roman"/>
                 <w:sz w:val="28"/>
                 <w:szCs w:val="28"/>
               </w:rPr>
@@ -9341,7 +9630,7 @@
             </w:r>
             <w:r>
               <w:rPr>
-                <w:rFonts w:ascii="Times New Roman" w:hAnsi="Times New Roman" w:eastAsia="Times New Roman" w:cs="Times New Roman"/>
+                <w:rFonts w:ascii="Times New Roman" w:hAnsi="Times New Roman" w:cs="Times New Roman"/>
                 <w:sz w:val="28"/>
                 <w:szCs w:val="28"/>
               </w:rPr>
@@ -9391,7 +9680,7 @@
             </w:r>
             <w:r>
               <w:rPr>
-                <w:rFonts w:ascii="Times New Roman" w:hAnsi="Times New Roman" w:eastAsia="Times New Roman" w:cs="Times New Roman"/>
+                <w:rFonts w:ascii="Times New Roman" w:hAnsi="Times New Roman" w:cs="Times New Roman"/>
                 <w:sz w:val="28"/>
                 <w:szCs w:val="28"/>
               </w:rPr>
@@ -9441,7 +9730,7 @@
             </w:r>
             <w:r>
               <w:rPr>
-                <w:rFonts w:ascii="Times New Roman" w:hAnsi="Times New Roman" w:eastAsia="Times New Roman" w:cs="Times New Roman"/>
+                <w:rFonts w:ascii="Times New Roman" w:hAnsi="Times New Roman" w:cs="Times New Roman"/>
                 <w:sz w:val="28"/>
                 <w:szCs w:val="28"/>
               </w:rPr>
@@ -9491,7 +9780,7 @@
             </w:r>
             <w:r>
               <w:rPr>
-                <w:rFonts w:ascii="Times New Roman" w:hAnsi="Times New Roman" w:eastAsia="Times New Roman" w:cs="Times New Roman"/>
+                <w:rFonts w:ascii="Times New Roman" w:hAnsi="Times New Roman" w:cs="Times New Roman"/>
                 <w:sz w:val="28"/>
                 <w:szCs w:val="28"/>
               </w:rPr>
@@ -9544,7 +9833,7 @@
             </w:r>
             <w:r>
               <w:rPr>
-                <w:rFonts w:ascii="Times New Roman" w:hAnsi="Times New Roman" w:eastAsia="Times New Roman" w:cs="Times New Roman"/>
+                <w:rFonts w:ascii="Times New Roman" w:hAnsi="Times New Roman" w:cs="Times New Roman"/>
                 <w:sz w:val="28"/>
                 <w:szCs w:val="28"/>
               </w:rPr>
@@ -9594,7 +9883,7 @@
             </w:r>
             <w:r>
               <w:rPr>
-                <w:rFonts w:ascii="Times New Roman" w:hAnsi="Times New Roman" w:eastAsia="Times New Roman" w:cs="Times New Roman"/>
+                <w:rFonts w:ascii="Times New Roman" w:hAnsi="Times New Roman" w:cs="Times New Roman"/>
                 <w:sz w:val="28"/>
                 <w:szCs w:val="28"/>
               </w:rPr>
@@ -9644,7 +9933,7 @@
             </w:r>
             <w:r>
               <w:rPr>
-                <w:rFonts w:ascii="Times New Roman" w:hAnsi="Times New Roman" w:eastAsia="Times New Roman" w:cs="Times New Roman"/>
+                <w:rFonts w:ascii="Times New Roman" w:hAnsi="Times New Roman" w:cs="Times New Roman"/>
                 <w:sz w:val="28"/>
                 <w:szCs w:val="28"/>
               </w:rPr>
@@ -9694,7 +9983,7 @@
             </w:r>
             <w:r>
               <w:rPr>
-                <w:rFonts w:ascii="Times New Roman" w:hAnsi="Times New Roman" w:eastAsia="Times New Roman" w:cs="Times New Roman"/>
+                <w:rFonts w:ascii="Times New Roman" w:hAnsi="Times New Roman" w:cs="Times New Roman"/>
                 <w:sz w:val="28"/>
                 <w:szCs w:val="28"/>
               </w:rPr>
@@ -9747,7 +10036,7 @@
             </w:r>
             <w:r>
               <w:rPr>
-                <w:rFonts w:ascii="Times New Roman" w:hAnsi="Times New Roman" w:eastAsia="Times New Roman" w:cs="Times New Roman"/>
+                <w:rFonts w:ascii="Times New Roman" w:hAnsi="Times New Roman" w:cs="Times New Roman"/>
                 <w:sz w:val="28"/>
                 <w:szCs w:val="28"/>
               </w:rPr>
@@ -9797,7 +10086,7 @@
             </w:r>
             <w:r>
               <w:rPr>
-                <w:rFonts w:ascii="Times New Roman" w:hAnsi="Times New Roman" w:eastAsia="Times New Roman" w:cs="Times New Roman"/>
+                <w:rFonts w:ascii="Times New Roman" w:hAnsi="Times New Roman" w:cs="Times New Roman"/>
                 <w:sz w:val="28"/>
                 <w:szCs w:val="28"/>
               </w:rPr>
@@ -9847,7 +10136,7 @@
             </w:r>
             <w:r>
               <w:rPr>
-                <w:rFonts w:ascii="Times New Roman" w:hAnsi="Times New Roman" w:eastAsia="Times New Roman" w:cs="Times New Roman"/>
+                <w:rFonts w:ascii="Times New Roman" w:hAnsi="Times New Roman" w:cs="Times New Roman"/>
                 <w:sz w:val="28"/>
                 <w:szCs w:val="28"/>
               </w:rPr>
@@ -9897,7 +10186,7 @@
             </w:r>
             <w:r>
               <w:rPr>
-                <w:rFonts w:ascii="Times New Roman" w:hAnsi="Times New Roman" w:eastAsia="Times New Roman" w:cs="Times New Roman"/>
+                <w:rFonts w:ascii="Times New Roman" w:hAnsi="Times New Roman" w:cs="Times New Roman"/>
                 <w:sz w:val="28"/>
                 <w:szCs w:val="28"/>
               </w:rPr>
@@ -9950,7 +10239,7 @@
             </w:r>
             <w:r>
               <w:rPr>
-                <w:rFonts w:ascii="Times New Roman" w:hAnsi="Times New Roman" w:eastAsia="Times New Roman" w:cs="Times New Roman"/>
+                <w:rFonts w:ascii="Times New Roman" w:hAnsi="Times New Roman" w:cs="Times New Roman"/>
                 <w:sz w:val="28"/>
                 <w:szCs w:val="28"/>
               </w:rPr>
@@ -10000,7 +10289,7 @@
             </w:r>
             <w:r>
               <w:rPr>
-                <w:rFonts w:ascii="Times New Roman" w:hAnsi="Times New Roman" w:eastAsia="Times New Roman" w:cs="Times New Roman"/>
+                <w:rFonts w:ascii="Times New Roman" w:hAnsi="Times New Roman" w:cs="Times New Roman"/>
                 <w:sz w:val="28"/>
                 <w:szCs w:val="28"/>
               </w:rPr>
@@ -10050,7 +10339,7 @@
             </w:r>
             <w:r>
               <w:rPr>
-                <w:rFonts w:ascii="Times New Roman" w:hAnsi="Times New Roman" w:eastAsia="Times New Roman" w:cs="Times New Roman"/>
+                <w:rFonts w:ascii="Times New Roman" w:hAnsi="Times New Roman" w:cs="Times New Roman"/>
                 <w:sz w:val="28"/>
                 <w:szCs w:val="28"/>
               </w:rPr>
@@ -10100,7 +10389,7 @@
             </w:r>
             <w:r>
               <w:rPr>
-                <w:rFonts w:ascii="Times New Roman" w:hAnsi="Times New Roman" w:eastAsia="Times New Roman" w:cs="Times New Roman"/>
+                <w:rFonts w:ascii="Times New Roman" w:hAnsi="Times New Roman" w:cs="Times New Roman"/>
                 <w:sz w:val="28"/>
                 <w:szCs w:val="28"/>
               </w:rPr>
@@ -10153,7 +10442,7 @@
             </w:r>
             <w:r>
               <w:rPr>
-                <w:rFonts w:ascii="Times New Roman" w:hAnsi="Times New Roman" w:eastAsia="Times New Roman" w:cs="Times New Roman"/>
+                <w:rFonts w:ascii="Times New Roman" w:hAnsi="Times New Roman" w:cs="Times New Roman"/>
                 <w:sz w:val="28"/>
                 <w:szCs w:val="28"/>
               </w:rPr>
@@ -10203,7 +10492,7 @@
             </w:r>
             <w:r>
               <w:rPr>
-                <w:rFonts w:ascii="Times New Roman" w:hAnsi="Times New Roman" w:eastAsia="Times New Roman" w:cs="Times New Roman"/>
+                <w:rFonts w:ascii="Times New Roman" w:hAnsi="Times New Roman" w:cs="Times New Roman"/>
                 <w:sz w:val="28"/>
                 <w:szCs w:val="28"/>
               </w:rPr>
@@ -10253,7 +10542,7 @@
             </w:r>
             <w:r>
               <w:rPr>
-                <w:rFonts w:ascii="Times New Roman" w:hAnsi="Times New Roman" w:eastAsia="Times New Roman" w:cs="Times New Roman"/>
+                <w:rFonts w:ascii="Times New Roman" w:hAnsi="Times New Roman" w:cs="Times New Roman"/>
                 <w:sz w:val="28"/>
                 <w:szCs w:val="28"/>
               </w:rPr>
@@ -10303,7 +10592,7 @@
             </w:r>
             <w:r>
               <w:rPr>
-                <w:rFonts w:ascii="Times New Roman" w:hAnsi="Times New Roman" w:eastAsia="Times New Roman" w:cs="Times New Roman"/>
+                <w:rFonts w:ascii="Times New Roman" w:hAnsi="Times New Roman" w:cs="Times New Roman"/>
                 <w:sz w:val="28"/>
                 <w:szCs w:val="28"/>
               </w:rPr>
@@ -10356,7 +10645,7 @@
             </w:r>
             <w:r>
               <w:rPr>
-                <w:rFonts w:ascii="Times New Roman" w:hAnsi="Times New Roman" w:eastAsia="Times New Roman" w:cs="Times New Roman"/>
+                <w:rFonts w:ascii="Times New Roman" w:hAnsi="Times New Roman" w:cs="Times New Roman"/>
                 <w:sz w:val="28"/>
                 <w:szCs w:val="28"/>
               </w:rPr>
@@ -10406,7 +10695,7 @@
             </w:r>
             <w:r>
               <w:rPr>
-                <w:rFonts w:ascii="Times New Roman" w:hAnsi="Times New Roman" w:eastAsia="Times New Roman" w:cs="Times New Roman"/>
+                <w:rFonts w:ascii="Times New Roman" w:hAnsi="Times New Roman" w:cs="Times New Roman"/>
                 <w:sz w:val="28"/>
                 <w:szCs w:val="28"/>
               </w:rPr>
@@ -10456,7 +10745,7 @@
             </w:r>
             <w:r>
               <w:rPr>
-                <w:rFonts w:ascii="Times New Roman" w:hAnsi="Times New Roman" w:eastAsia="Times New Roman" w:cs="Times New Roman"/>
+                <w:rFonts w:ascii="Times New Roman" w:hAnsi="Times New Roman" w:cs="Times New Roman"/>
                 <w:sz w:val="28"/>
                 <w:szCs w:val="28"/>
               </w:rPr>
@@ -10506,7 +10795,7 @@
             </w:r>
             <w:r>
               <w:rPr>
-                <w:rFonts w:ascii="Times New Roman" w:hAnsi="Times New Roman" w:eastAsia="Times New Roman" w:cs="Times New Roman"/>
+                <w:rFonts w:ascii="Times New Roman" w:hAnsi="Times New Roman" w:cs="Times New Roman"/>
                 <w:sz w:val="28"/>
                 <w:szCs w:val="28"/>
               </w:rPr>
@@ -10559,7 +10848,7 @@
             </w:r>
             <w:r>
               <w:rPr>
-                <w:rFonts w:ascii="Times New Roman" w:hAnsi="Times New Roman" w:eastAsia="Times New Roman" w:cs="Times New Roman"/>
+                <w:rFonts w:ascii="Times New Roman" w:hAnsi="Times New Roman" w:cs="Times New Roman"/>
                 <w:sz w:val="28"/>
                 <w:szCs w:val="28"/>
               </w:rPr>
@@ -10609,7 +10898,7 @@
             </w:r>
             <w:r>
               <w:rPr>
-                <w:rFonts w:ascii="Times New Roman" w:hAnsi="Times New Roman" w:eastAsia="Times New Roman" w:cs="Times New Roman"/>
+                <w:rFonts w:ascii="Times New Roman" w:hAnsi="Times New Roman" w:cs="Times New Roman"/>
                 <w:sz w:val="28"/>
                 <w:szCs w:val="28"/>
               </w:rPr>
@@ -10659,7 +10948,7 @@
             </w:r>
             <w:r>
               <w:rPr>
-                <w:rFonts w:ascii="Times New Roman" w:hAnsi="Times New Roman" w:eastAsia="Times New Roman" w:cs="Times New Roman"/>
+                <w:rFonts w:ascii="Times New Roman" w:hAnsi="Times New Roman" w:cs="Times New Roman"/>
                 <w:sz w:val="28"/>
                 <w:szCs w:val="28"/>
               </w:rPr>
@@ -10709,7 +10998,7 @@
             </w:r>
             <w:r>
               <w:rPr>
-                <w:rFonts w:ascii="Times New Roman" w:hAnsi="Times New Roman" w:eastAsia="Times New Roman" w:cs="Times New Roman"/>
+                <w:rFonts w:ascii="Times New Roman" w:hAnsi="Times New Roman" w:cs="Times New Roman"/>
                 <w:sz w:val="28"/>
                 <w:szCs w:val="28"/>
               </w:rPr>
@@ -10762,7 +11051,7 @@
             </w:r>
             <w:r>
               <w:rPr>
-                <w:rFonts w:ascii="Times New Roman" w:hAnsi="Times New Roman" w:eastAsia="Times New Roman" w:cs="Times New Roman"/>
+                <w:rFonts w:ascii="Times New Roman" w:hAnsi="Times New Roman" w:cs="Times New Roman"/>
                 <w:sz w:val="28"/>
                 <w:szCs w:val="28"/>
               </w:rPr>
@@ -10812,7 +11101,7 @@
             </w:r>
             <w:r>
               <w:rPr>
-                <w:rFonts w:ascii="Times New Roman" w:hAnsi="Times New Roman" w:eastAsia="Times New Roman" w:cs="Times New Roman"/>
+                <w:rFonts w:ascii="Times New Roman" w:hAnsi="Times New Roman" w:cs="Times New Roman"/>
                 <w:sz w:val="28"/>
                 <w:szCs w:val="28"/>
               </w:rPr>
@@ -10862,7 +11151,7 @@
             </w:r>
             <w:r>
               <w:rPr>
-                <w:rFonts w:ascii="Times New Roman" w:hAnsi="Times New Roman" w:eastAsia="Times New Roman" w:cs="Times New Roman"/>
+                <w:rFonts w:ascii="Times New Roman" w:hAnsi="Times New Roman" w:cs="Times New Roman"/>
                 <w:sz w:val="28"/>
                 <w:szCs w:val="28"/>
               </w:rPr>
@@ -10912,7 +11201,7 @@
             </w:r>
             <w:r>
               <w:rPr>
-                <w:rFonts w:ascii="Times New Roman" w:hAnsi="Times New Roman" w:eastAsia="Times New Roman" w:cs="Times New Roman"/>
+                <w:rFonts w:ascii="Times New Roman" w:hAnsi="Times New Roman" w:cs="Times New Roman"/>
                 <w:sz w:val="28"/>
                 <w:szCs w:val="28"/>
               </w:rPr>
@@ -10965,7 +11254,7 @@
             </w:r>
             <w:r>
               <w:rPr>
-                <w:rFonts w:ascii="Times New Roman" w:hAnsi="Times New Roman" w:eastAsia="Times New Roman" w:cs="Times New Roman"/>
+                <w:rFonts w:ascii="Times New Roman" w:hAnsi="Times New Roman" w:cs="Times New Roman"/>
                 <w:sz w:val="28"/>
                 <w:szCs w:val="28"/>
               </w:rPr>
@@ -11015,7 +11304,7 @@
             </w:r>
             <w:r>
               <w:rPr>
-                <w:rFonts w:ascii="Times New Roman" w:hAnsi="Times New Roman" w:eastAsia="Times New Roman" w:cs="Times New Roman"/>
+                <w:rFonts w:ascii="Times New Roman" w:hAnsi="Times New Roman" w:cs="Times New Roman"/>
                 <w:sz w:val="28"/>
                 <w:szCs w:val="28"/>
               </w:rPr>
@@ -11065,7 +11354,7 @@
             </w:r>
             <w:r>
               <w:rPr>
-                <w:rFonts w:ascii="Times New Roman" w:hAnsi="Times New Roman" w:eastAsia="Times New Roman" w:cs="Times New Roman"/>
+                <w:rFonts w:ascii="Times New Roman" w:hAnsi="Times New Roman" w:cs="Times New Roman"/>
                 <w:sz w:val="28"/>
                 <w:szCs w:val="28"/>
               </w:rPr>
@@ -11115,7 +11404,7 @@
             </w:r>
             <w:r>
               <w:rPr>
-                <w:rFonts w:ascii="Times New Roman" w:hAnsi="Times New Roman" w:eastAsia="Times New Roman" w:cs="Times New Roman"/>
+                <w:rFonts w:ascii="Times New Roman" w:hAnsi="Times New Roman" w:cs="Times New Roman"/>
                 <w:sz w:val="28"/>
                 <w:szCs w:val="28"/>
               </w:rPr>
@@ -11144,27 +11433,12 @@
         <w:ind w:left="1080"/>
         <w:rPr/>
       </w:pPr>
-      <w:r/>
       <w:r>
         <w:t xml:space="preserve">https://github.com/IGMA-IGMA/algRAT/tree/main/practice3</w:t>
       </w:r>
       <w:r/>
       <w:r/>
-    </w:p>
-    <w:p>
-      <w:pPr>
-        <w:pStyle w:val="924"/>
-        <w:pBdr/>
-        <w:tabs>
-          <w:tab w:val="left" w:leader="none" w:pos="8530"/>
-        </w:tabs>
-        <w:spacing/>
-        <w:ind/>
-        <w:rPr/>
-      </w:pPr>
-      <w:r>
-        <w:tab/>
-      </w:r>
+      <w:r/>
       <w:r/>
     </w:p>
     <w:sectPr>

--- a/report/Малов. Практика №3 ДЗ.docx
+++ b/report/Малов. Практика №3 ДЗ.docx
@@ -1758,18 +1758,20 @@
         <w:pBdr/>
         <w:spacing/>
         <w:ind/>
+        <w:jc w:val="center"/>
         <w:rPr>
           <w:sz w:val="20"/>
         </w:rPr>
       </w:pPr>
+      <w:r/>
       <w:r>
         <mc:AlternateContent>
           <mc:Choice Requires="wpg">
             <w:drawing>
               <wp:inline xmlns:wp="http://schemas.openxmlformats.org/drawingml/2006/wordprocessingDrawing" distT="0" distB="0" distL="0" distR="0">
-                <wp:extent cx="6213475" cy="4409440"/>
+                <wp:extent cx="4914425" cy="4759151"/>
                 <wp:effectExtent l="0" t="0" r="0" b="0"/>
-                <wp:docPr id="2" name="Рисунок 1"/>
+                <wp:docPr id="2" name=""/>
                 <wp:cNvGraphicFramePr>
                   <a:graphicFrameLocks xmlns:a="http://schemas.openxmlformats.org/drawingml/2006/main" noChangeAspect="1"/>
                 </wp:cNvGraphicFramePr>
@@ -1777,7 +1779,7 @@
                   <a:graphicData uri="http://schemas.openxmlformats.org/drawingml/2006/picture">
                     <pic:pic xmlns:pic="http://schemas.openxmlformats.org/drawingml/2006/picture">
                       <pic:nvPicPr>
-                        <pic:cNvPr id="1" name=""/>
+                        <pic:cNvPr id="337191076" name=""/>
                         <pic:cNvPicPr>
                           <a:picLocks noChangeAspect="1"/>
                         </pic:cNvPicPr>
@@ -1788,9 +1790,9 @@
                         <a:stretch/>
                       </pic:blipFill>
                       <pic:spPr bwMode="auto">
-                        <a:xfrm>
+                        <a:xfrm flipH="0" flipV="0">
                           <a:off x="0" y="0"/>
-                          <a:ext cx="6213475" cy="4409440"/>
+                          <a:ext cx="4914425" cy="4759151"/>
                         </a:xfrm>
                         <a:prstGeom prst="rect">
                           <a:avLst/>
@@ -1823,7 +1825,7 @@
                 <v:path o:extrusionok="f" gradientshapeok="t" o:connecttype="rect"/>
                 <o:lock v:ext="edit" aspectratio="t"/>
               </v:shapetype>
-              <v:shape id="_x0000_i1" o:spid="_x0000_s1" type="#_x0000_t75" style="width:489.25pt;height:347.20pt;mso-wrap-distance-left:0.00pt;mso-wrap-distance-top:0.00pt;mso-wrap-distance-right:0.00pt;mso-wrap-distance-bottom:0.00pt;z-index:1;" stroked="false">
+              <v:shape id="_x0000_i1" o:spid="_x0000_s1" type="#_x0000_t75" style="width:386.96pt;height:374.74pt;mso-wrap-distance-left:0.00pt;mso-wrap-distance-top:0.00pt;mso-wrap-distance-right:0.00pt;mso-wrap-distance-bottom:0.00pt;z-index:1;" stroked="false">
                 <v:imagedata r:id="rId11" o:title=""/>
                 <o:lock v:ext="edit" rotation="t"/>
               </v:shape>
@@ -1831,6 +1833,7 @@
           </mc:Fallback>
         </mc:AlternateContent>
       </w:r>
+      <w:r/>
       <w:r>
         <w:rPr>
           <w:sz w:val="20"/>
@@ -3268,12 +3271,13 @@
           <w:sz w:val="28"/>
         </w:rPr>
       </w:pPr>
+      <w:r/>
       <w:r>
         <mc:AlternateContent>
           <mc:Choice Requires="wpg">
             <w:drawing>
               <wp:inline xmlns:wp="http://schemas.openxmlformats.org/drawingml/2006/wordprocessingDrawing" distT="0" distB="0" distL="0" distR="0">
-                <wp:extent cx="4270397" cy="2290800"/>
+                <wp:extent cx="3368652" cy="3416003"/>
                 <wp:effectExtent l="0" t="0" r="0" b="0"/>
                 <wp:docPr id="6" name=""/>
                 <wp:cNvGraphicFramePr>
@@ -3283,7 +3287,7 @@
                   <a:graphicData uri="http://schemas.openxmlformats.org/drawingml/2006/picture">
                     <pic:pic xmlns:pic="http://schemas.openxmlformats.org/drawingml/2006/picture">
                       <pic:nvPicPr>
-                        <pic:cNvPr id="1765186812" name=""/>
+                        <pic:cNvPr id="326210331" name=""/>
                         <pic:cNvPicPr>
                           <a:picLocks noChangeAspect="1"/>
                         </pic:cNvPicPr>
@@ -3296,7 +3300,7 @@
                       <pic:spPr bwMode="auto">
                         <a:xfrm flipH="0" flipV="0">
                           <a:off x="0" y="0"/>
-                          <a:ext cx="4270397" cy="2290800"/>
+                          <a:ext cx="3368652" cy="3416002"/>
                         </a:xfrm>
                         <a:prstGeom prst="rect">
                           <a:avLst/>
@@ -3329,7 +3333,7 @@
                 <v:path o:extrusionok="f" gradientshapeok="t" o:connecttype="rect"/>
                 <o:lock v:ext="edit" aspectratio="t"/>
               </v:shapetype>
-              <v:shape id="_x0000_i5" o:spid="_x0000_s5" type="#_x0000_t75" style="width:336.25pt;height:180.38pt;mso-wrap-distance-left:0.00pt;mso-wrap-distance-top:0.00pt;mso-wrap-distance-right:0.00pt;mso-wrap-distance-bottom:0.00pt;z-index:1;" stroked="false">
+              <v:shape id="_x0000_i5" o:spid="_x0000_s5" type="#_x0000_t75" style="width:265.25pt;height:268.98pt;mso-wrap-distance-left:0.00pt;mso-wrap-distance-top:0.00pt;mso-wrap-distance-right:0.00pt;mso-wrap-distance-bottom:0.00pt;z-index:1;" stroked="false">
                 <v:imagedata r:id="rId15" o:title=""/>
                 <o:lock v:ext="edit" rotation="t"/>
               </v:shape>
@@ -3337,6 +3341,7 @@
           </mc:Fallback>
         </mc:AlternateContent>
       </w:r>
+      <w:r/>
       <w:r>
         <w:rPr>
           <w:sz w:val="28"/>
@@ -4284,7 +4289,7 @@
           <mc:Choice Requires="wpg">
             <w:drawing>
               <wp:inline xmlns:wp="http://schemas.openxmlformats.org/drawingml/2006/wordprocessingDrawing" distT="0" distB="0" distL="0" distR="0">
-                <wp:extent cx="2185361" cy="7872000"/>
+                <wp:extent cx="1673583" cy="6028500"/>
                 <wp:effectExtent l="0" t="0" r="0" b="0"/>
                 <wp:docPr id="7" name=""/>
                 <wp:cNvGraphicFramePr>
@@ -4307,7 +4312,7 @@
                       <pic:spPr bwMode="auto">
                         <a:xfrm flipH="0" flipV="0">
                           <a:off x="0" y="0"/>
-                          <a:ext cx="2185360" cy="7871999"/>
+                          <a:ext cx="1673583" cy="6028499"/>
                         </a:xfrm>
                         <a:prstGeom prst="rect">
                           <a:avLst/>
@@ -4340,7 +4345,7 @@
                 <v:path o:extrusionok="f" gradientshapeok="t" o:connecttype="rect"/>
                 <o:lock v:ext="edit" aspectratio="t"/>
               </v:shapetype>
-              <v:shape id="_x0000_i6" o:spid="_x0000_s6" type="#_x0000_t75" style="width:172.08pt;height:619.84pt;mso-wrap-distance-left:0.00pt;mso-wrap-distance-top:0.00pt;mso-wrap-distance-right:0.00pt;mso-wrap-distance-bottom:0.00pt;z-index:1;" stroked="false">
+              <v:shape id="_x0000_i6" o:spid="_x0000_s6" type="#_x0000_t75" style="width:131.78pt;height:474.69pt;mso-wrap-distance-left:0.00pt;mso-wrap-distance-top:0.00pt;mso-wrap-distance-right:0.00pt;mso-wrap-distance-bottom:0.00pt;z-index:1;" stroked="false">
                 <v:imagedata r:id="rId16" o:title=""/>
                 <o:lock v:ext="edit" rotation="t"/>
               </v:shape>
@@ -4351,6 +4356,46 @@
       <w:r>
         <w:rPr>
           <w:sz w:val="28"/>
+          <w:szCs w:val="28"/>
+          <w:highlight w:val="none"/>
+        </w:rPr>
+      </w:r>
+      <w:r>
+        <w:rPr>
+          <w:sz w:val="28"/>
+          <w:szCs w:val="28"/>
+          <w:highlight w:val="none"/>
+        </w:rPr>
+      </w:r>
+    </w:p>
+    <w:p>
+      <w:pPr>
+        <w:pStyle w:val="926"/>
+        <w:pBdr/>
+        <w:tabs>
+          <w:tab w:val="left" w:leader="none" w:pos="404"/>
+        </w:tabs>
+        <w:spacing w:before="208" w:line="280" w:lineRule="auto"/>
+        <w:ind w:right="626" w:firstLine="0" w:left="0"/>
+        <w:jc w:val="left"/>
+        <w:rPr>
+          <w:sz w:val="28"/>
+          <w:szCs w:val="28"/>
+          <w:highlight w:val="none"/>
+        </w:rPr>
+      </w:pPr>
+      <w:r>
+        <w:rPr>
+          <w:sz w:val="28"/>
+          <w:szCs w:val="28"/>
+          <w:highlight w:val="none"/>
+        </w:rPr>
+      </w:r>
+      <w:r>
+        <w:rPr>
+          <w:sz w:val="28"/>
+          <w:szCs w:val="28"/>
+          <w:highlight w:val="none"/>
         </w:rPr>
       </w:r>
       <w:r>
@@ -4385,7 +4430,7 @@
       <w:r>
         <w:rPr>
           <w:sz w:val="28"/>
-          <w:highlight w:val="none"/>
+          <w:szCs w:val="28"/>
         </w:rPr>
       </w:r>
       <w:r>
@@ -4836,14 +4881,15 @@
           <w:lang w:val="en-US"/>
         </w:rPr>
       </w:pPr>
+      <w:r/>
       <w:r>
         <mc:AlternateContent>
           <mc:Choice Requires="wpg">
             <w:drawing>
               <wp:inline xmlns:wp="http://schemas.openxmlformats.org/drawingml/2006/wordprocessingDrawing" distT="0" distB="0" distL="0" distR="0">
-                <wp:extent cx="5029200" cy="3714750"/>
+                <wp:extent cx="3739420" cy="3970508"/>
                 <wp:effectExtent l="0" t="0" r="0" b="0"/>
-                <wp:docPr id="10" name="Рисунок 6"/>
+                <wp:docPr id="10" name=""/>
                 <wp:cNvGraphicFramePr>
                   <a:graphicFrameLocks xmlns:a="http://schemas.openxmlformats.org/drawingml/2006/main" noChangeAspect="1"/>
                 </wp:cNvGraphicFramePr>
@@ -4851,7 +4897,7 @@
                   <a:graphicData uri="http://schemas.openxmlformats.org/drawingml/2006/picture">
                     <pic:pic xmlns:pic="http://schemas.openxmlformats.org/drawingml/2006/picture">
                       <pic:nvPicPr>
-                        <pic:cNvPr id="1" name=""/>
+                        <pic:cNvPr id="1043392207" name=""/>
                         <pic:cNvPicPr>
                           <a:picLocks noChangeAspect="1"/>
                         </pic:cNvPicPr>
@@ -4862,9 +4908,9 @@
                         <a:stretch/>
                       </pic:blipFill>
                       <pic:spPr bwMode="auto">
-                        <a:xfrm>
+                        <a:xfrm flipH="0" flipV="0">
                           <a:off x="0" y="0"/>
-                          <a:ext cx="5029200" cy="3714750"/>
+                          <a:ext cx="3739420" cy="3970507"/>
                         </a:xfrm>
                         <a:prstGeom prst="rect">
                           <a:avLst/>
@@ -4897,7 +4943,7 @@
                 <v:path o:extrusionok="f" gradientshapeok="t" o:connecttype="rect"/>
                 <o:lock v:ext="edit" aspectratio="t"/>
               </v:shapetype>
-              <v:shape id="_x0000_i9" o:spid="_x0000_s9" type="#_x0000_t75" style="width:396.00pt;height:292.50pt;mso-wrap-distance-left:0.00pt;mso-wrap-distance-top:0.00pt;mso-wrap-distance-right:0.00pt;mso-wrap-distance-bottom:0.00pt;z-index:1;" stroked="false">
+              <v:shape id="_x0000_i9" o:spid="_x0000_s9" type="#_x0000_t75" style="width:294.44pt;height:312.64pt;mso-wrap-distance-left:0.00pt;mso-wrap-distance-top:0.00pt;mso-wrap-distance-right:0.00pt;mso-wrap-distance-bottom:0.00pt;z-index:1;" stroked="false">
                 <v:imagedata r:id="rId19" o:title=""/>
                 <o:lock v:ext="edit" rotation="t"/>
               </v:shape>
@@ -4905,6 +4951,7 @@
           </mc:Fallback>
         </mc:AlternateContent>
       </w:r>
+      <w:r/>
       <w:r>
         <w:rPr>
           <w:lang w:val="en-US"/>
@@ -5524,6 +5571,11 @@
           <w:lang w:val="en-US"/>
         </w:rPr>
       </w:r>
+      <w:r>
+        <w:rPr>
+          <w:lang w:val="en-US"/>
+        </w:rPr>
+      </w:r>
     </w:p>
     <w:p>
       <w:pPr>
@@ -6001,6 +6053,12 @@
           <w:szCs w:val="28"/>
         </w:rPr>
       </w:r>
+      <w:r>
+        <w:rPr>
+          <w:sz w:val="28"/>
+          <w:szCs w:val="28"/>
+        </w:rPr>
+      </w:r>
     </w:p>
     <w:p>
       <w:pPr>
@@ -6046,6 +6104,12 @@
           <w:szCs w:val="28"/>
         </w:rPr>
       </w:r>
+      <w:r>
+        <w:rPr>
+          <w:sz w:val="28"/>
+          <w:szCs w:val="28"/>
+        </w:rPr>
+      </w:r>
     </w:p>
     <w:p>
       <w:pPr>
@@ -6082,6 +6146,12 @@
           <w:szCs w:val="28"/>
         </w:rPr>
       </w:r>
+      <w:r>
+        <w:rPr>
+          <w:sz w:val="28"/>
+          <w:szCs w:val="28"/>
+        </w:rPr>
+      </w:r>
     </w:p>
     <w:p>
       <w:pPr>
@@ -6118,6 +6188,12 @@
           <w:szCs w:val="28"/>
         </w:rPr>
       </w:r>
+      <w:r>
+        <w:rPr>
+          <w:sz w:val="28"/>
+          <w:szCs w:val="28"/>
+        </w:rPr>
+      </w:r>
     </w:p>
     <w:p>
       <w:pPr>
@@ -6134,6 +6210,14 @@
       </w:pPr>
       <w:r>
         <w:rPr>
+          <w:sz w:val="30"/>
+          <w:szCs w:val="30"/>
+        </w:rPr>
+      </w:r>
+      <w:r>
+        <w:rPr>
+          <w:b/>
+          <w:bCs/>
           <w:sz w:val="30"/>
           <w:szCs w:val="30"/>
         </w:rPr>
@@ -6572,6 +6656,12 @@
           <w:szCs w:val="28"/>
         </w:rPr>
       </w:r>
+      <w:r>
+        <w:rPr>
+          <w:sz w:val="28"/>
+          <w:szCs w:val="28"/>
+        </w:rPr>
+      </w:r>
     </w:p>
     <w:p>
       <w:pPr>
@@ -6601,6 +6691,12 @@
           <w:szCs w:val="28"/>
         </w:rPr>
         <w:t xml:space="preserve">ого массива. На каждом уровне рекурсии мы выполняем процедуру разделения, которая проходит по всем элементам текущего массива один раз, сравнивая их с опорным элементом и переставляя. Это занимает время, пропорциональное размеру массива, то есть O(n).</w:t>
+      </w:r>
+      <w:r>
+        <w:rPr>
+          <w:sz w:val="28"/>
+          <w:szCs w:val="28"/>
+        </w:rPr>
       </w:r>
       <w:r>
         <w:rPr>
@@ -6630,7 +6726,6 @@
           <w:szCs w:val="28"/>
         </w:rPr>
       </w:r>
-      <w:r/>
       <m:oMath>
         <m:func>
           <m:funcPr>
@@ -6698,7 +6793,6 @@
           </m:e>
         </m:func>
       </m:oMath>
-      <w:r/>
       <w:r>
         <w:rPr>
           <w:sz w:val="28"/>
@@ -6805,6 +6899,15 @@
           <w:lang w:val="en-US"/>
         </w:rPr>
         <w:t xml:space="preserve"> </w:t>
+      </w:r>
+      <w:r>
+        <w:rPr>
+          <w:rFonts w:ascii="Times New Roman" w:hAnsi="Times New Roman" w:eastAsia="Times New Roman" w:cs="Times New Roman"/>
+          <w:color w:val="000000"/>
+          <w:sz w:val="28"/>
+          <w:szCs w:val="28"/>
+          <w:lang w:val="en-US"/>
+        </w:rPr>
       </w:r>
       <w:r>
         <w:rPr>
@@ -7003,7 +7106,15 @@
           <w:lang w:val="en-US"/>
         </w:rPr>
       </w:r>
-      <w:r/>
+      <w:r>
+        <w:rPr>
+          <w:rFonts w:ascii="Times New Roman" w:hAnsi="Times New Roman" w:eastAsia="Times New Roman" w:cs="Times New Roman"/>
+          <w:color w:val="000000"/>
+          <w:sz w:val="28"/>
+          <w:szCs w:val="28"/>
+          <w:lang w:val="en-US"/>
+        </w:rPr>
+      </w:r>
     </w:p>
     <w:p>
       <w:pPr>
@@ -7030,7 +7141,7 @@
           <m:sSupPr>
             <m:ctrlPr>
               <w:rPr>
-                <w:rFonts w:hint="default" w:ascii="Cambria Math" w:hAnsi="Cambria Math" w:eastAsia="Cambria Math" w:cs="Cambria Math"/>
+                <w:rFonts w:ascii="Cambria Math" w:hAnsi="Cambria Math" w:eastAsia="Cambria Math" w:cs="Cambria Math"/>
                 <w:i/>
                 <w:color w:val="000000"/>
                 <w:sz w:val="28"/>
@@ -7136,6 +7247,12 @@
           <w:szCs w:val="28"/>
         </w:rPr>
       </w:r>
+      <w:r>
+        <w:rPr>
+          <w:sz w:val="28"/>
+          <w:szCs w:val="28"/>
+        </w:rPr>
+      </w:r>
     </w:p>
     <w:p>
       <w:pPr>
@@ -7163,6 +7280,12 @@
           <w:szCs w:val="28"/>
         </w:rPr>
       </w:r>
+      <w:r>
+        <w:rPr>
+          <w:sz w:val="28"/>
+          <w:szCs w:val="28"/>
+        </w:rPr>
+      </w:r>
     </w:p>
     <w:p>
       <w:pPr>
@@ -7192,6 +7315,12 @@
           <w:szCs w:val="28"/>
         </w:rPr>
         <w:t xml:space="preserve">соотношение будет T(n) = T(n-1) + O(n), но в таком случае мастер-теорема неприменима, потому что n-1 нельзя представить в виде n/b, чтобы b было константой. Тогда решаем методом развёртывания:</w:t>
+      </w:r>
+      <w:r>
+        <w:rPr>
+          <w:sz w:val="28"/>
+          <w:szCs w:val="28"/>
+        </w:rPr>
       </w:r>
       <w:r>
         <w:rPr>
@@ -7578,6 +7707,12 @@
           <w:szCs w:val="28"/>
         </w:rPr>
       </w:r>
+      <w:r>
+        <w:rPr>
+          <w:sz w:val="28"/>
+          <w:szCs w:val="28"/>
+        </w:rPr>
+      </w:r>
     </w:p>
     <w:p>
       <w:pPr>
@@ -7841,53 +7976,6 @@
           <w:szCs w:val="28"/>
         </w:rPr>
       </w:r>
-    </w:p>
-    <w:p>
-      <w:pPr>
-        <w:pStyle w:val="924"/>
-        <w:pBdr/>
-        <w:spacing/>
-        <w:ind/>
-        <w:rPr>
-          <w:rFonts w:ascii="Times New Roman" w:hAnsi="Times New Roman" w:eastAsia="Times New Roman" w:cs="Times New Roman"/>
-          <w:sz w:val="28"/>
-          <w:szCs w:val="28"/>
-        </w:rPr>
-      </w:pPr>
-      <w:r>
-        <w:rPr>
-          <w:rFonts w:ascii="Times New Roman" w:hAnsi="Times New Roman" w:eastAsia="Times New Roman" w:cs="Times New Roman"/>
-          <w:sz w:val="28"/>
-          <w:szCs w:val="28"/>
-        </w:rPr>
-      </w:r>
-      <w:r>
-        <w:rPr>
-          <w:rFonts w:ascii="Times New Roman" w:hAnsi="Times New Roman" w:eastAsia="Times New Roman" w:cs="Times New Roman"/>
-          <w:sz w:val="28"/>
-          <w:szCs w:val="28"/>
-        </w:rPr>
-      </w:r>
-      <w:r>
-        <w:rPr>
-          <w:rFonts w:ascii="Times New Roman" w:hAnsi="Times New Roman" w:eastAsia="Times New Roman" w:cs="Times New Roman"/>
-          <w:sz w:val="28"/>
-          <w:szCs w:val="28"/>
-        </w:rPr>
-      </w:r>
-    </w:p>
-    <w:p>
-      <w:pPr>
-        <w:pStyle w:val="924"/>
-        <w:pBdr/>
-        <w:spacing/>
-        <w:ind/>
-        <w:rPr>
-          <w:rFonts w:ascii="Times New Roman" w:hAnsi="Times New Roman" w:eastAsia="Times New Roman" w:cs="Times New Roman"/>
-          <w:sz w:val="28"/>
-          <w:szCs w:val="28"/>
-        </w:rPr>
-      </w:pPr>
       <w:r>
         <w:rPr>
           <w:rFonts w:ascii="Times New Roman" w:hAnsi="Times New Roman" w:eastAsia="Times New Roman" w:cs="Times New Roman"/>
@@ -7897,6 +7985,53 @@
           <w:highlight w:val="none"/>
         </w:rPr>
       </w:r>
+    </w:p>
+    <w:p>
+      <w:pPr>
+        <w:pStyle w:val="924"/>
+        <w:pBdr/>
+        <w:spacing/>
+        <w:ind/>
+        <w:rPr>
+          <w:rFonts w:ascii="Times New Roman" w:hAnsi="Times New Roman" w:eastAsia="Times New Roman" w:cs="Times New Roman"/>
+          <w:sz w:val="28"/>
+          <w:szCs w:val="28"/>
+        </w:rPr>
+      </w:pPr>
+      <w:r>
+        <w:rPr>
+          <w:rFonts w:ascii="Times New Roman" w:hAnsi="Times New Roman" w:eastAsia="Times New Roman" w:cs="Times New Roman"/>
+          <w:sz w:val="28"/>
+          <w:szCs w:val="28"/>
+        </w:rPr>
+      </w:r>
+      <w:r>
+        <w:rPr>
+          <w:rFonts w:ascii="Times New Roman" w:hAnsi="Times New Roman" w:eastAsia="Times New Roman" w:cs="Times New Roman"/>
+          <w:sz w:val="28"/>
+          <w:szCs w:val="28"/>
+        </w:rPr>
+      </w:r>
+      <w:r>
+        <w:rPr>
+          <w:rFonts w:ascii="Times New Roman" w:hAnsi="Times New Roman" w:eastAsia="Times New Roman" w:cs="Times New Roman"/>
+          <w:sz w:val="28"/>
+          <w:szCs w:val="28"/>
+        </w:rPr>
+      </w:r>
+    </w:p>
+    <w:p>
+      <w:pPr>
+        <w:pStyle w:val="924"/>
+        <w:pBdr/>
+        <w:spacing/>
+        <w:ind/>
+        <w:rPr>
+          <w:rFonts w:ascii="Times New Roman" w:hAnsi="Times New Roman" w:eastAsia="Times New Roman" w:cs="Times New Roman"/>
+          <w:sz w:val="28"/>
+          <w:szCs w:val="28"/>
+        </w:rPr>
+      </w:pPr>
       <w:r>
         <w:rPr>
           <w:rFonts w:ascii="Times New Roman" w:hAnsi="Times New Roman" w:eastAsia="Times New Roman" w:cs="Times New Roman"/>
@@ -7915,6 +8050,13 @@
           <w:highlight w:val="none"/>
         </w:rPr>
       </w:r>
+      <w:r>
+        <w:rPr>
+          <w:rFonts w:ascii="Times New Roman" w:hAnsi="Times New Roman" w:eastAsia="Times New Roman" w:cs="Times New Roman"/>
+          <w:sz w:val="28"/>
+          <w:szCs w:val="28"/>
+        </w:rPr>
+      </w:r>
     </w:p>
     <w:p>
       <w:pPr>
@@ -7941,6 +8083,14 @@
       <w:r>
         <w:rPr>
           <w:rFonts w:ascii="Times New Roman" w:hAnsi="Times New Roman" w:eastAsia="Times New Roman" w:cs="Times New Roman"/>
+          <w:sz w:val="28"/>
+          <w:szCs w:val="28"/>
+        </w:rPr>
+      </w:r>
+      <w:r>
+        <w:rPr>
+          <w:rFonts w:ascii="Times New Roman" w:hAnsi="Times New Roman" w:eastAsia="Times New Roman" w:cs="Times New Roman"/>
+          <w:color w:val="000000"/>
           <w:sz w:val="28"/>
           <w:szCs w:val="28"/>
         </w:rPr>
@@ -8190,7 +8340,13 @@
           <w:szCs w:val="28"/>
         </w:rPr>
       </w:r>
-      <w:r/>
+      <w:r>
+        <w:rPr>
+          <w:rFonts w:ascii="Times New Roman" w:hAnsi="Times New Roman" w:eastAsia="Times New Roman" w:cs="Times New Roman"/>
+          <w:sz w:val="28"/>
+          <w:szCs w:val="28"/>
+        </w:rPr>
+      </w:r>
     </w:p>
     <w:p>
       <w:pPr>
@@ -8211,6 +8367,12 @@
           <w:szCs w:val="28"/>
         </w:rPr>
         <w:t xml:space="preserve">При k = n-1, получаем:</w:t>
+      </w:r>
+      <w:r>
+        <w:rPr>
+          <w:sz w:val="28"/>
+          <w:szCs w:val="28"/>
+        </w:rPr>
       </w:r>
       <w:r>
         <w:rPr>
@@ -8345,7 +8507,7 @@
               <m:limLoc m:val="undOvr"/>
               <m:ctrlPr>
                 <w:rPr>
-                  <w:rFonts w:hint="default" w:ascii="Cambria Math" w:hAnsi="Cambria Math" w:eastAsia="Cambria Math" w:cs="Cambria Math"/>
+                  <w:rFonts w:ascii="Cambria Math" w:hAnsi="Cambria Math" w:eastAsia="Cambria Math" w:cs="Cambria Math"/>
                   <w:sz w:val="28"/>
                 </w:rPr>
               </m:ctrlPr>
@@ -8401,38 +8563,42 @@
       </m:oMathPara>
       <w:r>
         <w:rPr>
+          <w:sz w:val="28"/>
+          <w:szCs w:val="28"/>
+        </w:rPr>
+      </w:r>
+      <w:r>
+        <w:rPr>
+          <w:sz w:val="28"/>
+          <w:szCs w:val="28"/>
+        </w:rPr>
+      </w:r>
+    </w:p>
+    <w:p>
+      <w:pPr>
+        <w:pStyle w:val="924"/>
+        <w:pBdr/>
+        <w:spacing/>
+        <w:ind/>
+        <w:rPr>
+          <w:sz w:val="28"/>
+          <w:szCs w:val="28"/>
+        </w:rPr>
+      </w:pPr>
+      <w:r>
+        <w:rPr>
           <w:rFonts w:ascii="Times New Roman" w:hAnsi="Times New Roman" w:eastAsia="Times New Roman" w:cs="Times New Roman"/>
           <w:color w:val="000000"/>
           <w:sz w:val="28"/>
           <w:szCs w:val="28"/>
         </w:rPr>
+        <w:t xml:space="preserve">Что будет равно:</w:t>
       </w:r>
       <w:r>
         <w:rPr>
           <w:sz w:val="28"/>
           <w:szCs w:val="28"/>
         </w:rPr>
-      </w:r>
-    </w:p>
-    <w:p>
-      <w:pPr>
-        <w:pStyle w:val="924"/>
-        <w:pBdr/>
-        <w:spacing/>
-        <w:ind/>
-        <w:rPr>
-          <w:sz w:val="28"/>
-          <w:szCs w:val="28"/>
-        </w:rPr>
-      </w:pPr>
-      <w:r>
-        <w:rPr>
-          <w:rFonts w:ascii="Times New Roman" w:hAnsi="Times New Roman" w:eastAsia="Times New Roman" w:cs="Times New Roman"/>
-          <w:color w:val="000000"/>
-          <w:sz w:val="28"/>
-          <w:szCs w:val="28"/>
-        </w:rPr>
-        <w:t xml:space="preserve">Что будет равно:</w:t>
       </w:r>
       <w:r>
         <w:rPr>
@@ -8524,7 +8690,7 @@
             <m:fPr>
               <m:ctrlPr>
                 <w:rPr>
-                  <w:rFonts w:hint="default" w:ascii="Cambria Math" w:hAnsi="Cambria Math" w:eastAsia="Cambria Math" w:cs="Cambria Math"/>
+                  <w:rFonts w:ascii="Cambria Math" w:hAnsi="Cambria Math" w:eastAsia="Cambria Math" w:cs="Cambria Math"/>
                   <w:sz w:val="28"/>
                 </w:rPr>
               </m:ctrlPr>
@@ -8534,7 +8700,7 @@
                 <m:sSupPr>
                   <m:ctrlPr>
                     <w:rPr>
-                      <w:rFonts w:hint="default" w:ascii="Cambria Math" w:hAnsi="Cambria Math" w:eastAsia="Cambria Math" w:cs="Cambria Math"/>
+                      <w:rFonts w:ascii="Cambria Math" w:hAnsi="Cambria Math" w:eastAsia="Cambria Math" w:cs="Cambria Math"/>
                       <w:sz w:val="28"/>
                     </w:rPr>
                   </m:ctrlPr>
@@ -8632,7 +8798,7 @@
             <m:sSupPr>
               <m:ctrlPr>
                 <w:rPr>
-                  <w:rFonts w:hint="default" w:ascii="Cambria Math" w:hAnsi="Cambria Math" w:eastAsia="Cambria Math" w:cs="Cambria Math"/>
+                  <w:rFonts w:ascii="Cambria Math" w:hAnsi="Cambria Math" w:eastAsia="Cambria Math" w:cs="Cambria Math"/>
                   <w:sz w:val="28"/>
                 </w:rPr>
               </m:ctrlPr>
@@ -8670,8 +8836,6 @@
       </m:oMathPara>
       <w:r>
         <w:rPr>
-          <w:rFonts w:ascii="Times New Roman" w:hAnsi="Times New Roman" w:eastAsia="Times New Roman" w:cs="Times New Roman"/>
-          <w:color w:val="000000"/>
           <w:sz w:val="28"/>
           <w:szCs w:val="28"/>
         </w:rPr>
@@ -8706,7 +8870,12 @@
           <w:szCs w:val="30"/>
         </w:rPr>
       </w:r>
-      <w:r/>
+      <w:r>
+        <w:rPr>
+          <w:sz w:val="30"/>
+          <w:szCs w:val="30"/>
+        </w:rPr>
+      </w:r>
     </w:p>
     <w:p>
       <w:pPr>
@@ -8717,12 +8886,13 @@
         <w:jc w:val="center"/>
         <w:rPr/>
       </w:pPr>
+      <w:r/>
       <w:r>
         <mc:AlternateContent>
           <mc:Choice Requires="wpg">
             <w:drawing>
               <wp:inline xmlns:wp="http://schemas.openxmlformats.org/drawingml/2006/wordprocessingDrawing" distT="0" distB="0" distL="0" distR="0">
-                <wp:extent cx="6213475" cy="3122858"/>
+                <wp:extent cx="5588295" cy="3395665"/>
                 <wp:effectExtent l="0" t="0" r="0" b="0"/>
                 <wp:docPr id="13" name=""/>
                 <wp:cNvGraphicFramePr>
@@ -8732,7 +8902,7 @@
                   <a:graphicData uri="http://schemas.openxmlformats.org/drawingml/2006/picture">
                     <pic:pic xmlns:pic="http://schemas.openxmlformats.org/drawingml/2006/picture">
                       <pic:nvPicPr>
-                        <pic:cNvPr id="884995734" name=""/>
+                        <pic:cNvPr id="1883142166" name=""/>
                         <pic:cNvPicPr>
                           <a:picLocks noChangeAspect="1"/>
                         </pic:cNvPicPr>
@@ -8743,9 +8913,9 @@
                         <a:stretch/>
                       </pic:blipFill>
                       <pic:spPr bwMode="auto">
-                        <a:xfrm>
+                        <a:xfrm flipH="0" flipV="0">
                           <a:off x="0" y="0"/>
-                          <a:ext cx="6213474" cy="3122858"/>
+                          <a:ext cx="5588294" cy="3395665"/>
                         </a:xfrm>
                         <a:prstGeom prst="rect">
                           <a:avLst/>
@@ -8778,7 +8948,7 @@
                 <v:path o:extrusionok="f" gradientshapeok="t" o:connecttype="rect"/>
                 <o:lock v:ext="edit" aspectratio="t"/>
               </v:shapetype>
-              <v:shape id="_x0000_i12" o:spid="_x0000_s12" type="#_x0000_t75" style="width:489.25pt;height:245.89pt;mso-wrap-distance-left:0.00pt;mso-wrap-distance-top:0.00pt;mso-wrap-distance-right:0.00pt;mso-wrap-distance-bottom:0.00pt;z-index:1;" stroked="false">
+              <v:shape id="_x0000_i12" o:spid="_x0000_s12" type="#_x0000_t75" style="width:440.02pt;height:267.38pt;mso-wrap-distance-left:0.00pt;mso-wrap-distance-top:0.00pt;mso-wrap-distance-right:0.00pt;mso-wrap-distance-bottom:0.00pt;z-index:1;" stroked="false">
                 <v:imagedata r:id="rId22" o:title=""/>
                 <o:lock v:ext="edit" rotation="t"/>
               </v:shape>
@@ -8787,6 +8957,7 @@
         </mc:AlternateContent>
       </w:r>
       <w:r/>
+      <w:r/>
     </w:p>
     <w:p>
       <w:pPr>
@@ -8857,8 +9028,11 @@
       <w:r>
         <w:t xml:space="preserve">radixSort</w:t>
       </w:r>
-      <w:r/>
-      <w:r/>
+      <w:r>
+        <w:rPr>
+          <w:highlight w:val="none"/>
+        </w:rPr>
+      </w:r>
     </w:p>
     <w:p>
       <w:pPr>
@@ -8886,16 +9060,7 @@
           <w:highlight w:val="none"/>
         </w:rPr>
       </w:r>
-      <w:r>
-        <w:rPr>
-          <w:highlight w:val="none"/>
-        </w:rPr>
-      </w:r>
-      <w:r>
-        <w:rPr>
-          <w:highlight w:val="none"/>
-        </w:rPr>
-      </w:r>
+      <w:r/>
     </w:p>
     <w:p>
       <w:pPr>
@@ -8951,6 +9116,54 @@
         <w:pBdr/>
         <w:spacing/>
         <w:ind/>
+        <w:rPr/>
+      </w:pPr>
+      <w:r/>
+      <w:r/>
+    </w:p>
+    <w:p>
+      <w:pPr>
+        <w:pStyle w:val="924"/>
+        <w:pBdr/>
+        <w:spacing/>
+        <w:ind/>
+        <w:jc w:val="center"/>
+        <w:rPr/>
+      </w:pPr>
+      <w:r/>
+      <w:r/>
+    </w:p>
+    <w:p>
+      <w:pPr>
+        <w:pStyle w:val="924"/>
+        <w:pBdr/>
+        <w:spacing/>
+        <w:ind/>
+        <w:jc w:val="center"/>
+        <w:rPr/>
+      </w:pPr>
+      <w:r/>
+      <w:r/>
+    </w:p>
+    <w:p>
+      <w:pPr>
+        <w:pStyle w:val="924"/>
+        <w:pBdr/>
+        <w:spacing/>
+        <w:ind/>
+        <w:jc w:val="center"/>
+        <w:rPr/>
+      </w:pPr>
+      <w:r/>
+      <w:r/>
+    </w:p>
+    <w:p>
+      <w:pPr>
+        <w:pStyle w:val="924"/>
+        <w:pBdr/>
+        <w:spacing/>
+        <w:ind/>
+        <w:jc w:val="center"/>
         <w:rPr/>
       </w:pPr>
       <w:r/>
@@ -9057,6 +9270,43 @@
       </w:pPr>
       <w:r/>
       <w:r/>
+      <w:r/>
+    </w:p>
+    <w:p>
+      <w:pPr>
+        <w:pStyle w:val="924"/>
+        <w:pBdr/>
+        <w:spacing/>
+        <w:ind/>
+        <w:jc w:val="center"/>
+        <w:rPr/>
+      </w:pPr>
+      <w:r/>
+      <w:r/>
+    </w:p>
+    <w:p>
+      <w:pPr>
+        <w:pStyle w:val="924"/>
+        <w:pBdr/>
+        <w:spacing/>
+        <w:ind/>
+        <w:jc w:val="center"/>
+        <w:rPr/>
+      </w:pPr>
+      <w:r/>
+      <w:r/>
+    </w:p>
+    <w:p>
+      <w:pPr>
+        <w:pStyle w:val="924"/>
+        <w:pBdr/>
+        <w:spacing/>
+        <w:ind/>
+        <w:jc w:val="center"/>
+        <w:rPr/>
+      </w:pPr>
+      <w:r/>
+      <w:r/>
     </w:p>
     <w:p>
       <w:pPr>
@@ -9112,32 +9362,46 @@
     <w:tbl>
       <w:tblPr>
         <w:tblStyle w:val="932"/>
-        <w:tblInd w:w="606" w:type="dxa"/>
+        <w:tblInd w:w="1134" w:type="dxa"/>
         <w:tblW w:w="0" w:type="auto"/>
         <w:tblBorders/>
+        <w:tblLayout w:type="fixed"/>
         <w:tblLook w:val="04A0" w:firstRow="1" w:lastRow="0" w:firstColumn="1" w:lastColumn="0" w:noHBand="0" w:noVBand="1"/>
       </w:tblPr>
       <w:tblGrid>
-        <w:gridCol w:w="2173"/>
-        <w:gridCol w:w="2174"/>
-        <w:gridCol w:w="2174"/>
-        <w:gridCol w:w="2174"/>
+        <w:gridCol w:w="1919"/>
+        <w:gridCol w:w="1897"/>
+        <w:gridCol w:w="1897"/>
+        <w:gridCol w:w="1897"/>
       </w:tblGrid>
       <w:tr>
-        <w:trPr/>
+        <w:trPr>
+          <w:trHeight w:val="293"/>
+        </w:trPr>
         <w:tc>
           <w:tcPr>
-            <w:tcBorders/>
-            <w:tcW w:w="2173" w:type="dxa"/>
+            <w:tcBorders>
+              <w:top w:val="none" w:color="000000" w:sz="4" w:space="0"/>
+              <w:left w:val="none" w:color="000000" w:sz="4" w:space="0"/>
+              <w:bottom w:val="none" w:color="000000" w:sz="4" w:space="0"/>
+              <w:right w:val="none" w:color="000000" w:sz="4" w:space="0"/>
+            </w:tcBorders>
+            <w:tcMar>
+              <w:left w:w="0" w:type="dxa"/>
+              <w:top w:w="0" w:type="dxa"/>
+              <w:right w:w="0" w:type="dxa"/>
+              <w:bottom w:w="0" w:type="dxa"/>
+            </w:tcMar>
+            <w:tcW w:w="1919" w:type="dxa"/>
+            <w:vAlign w:val="top"/>
             <w:textDirection w:val="lrTb"/>
             <w:noWrap w:val="false"/>
           </w:tcPr>
           <w:p>
             <w:pPr>
-              <w:pStyle w:val="924"/>
               <w:pBdr/>
               <w:spacing/>
-              <w:ind/>
+              <w:ind w:right="0" w:firstLine="425" w:left="-425"/>
               <w:jc w:val="center"/>
               <w:rPr>
                 <w:rFonts w:ascii="Times New Roman" w:hAnsi="Times New Roman" w:cs="Times New Roman"/>
@@ -9157,7 +9421,7 @@
                 <w:u w:val="none"/>
                 <w:vertAlign w:val="baseline"/>
               </w:rPr>
-              <w:t xml:space="preserve">Количество элементов</w:t>
+              <w:t xml:space="preserve">Size</w:t>
             </w:r>
             <w:r>
               <w:rPr>
@@ -9168,7 +9432,7 @@
             </w:r>
             <w:r>
               <w:rPr>
-                <w:rFonts w:ascii="Times New Roman" w:hAnsi="Times New Roman" w:cs="Times New Roman"/>
+                <w:rFonts w:ascii="Times New Roman" w:hAnsi="Times New Roman" w:eastAsia="Times New Roman" w:cs="Times New Roman"/>
                 <w:sz w:val="28"/>
                 <w:szCs w:val="28"/>
               </w:rPr>
@@ -9177,17 +9441,28 @@
         </w:tc>
         <w:tc>
           <w:tcPr>
-            <w:tcBorders/>
-            <w:tcW w:w="2174" w:type="dxa"/>
+            <w:tcBorders>
+              <w:top w:val="none" w:color="000000" w:sz="4" w:space="0"/>
+              <w:left w:val="none" w:color="000000" w:sz="4" w:space="0"/>
+              <w:bottom w:val="none" w:color="000000" w:sz="4" w:space="0"/>
+              <w:right w:val="none" w:color="000000" w:sz="4" w:space="0"/>
+            </w:tcBorders>
+            <w:tcMar>
+              <w:left w:w="0" w:type="dxa"/>
+              <w:top w:w="0" w:type="dxa"/>
+              <w:right w:w="0" w:type="dxa"/>
+              <w:bottom w:w="0" w:type="dxa"/>
+            </w:tcMar>
+            <w:tcW w:w="1897" w:type="dxa"/>
+            <w:vAlign w:val="top"/>
             <w:textDirection w:val="lrTb"/>
             <w:noWrap w:val="false"/>
           </w:tcPr>
           <w:p>
             <w:pPr>
-              <w:pStyle w:val="924"/>
               <w:pBdr/>
               <w:spacing/>
-              <w:ind/>
+              <w:ind w:right="0" w:firstLine="425" w:left="-425"/>
               <w:jc w:val="center"/>
               <w:rPr>
                 <w:rFonts w:ascii="Times New Roman" w:hAnsi="Times New Roman" w:cs="Times New Roman"/>
@@ -9207,7 +9482,7 @@
                 <w:u w:val="none"/>
                 <w:vertAlign w:val="baseline"/>
               </w:rPr>
-              <w:t xml:space="preserve">Поразрядная сортировка(сек)</w:t>
+              <w:t xml:space="preserve">RadixSort(сек)</w:t>
             </w:r>
             <w:r>
               <w:rPr>
@@ -9218,7 +9493,7 @@
             </w:r>
             <w:r>
               <w:rPr>
-                <w:rFonts w:ascii="Times New Roman" w:hAnsi="Times New Roman" w:cs="Times New Roman"/>
+                <w:rFonts w:ascii="Times New Roman" w:hAnsi="Times New Roman" w:eastAsia="Times New Roman" w:cs="Times New Roman"/>
                 <w:sz w:val="28"/>
                 <w:szCs w:val="28"/>
               </w:rPr>
@@ -9227,17 +9502,28 @@
         </w:tc>
         <w:tc>
           <w:tcPr>
-            <w:tcBorders/>
-            <w:tcW w:w="2174" w:type="dxa"/>
+            <w:tcBorders>
+              <w:top w:val="none" w:color="000000" w:sz="4" w:space="0"/>
+              <w:left w:val="none" w:color="000000" w:sz="4" w:space="0"/>
+              <w:bottom w:val="none" w:color="000000" w:sz="4" w:space="0"/>
+              <w:right w:val="none" w:color="000000" w:sz="4" w:space="0"/>
+            </w:tcBorders>
+            <w:tcMar>
+              <w:left w:w="0" w:type="dxa"/>
+              <w:top w:w="0" w:type="dxa"/>
+              <w:right w:w="0" w:type="dxa"/>
+              <w:bottom w:w="0" w:type="dxa"/>
+            </w:tcMar>
+            <w:tcW w:w="1897" w:type="dxa"/>
+            <w:vAlign w:val="top"/>
             <w:textDirection w:val="lrTb"/>
             <w:noWrap w:val="false"/>
           </w:tcPr>
           <w:p>
             <w:pPr>
-              <w:pStyle w:val="924"/>
               <w:pBdr/>
               <w:spacing/>
-              <w:ind/>
+              <w:ind w:right="0" w:firstLine="425" w:left="-425"/>
               <w:jc w:val="center"/>
               <w:rPr>
                 <w:rFonts w:ascii="Times New Roman" w:hAnsi="Times New Roman" w:cs="Times New Roman"/>
@@ -9257,7 +9543,7 @@
                 <w:u w:val="none"/>
                 <w:vertAlign w:val="baseline"/>
               </w:rPr>
-              <w:t xml:space="preserve">Сортировка пузырьком</w:t>
+              <w:t xml:space="preserve">BubbleSort</w:t>
             </w:r>
             <w:r>
               <w:rPr>
@@ -9269,11 +9555,16 @@
                 <w:sz w:val="28"/>
                 <w:szCs w:val="28"/>
                 <w:u w:val="none"/>
-                <w:vertAlign w:val="baseline"/>
               </w:rPr>
               <w:t xml:space="preserve">(сек)</w:t>
             </w:r>
-            <w:r/>
+            <w:r>
+              <w:rPr>
+                <w:rFonts w:ascii="Times New Roman" w:hAnsi="Times New Roman" w:eastAsia="Times New Roman" w:cs="Times New Roman"/>
+                <w:sz w:val="28"/>
+                <w:szCs w:val="28"/>
+              </w:rPr>
+            </w:r>
             <w:r>
               <w:rPr>
                 <w:rFonts w:ascii="Times New Roman" w:hAnsi="Times New Roman" w:eastAsia="Times New Roman" w:cs="Times New Roman"/>
@@ -9284,7 +9575,6 @@
                 <w:sz w:val="28"/>
                 <w:szCs w:val="28"/>
                 <w:u w:val="none"/>
-                <w:vertAlign w:val="baseline"/>
               </w:rPr>
             </w:r>
             <w:r>
@@ -9296,7 +9586,7 @@
             </w:r>
             <w:r>
               <w:rPr>
-                <w:rFonts w:ascii="Times New Roman" w:hAnsi="Times New Roman" w:cs="Times New Roman"/>
+                <w:rFonts w:ascii="Times New Roman" w:hAnsi="Times New Roman" w:eastAsia="Times New Roman" w:cs="Times New Roman"/>
                 <w:sz w:val="28"/>
                 <w:szCs w:val="28"/>
               </w:rPr>
@@ -9305,17 +9595,28 @@
         </w:tc>
         <w:tc>
           <w:tcPr>
-            <w:tcBorders/>
-            <w:tcW w:w="2174" w:type="dxa"/>
+            <w:tcBorders>
+              <w:top w:val="none" w:color="000000" w:sz="4" w:space="0"/>
+              <w:left w:val="none" w:color="000000" w:sz="4" w:space="0"/>
+              <w:bottom w:val="none" w:color="000000" w:sz="4" w:space="0"/>
+              <w:right w:val="none" w:color="000000" w:sz="4" w:space="0"/>
+            </w:tcBorders>
+            <w:tcMar>
+              <w:left w:w="0" w:type="dxa"/>
+              <w:top w:w="0" w:type="dxa"/>
+              <w:right w:w="0" w:type="dxa"/>
+              <w:bottom w:w="0" w:type="dxa"/>
+            </w:tcMar>
+            <w:tcW w:w="1897" w:type="dxa"/>
+            <w:vAlign w:val="top"/>
             <w:textDirection w:val="lrTb"/>
             <w:noWrap w:val="false"/>
           </w:tcPr>
           <w:p>
             <w:pPr>
-              <w:pStyle w:val="924"/>
               <w:pBdr/>
               <w:spacing/>
-              <w:ind/>
+              <w:ind w:right="0" w:firstLine="425" w:left="-425"/>
               <w:jc w:val="center"/>
               <w:rPr>
                 <w:rFonts w:ascii="Times New Roman" w:hAnsi="Times New Roman" w:cs="Times New Roman"/>
@@ -9335,7 +9636,7 @@
                 <w:u w:val="none"/>
                 <w:vertAlign w:val="baseline"/>
               </w:rPr>
-              <w:t xml:space="preserve">Быстрая сортировка</w:t>
+              <w:t xml:space="preserve">QuickSort</w:t>
             </w:r>
             <w:r>
               <w:rPr>
@@ -9347,11 +9648,16 @@
                 <w:sz w:val="28"/>
                 <w:szCs w:val="28"/>
                 <w:u w:val="none"/>
-                <w:vertAlign w:val="baseline"/>
               </w:rPr>
               <w:t xml:space="preserve">(сек)</w:t>
             </w:r>
-            <w:r/>
+            <w:r>
+              <w:rPr>
+                <w:rFonts w:ascii="Times New Roman" w:hAnsi="Times New Roman" w:eastAsia="Times New Roman" w:cs="Times New Roman"/>
+                <w:sz w:val="28"/>
+                <w:szCs w:val="28"/>
+              </w:rPr>
+            </w:r>
             <w:r>
               <w:rPr>
                 <w:rFonts w:ascii="Times New Roman" w:hAnsi="Times New Roman" w:eastAsia="Times New Roman" w:cs="Times New Roman"/>
@@ -9362,7 +9668,6 @@
                 <w:sz w:val="28"/>
                 <w:szCs w:val="28"/>
                 <w:u w:val="none"/>
-                <w:vertAlign w:val="baseline"/>
               </w:rPr>
             </w:r>
             <w:r>
@@ -9374,7 +9679,7 @@
             </w:r>
             <w:r>
               <w:rPr>
-                <w:rFonts w:ascii="Times New Roman" w:hAnsi="Times New Roman" w:cs="Times New Roman"/>
+                <w:rFonts w:ascii="Times New Roman" w:hAnsi="Times New Roman" w:eastAsia="Times New Roman" w:cs="Times New Roman"/>
                 <w:sz w:val="28"/>
                 <w:szCs w:val="28"/>
               </w:rPr>
@@ -9383,20 +9688,33 @@
         </w:tc>
       </w:tr>
       <w:tr>
-        <w:trPr/>
+        <w:trPr>
+          <w:trHeight w:val="293"/>
+        </w:trPr>
         <w:tc>
           <w:tcPr>
-            <w:tcBorders/>
-            <w:tcW w:w="2173" w:type="dxa"/>
+            <w:tcBorders>
+              <w:top w:val="none" w:color="000000" w:sz="4" w:space="0"/>
+              <w:left w:val="none" w:color="000000" w:sz="4" w:space="0"/>
+              <w:bottom w:val="none" w:color="000000" w:sz="4" w:space="0"/>
+              <w:right w:val="none" w:color="000000" w:sz="4" w:space="0"/>
+            </w:tcBorders>
+            <w:tcMar>
+              <w:left w:w="0" w:type="dxa"/>
+              <w:top w:w="0" w:type="dxa"/>
+              <w:right w:w="0" w:type="dxa"/>
+              <w:bottom w:w="0" w:type="dxa"/>
+            </w:tcMar>
+            <w:tcW w:w="1919" w:type="dxa"/>
+            <w:vAlign w:val="top"/>
             <w:textDirection w:val="lrTb"/>
             <w:noWrap w:val="false"/>
           </w:tcPr>
           <w:p>
             <w:pPr>
-              <w:pStyle w:val="924"/>
               <w:pBdr/>
               <w:spacing/>
-              <w:ind/>
+              <w:ind w:right="0" w:firstLine="425" w:left="-425"/>
               <w:jc w:val="center"/>
               <w:rPr>
                 <w:rFonts w:ascii="Times New Roman" w:hAnsi="Times New Roman" w:cs="Times New Roman"/>
@@ -9416,7 +9734,7 @@
                 <w:u w:val="none"/>
                 <w:vertAlign w:val="baseline"/>
               </w:rPr>
-              <w:t xml:space="preserve">100000</w:t>
+              <w:t xml:space="preserve">1000</w:t>
             </w:r>
             <w:r>
               <w:rPr>
@@ -9427,7 +9745,7 @@
             </w:r>
             <w:r>
               <w:rPr>
-                <w:rFonts w:ascii="Times New Roman" w:hAnsi="Times New Roman" w:cs="Times New Roman"/>
+                <w:rFonts w:ascii="Times New Roman" w:hAnsi="Times New Roman" w:eastAsia="Times New Roman" w:cs="Times New Roman"/>
                 <w:sz w:val="28"/>
                 <w:szCs w:val="28"/>
               </w:rPr>
@@ -9436,17 +9754,28 @@
         </w:tc>
         <w:tc>
           <w:tcPr>
-            <w:tcBorders/>
-            <w:tcW w:w="2174" w:type="dxa"/>
+            <w:tcBorders>
+              <w:top w:val="none" w:color="000000" w:sz="4" w:space="0"/>
+              <w:left w:val="none" w:color="000000" w:sz="4" w:space="0"/>
+              <w:bottom w:val="none" w:color="000000" w:sz="4" w:space="0"/>
+              <w:right w:val="none" w:color="000000" w:sz="4" w:space="0"/>
+            </w:tcBorders>
+            <w:tcMar>
+              <w:left w:w="0" w:type="dxa"/>
+              <w:top w:w="0" w:type="dxa"/>
+              <w:right w:w="0" w:type="dxa"/>
+              <w:bottom w:w="0" w:type="dxa"/>
+            </w:tcMar>
+            <w:tcW w:w="1897" w:type="dxa"/>
+            <w:vAlign w:val="top"/>
             <w:textDirection w:val="lrTb"/>
             <w:noWrap w:val="false"/>
           </w:tcPr>
           <w:p>
             <w:pPr>
-              <w:pStyle w:val="924"/>
               <w:pBdr/>
               <w:spacing/>
-              <w:ind/>
+              <w:ind w:right="0" w:firstLine="425" w:left="-425"/>
               <w:jc w:val="center"/>
               <w:rPr>
                 <w:rFonts w:ascii="Times New Roman" w:hAnsi="Times New Roman" w:cs="Times New Roman"/>
@@ -9466,7 +9795,7 @@
                 <w:u w:val="none"/>
                 <w:vertAlign w:val="baseline"/>
               </w:rPr>
-              <w:t xml:space="preserve">0,225992</w:t>
+              <w:t xml:space="preserve">0,001131</w:t>
             </w:r>
             <w:r>
               <w:rPr>
@@ -9477,7 +9806,7 @@
             </w:r>
             <w:r>
               <w:rPr>
-                <w:rFonts w:ascii="Times New Roman" w:hAnsi="Times New Roman" w:cs="Times New Roman"/>
+                <w:rFonts w:ascii="Times New Roman" w:hAnsi="Times New Roman" w:eastAsia="Times New Roman" w:cs="Times New Roman"/>
                 <w:sz w:val="28"/>
                 <w:szCs w:val="28"/>
               </w:rPr>
@@ -9486,17 +9815,28 @@
         </w:tc>
         <w:tc>
           <w:tcPr>
-            <w:tcBorders/>
-            <w:tcW w:w="2174" w:type="dxa"/>
+            <w:tcBorders>
+              <w:top w:val="none" w:color="000000" w:sz="4" w:space="0"/>
+              <w:left w:val="none" w:color="000000" w:sz="4" w:space="0"/>
+              <w:bottom w:val="none" w:color="000000" w:sz="4" w:space="0"/>
+              <w:right w:val="none" w:color="000000" w:sz="4" w:space="0"/>
+            </w:tcBorders>
+            <w:tcMar>
+              <w:left w:w="0" w:type="dxa"/>
+              <w:top w:w="0" w:type="dxa"/>
+              <w:right w:w="0" w:type="dxa"/>
+              <w:bottom w:w="0" w:type="dxa"/>
+            </w:tcMar>
+            <w:tcW w:w="1897" w:type="dxa"/>
+            <w:vAlign w:val="top"/>
             <w:textDirection w:val="lrTb"/>
             <w:noWrap w:val="false"/>
           </w:tcPr>
           <w:p>
             <w:pPr>
-              <w:pStyle w:val="924"/>
               <w:pBdr/>
               <w:spacing/>
-              <w:ind/>
+              <w:ind w:right="0" w:firstLine="425" w:left="-425"/>
               <w:jc w:val="center"/>
               <w:rPr>
                 <w:rFonts w:ascii="Times New Roman" w:hAnsi="Times New Roman" w:cs="Times New Roman"/>
@@ -9516,7 +9856,7 @@
                 <w:u w:val="none"/>
                 <w:vertAlign w:val="baseline"/>
               </w:rPr>
-              <w:t xml:space="preserve">0,777828</w:t>
+              <w:t xml:space="preserve">0,009589</w:t>
             </w:r>
             <w:r>
               <w:rPr>
@@ -9527,7 +9867,7 @@
             </w:r>
             <w:r>
               <w:rPr>
-                <w:rFonts w:ascii="Times New Roman" w:hAnsi="Times New Roman" w:cs="Times New Roman"/>
+                <w:rFonts w:ascii="Times New Roman" w:hAnsi="Times New Roman" w:eastAsia="Times New Roman" w:cs="Times New Roman"/>
                 <w:sz w:val="28"/>
                 <w:szCs w:val="28"/>
               </w:rPr>
@@ -9536,17 +9876,28 @@
         </w:tc>
         <w:tc>
           <w:tcPr>
-            <w:tcBorders/>
-            <w:tcW w:w="2174" w:type="dxa"/>
+            <w:tcBorders>
+              <w:top w:val="none" w:color="000000" w:sz="4" w:space="0"/>
+              <w:left w:val="none" w:color="000000" w:sz="4" w:space="0"/>
+              <w:bottom w:val="none" w:color="000000" w:sz="4" w:space="0"/>
+              <w:right w:val="none" w:color="000000" w:sz="4" w:space="0"/>
+            </w:tcBorders>
+            <w:tcMar>
+              <w:left w:w="0" w:type="dxa"/>
+              <w:top w:w="0" w:type="dxa"/>
+              <w:right w:w="0" w:type="dxa"/>
+              <w:bottom w:w="0" w:type="dxa"/>
+            </w:tcMar>
+            <w:tcW w:w="1897" w:type="dxa"/>
+            <w:vAlign w:val="top"/>
             <w:textDirection w:val="lrTb"/>
             <w:noWrap w:val="false"/>
           </w:tcPr>
           <w:p>
             <w:pPr>
-              <w:pStyle w:val="924"/>
               <w:pBdr/>
               <w:spacing/>
-              <w:ind/>
+              <w:ind w:right="0" w:firstLine="425" w:left="-425"/>
               <w:jc w:val="center"/>
               <w:rPr>
                 <w:rFonts w:ascii="Times New Roman" w:hAnsi="Times New Roman" w:cs="Times New Roman"/>
@@ -9566,7 +9917,7 @@
                 <w:u w:val="none"/>
                 <w:vertAlign w:val="baseline"/>
               </w:rPr>
-              <w:t xml:space="preserve">0,253912</w:t>
+              <w:t xml:space="preserve">0,000174</w:t>
             </w:r>
             <w:r>
               <w:rPr>
@@ -9577,7 +9928,7 @@
             </w:r>
             <w:r>
               <w:rPr>
-                <w:rFonts w:ascii="Times New Roman" w:hAnsi="Times New Roman" w:cs="Times New Roman"/>
+                <w:rFonts w:ascii="Times New Roman" w:hAnsi="Times New Roman" w:eastAsia="Times New Roman" w:cs="Times New Roman"/>
                 <w:sz w:val="28"/>
                 <w:szCs w:val="28"/>
               </w:rPr>
@@ -9586,20 +9937,33 @@
         </w:tc>
       </w:tr>
       <w:tr>
-        <w:trPr/>
+        <w:trPr>
+          <w:trHeight w:val="293"/>
+        </w:trPr>
         <w:tc>
           <w:tcPr>
-            <w:tcBorders/>
-            <w:tcW w:w="2173" w:type="dxa"/>
+            <w:tcBorders>
+              <w:top w:val="none" w:color="000000" w:sz="4" w:space="0"/>
+              <w:left w:val="none" w:color="000000" w:sz="4" w:space="0"/>
+              <w:bottom w:val="none" w:color="000000" w:sz="4" w:space="0"/>
+              <w:right w:val="none" w:color="000000" w:sz="4" w:space="0"/>
+            </w:tcBorders>
+            <w:tcMar>
+              <w:left w:w="0" w:type="dxa"/>
+              <w:top w:w="0" w:type="dxa"/>
+              <w:right w:w="0" w:type="dxa"/>
+              <w:bottom w:w="0" w:type="dxa"/>
+            </w:tcMar>
+            <w:tcW w:w="1919" w:type="dxa"/>
+            <w:vAlign w:val="top"/>
             <w:textDirection w:val="lrTb"/>
             <w:noWrap w:val="false"/>
           </w:tcPr>
           <w:p>
             <w:pPr>
-              <w:pStyle w:val="924"/>
               <w:pBdr/>
               <w:spacing/>
-              <w:ind/>
+              <w:ind w:right="0" w:firstLine="425" w:left="-425"/>
               <w:jc w:val="center"/>
               <w:rPr>
                 <w:rFonts w:ascii="Times New Roman" w:hAnsi="Times New Roman" w:cs="Times New Roman"/>
@@ -9619,7 +9983,7 @@
                 <w:u w:val="none"/>
                 <w:vertAlign w:val="baseline"/>
               </w:rPr>
-              <w:t xml:space="preserve">200000</w:t>
+              <w:t xml:space="preserve">2000</w:t>
             </w:r>
             <w:r>
               <w:rPr>
@@ -9630,7 +9994,7 @@
             </w:r>
             <w:r>
               <w:rPr>
-                <w:rFonts w:ascii="Times New Roman" w:hAnsi="Times New Roman" w:cs="Times New Roman"/>
+                <w:rFonts w:ascii="Times New Roman" w:hAnsi="Times New Roman" w:eastAsia="Times New Roman" w:cs="Times New Roman"/>
                 <w:sz w:val="28"/>
                 <w:szCs w:val="28"/>
               </w:rPr>
@@ -9639,17 +10003,28 @@
         </w:tc>
         <w:tc>
           <w:tcPr>
-            <w:tcBorders/>
-            <w:tcW w:w="2174" w:type="dxa"/>
+            <w:tcBorders>
+              <w:top w:val="none" w:color="000000" w:sz="4" w:space="0"/>
+              <w:left w:val="none" w:color="000000" w:sz="4" w:space="0"/>
+              <w:bottom w:val="none" w:color="000000" w:sz="4" w:space="0"/>
+              <w:right w:val="none" w:color="000000" w:sz="4" w:space="0"/>
+            </w:tcBorders>
+            <w:tcMar>
+              <w:left w:w="0" w:type="dxa"/>
+              <w:top w:w="0" w:type="dxa"/>
+              <w:right w:w="0" w:type="dxa"/>
+              <w:bottom w:w="0" w:type="dxa"/>
+            </w:tcMar>
+            <w:tcW w:w="1897" w:type="dxa"/>
+            <w:vAlign w:val="top"/>
             <w:textDirection w:val="lrTb"/>
             <w:noWrap w:val="false"/>
           </w:tcPr>
           <w:p>
             <w:pPr>
-              <w:pStyle w:val="924"/>
               <w:pBdr/>
               <w:spacing/>
-              <w:ind/>
+              <w:ind w:right="0" w:firstLine="425" w:left="-425"/>
               <w:jc w:val="center"/>
               <w:rPr>
                 <w:rFonts w:ascii="Times New Roman" w:hAnsi="Times New Roman" w:cs="Times New Roman"/>
@@ -9669,7 +10044,7 @@
                 <w:u w:val="none"/>
                 <w:vertAlign w:val="baseline"/>
               </w:rPr>
-              <w:t xml:space="preserve">0,530782</w:t>
+              <w:t xml:space="preserve">0,002332</w:t>
             </w:r>
             <w:r>
               <w:rPr>
@@ -9680,7 +10055,7 @@
             </w:r>
             <w:r>
               <w:rPr>
-                <w:rFonts w:ascii="Times New Roman" w:hAnsi="Times New Roman" w:cs="Times New Roman"/>
+                <w:rFonts w:ascii="Times New Roman" w:hAnsi="Times New Roman" w:eastAsia="Times New Roman" w:cs="Times New Roman"/>
                 <w:sz w:val="28"/>
                 <w:szCs w:val="28"/>
               </w:rPr>
@@ -9689,17 +10064,28 @@
         </w:tc>
         <w:tc>
           <w:tcPr>
-            <w:tcBorders/>
-            <w:tcW w:w="2174" w:type="dxa"/>
+            <w:tcBorders>
+              <w:top w:val="none" w:color="000000" w:sz="4" w:space="0"/>
+              <w:left w:val="none" w:color="000000" w:sz="4" w:space="0"/>
+              <w:bottom w:val="none" w:color="000000" w:sz="4" w:space="0"/>
+              <w:right w:val="none" w:color="000000" w:sz="4" w:space="0"/>
+            </w:tcBorders>
+            <w:tcMar>
+              <w:left w:w="0" w:type="dxa"/>
+              <w:top w:w="0" w:type="dxa"/>
+              <w:right w:w="0" w:type="dxa"/>
+              <w:bottom w:w="0" w:type="dxa"/>
+            </w:tcMar>
+            <w:tcW w:w="1897" w:type="dxa"/>
+            <w:vAlign w:val="top"/>
             <w:textDirection w:val="lrTb"/>
             <w:noWrap w:val="false"/>
           </w:tcPr>
           <w:p>
             <w:pPr>
-              <w:pStyle w:val="924"/>
               <w:pBdr/>
               <w:spacing/>
-              <w:ind/>
+              <w:ind w:right="0" w:firstLine="425" w:left="-425"/>
               <w:jc w:val="center"/>
               <w:rPr>
                 <w:rFonts w:ascii="Times New Roman" w:hAnsi="Times New Roman" w:cs="Times New Roman"/>
@@ -9719,7 +10105,7 @@
                 <w:u w:val="none"/>
                 <w:vertAlign w:val="baseline"/>
               </w:rPr>
-              <w:t xml:space="preserve">2,299016</w:t>
+              <w:t xml:space="preserve">0,044018</w:t>
             </w:r>
             <w:r>
               <w:rPr>
@@ -9730,7 +10116,7 @@
             </w:r>
             <w:r>
               <w:rPr>
-                <w:rFonts w:ascii="Times New Roman" w:hAnsi="Times New Roman" w:cs="Times New Roman"/>
+                <w:rFonts w:ascii="Times New Roman" w:hAnsi="Times New Roman" w:eastAsia="Times New Roman" w:cs="Times New Roman"/>
                 <w:sz w:val="28"/>
                 <w:szCs w:val="28"/>
               </w:rPr>
@@ -9739,17 +10125,28 @@
         </w:tc>
         <w:tc>
           <w:tcPr>
-            <w:tcBorders/>
-            <w:tcW w:w="2174" w:type="dxa"/>
+            <w:tcBorders>
+              <w:top w:val="none" w:color="000000" w:sz="4" w:space="0"/>
+              <w:left w:val="none" w:color="000000" w:sz="4" w:space="0"/>
+              <w:bottom w:val="none" w:color="000000" w:sz="4" w:space="0"/>
+              <w:right w:val="none" w:color="000000" w:sz="4" w:space="0"/>
+            </w:tcBorders>
+            <w:tcMar>
+              <w:left w:w="0" w:type="dxa"/>
+              <w:top w:w="0" w:type="dxa"/>
+              <w:right w:w="0" w:type="dxa"/>
+              <w:bottom w:w="0" w:type="dxa"/>
+            </w:tcMar>
+            <w:tcW w:w="1897" w:type="dxa"/>
+            <w:vAlign w:val="top"/>
             <w:textDirection w:val="lrTb"/>
             <w:noWrap w:val="false"/>
           </w:tcPr>
           <w:p>
             <w:pPr>
-              <w:pStyle w:val="924"/>
               <w:pBdr/>
               <w:spacing/>
-              <w:ind/>
+              <w:ind w:right="0" w:firstLine="425" w:left="-425"/>
               <w:jc w:val="center"/>
               <w:rPr>
                 <w:rFonts w:ascii="Times New Roman" w:hAnsi="Times New Roman" w:cs="Times New Roman"/>
@@ -9769,7 +10166,7 @@
                 <w:u w:val="none"/>
                 <w:vertAlign w:val="baseline"/>
               </w:rPr>
-              <w:t xml:space="preserve">0,495245</w:t>
+              <w:t xml:space="preserve">0,000553</w:t>
             </w:r>
             <w:r>
               <w:rPr>
@@ -9780,7 +10177,7 @@
             </w:r>
             <w:r>
               <w:rPr>
-                <w:rFonts w:ascii="Times New Roman" w:hAnsi="Times New Roman" w:cs="Times New Roman"/>
+                <w:rFonts w:ascii="Times New Roman" w:hAnsi="Times New Roman" w:eastAsia="Times New Roman" w:cs="Times New Roman"/>
                 <w:sz w:val="28"/>
                 <w:szCs w:val="28"/>
               </w:rPr>
@@ -9789,20 +10186,33 @@
         </w:tc>
       </w:tr>
       <w:tr>
-        <w:trPr/>
+        <w:trPr>
+          <w:trHeight w:val="293"/>
+        </w:trPr>
         <w:tc>
           <w:tcPr>
-            <w:tcBorders/>
-            <w:tcW w:w="2173" w:type="dxa"/>
+            <w:tcBorders>
+              <w:top w:val="none" w:color="000000" w:sz="4" w:space="0"/>
+              <w:left w:val="none" w:color="000000" w:sz="4" w:space="0"/>
+              <w:bottom w:val="none" w:color="000000" w:sz="4" w:space="0"/>
+              <w:right w:val="none" w:color="000000" w:sz="4" w:space="0"/>
+            </w:tcBorders>
+            <w:tcMar>
+              <w:left w:w="0" w:type="dxa"/>
+              <w:top w:w="0" w:type="dxa"/>
+              <w:right w:w="0" w:type="dxa"/>
+              <w:bottom w:w="0" w:type="dxa"/>
+            </w:tcMar>
+            <w:tcW w:w="1919" w:type="dxa"/>
+            <w:vAlign w:val="top"/>
             <w:textDirection w:val="lrTb"/>
             <w:noWrap w:val="false"/>
           </w:tcPr>
           <w:p>
             <w:pPr>
-              <w:pStyle w:val="924"/>
               <w:pBdr/>
               <w:spacing/>
-              <w:ind/>
+              <w:ind w:right="0" w:firstLine="425" w:left="-425"/>
               <w:jc w:val="center"/>
               <w:rPr>
                 <w:rFonts w:ascii="Times New Roman" w:hAnsi="Times New Roman" w:cs="Times New Roman"/>
@@ -9822,7 +10232,7 @@
                 <w:u w:val="none"/>
                 <w:vertAlign w:val="baseline"/>
               </w:rPr>
-              <w:t xml:space="preserve">300000</w:t>
+              <w:t xml:space="preserve">3000</w:t>
             </w:r>
             <w:r>
               <w:rPr>
@@ -9833,7 +10243,7 @@
             </w:r>
             <w:r>
               <w:rPr>
-                <w:rFonts w:ascii="Times New Roman" w:hAnsi="Times New Roman" w:cs="Times New Roman"/>
+                <w:rFonts w:ascii="Times New Roman" w:hAnsi="Times New Roman" w:eastAsia="Times New Roman" w:cs="Times New Roman"/>
                 <w:sz w:val="28"/>
                 <w:szCs w:val="28"/>
               </w:rPr>
@@ -9842,17 +10252,28 @@
         </w:tc>
         <w:tc>
           <w:tcPr>
-            <w:tcBorders/>
-            <w:tcW w:w="2174" w:type="dxa"/>
+            <w:tcBorders>
+              <w:top w:val="none" w:color="000000" w:sz="4" w:space="0"/>
+              <w:left w:val="none" w:color="000000" w:sz="4" w:space="0"/>
+              <w:bottom w:val="none" w:color="000000" w:sz="4" w:space="0"/>
+              <w:right w:val="none" w:color="000000" w:sz="4" w:space="0"/>
+            </w:tcBorders>
+            <w:tcMar>
+              <w:left w:w="0" w:type="dxa"/>
+              <w:top w:w="0" w:type="dxa"/>
+              <w:right w:w="0" w:type="dxa"/>
+              <w:bottom w:w="0" w:type="dxa"/>
+            </w:tcMar>
+            <w:tcW w:w="1897" w:type="dxa"/>
+            <w:vAlign w:val="top"/>
             <w:textDirection w:val="lrTb"/>
             <w:noWrap w:val="false"/>
           </w:tcPr>
           <w:p>
             <w:pPr>
-              <w:pStyle w:val="924"/>
               <w:pBdr/>
               <w:spacing/>
-              <w:ind/>
+              <w:ind w:right="0" w:firstLine="425" w:left="-425"/>
               <w:jc w:val="center"/>
               <w:rPr>
                 <w:rFonts w:ascii="Times New Roman" w:hAnsi="Times New Roman" w:cs="Times New Roman"/>
@@ -9872,7 +10293,7 @@
                 <w:u w:val="none"/>
                 <w:vertAlign w:val="baseline"/>
               </w:rPr>
-              <w:t xml:space="preserve">1,058674</w:t>
+              <w:t xml:space="preserve">0,003375</w:t>
             </w:r>
             <w:r>
               <w:rPr>
@@ -9883,7 +10304,7 @@
             </w:r>
             <w:r>
               <w:rPr>
-                <w:rFonts w:ascii="Times New Roman" w:hAnsi="Times New Roman" w:cs="Times New Roman"/>
+                <w:rFonts w:ascii="Times New Roman" w:hAnsi="Times New Roman" w:eastAsia="Times New Roman" w:cs="Times New Roman"/>
                 <w:sz w:val="28"/>
                 <w:szCs w:val="28"/>
               </w:rPr>
@@ -9892,17 +10313,28 @@
         </w:tc>
         <w:tc>
           <w:tcPr>
-            <w:tcBorders/>
-            <w:tcW w:w="2174" w:type="dxa"/>
+            <w:tcBorders>
+              <w:top w:val="none" w:color="000000" w:sz="4" w:space="0"/>
+              <w:left w:val="none" w:color="000000" w:sz="4" w:space="0"/>
+              <w:bottom w:val="none" w:color="000000" w:sz="4" w:space="0"/>
+              <w:right w:val="none" w:color="000000" w:sz="4" w:space="0"/>
+            </w:tcBorders>
+            <w:tcMar>
+              <w:left w:w="0" w:type="dxa"/>
+              <w:top w:w="0" w:type="dxa"/>
+              <w:right w:w="0" w:type="dxa"/>
+              <w:bottom w:w="0" w:type="dxa"/>
+            </w:tcMar>
+            <w:tcW w:w="1897" w:type="dxa"/>
+            <w:vAlign w:val="top"/>
             <w:textDirection w:val="lrTb"/>
             <w:noWrap w:val="false"/>
           </w:tcPr>
           <w:p>
             <w:pPr>
-              <w:pStyle w:val="924"/>
               <w:pBdr/>
               <w:spacing/>
-              <w:ind/>
+              <w:ind w:right="0" w:firstLine="425" w:left="-425"/>
               <w:jc w:val="center"/>
               <w:rPr>
                 <w:rFonts w:ascii="Times New Roman" w:hAnsi="Times New Roman" w:cs="Times New Roman"/>
@@ -9922,7 +10354,7 @@
                 <w:u w:val="none"/>
                 <w:vertAlign w:val="baseline"/>
               </w:rPr>
-              <w:t xml:space="preserve">3,829346</w:t>
+              <w:t xml:space="preserve">0,119754</w:t>
             </w:r>
             <w:r>
               <w:rPr>
@@ -9933,7 +10365,7 @@
             </w:r>
             <w:r>
               <w:rPr>
-                <w:rFonts w:ascii="Times New Roman" w:hAnsi="Times New Roman" w:cs="Times New Roman"/>
+                <w:rFonts w:ascii="Times New Roman" w:hAnsi="Times New Roman" w:eastAsia="Times New Roman" w:cs="Times New Roman"/>
                 <w:sz w:val="28"/>
                 <w:szCs w:val="28"/>
               </w:rPr>
@@ -9942,17 +10374,28 @@
         </w:tc>
         <w:tc>
           <w:tcPr>
-            <w:tcBorders/>
-            <w:tcW w:w="2174" w:type="dxa"/>
+            <w:tcBorders>
+              <w:top w:val="none" w:color="000000" w:sz="4" w:space="0"/>
+              <w:left w:val="none" w:color="000000" w:sz="4" w:space="0"/>
+              <w:bottom w:val="none" w:color="000000" w:sz="4" w:space="0"/>
+              <w:right w:val="none" w:color="000000" w:sz="4" w:space="0"/>
+            </w:tcBorders>
+            <w:tcMar>
+              <w:left w:w="0" w:type="dxa"/>
+              <w:top w:w="0" w:type="dxa"/>
+              <w:right w:w="0" w:type="dxa"/>
+              <w:bottom w:w="0" w:type="dxa"/>
+            </w:tcMar>
+            <w:tcW w:w="1897" w:type="dxa"/>
+            <w:vAlign w:val="top"/>
             <w:textDirection w:val="lrTb"/>
             <w:noWrap w:val="false"/>
           </w:tcPr>
           <w:p>
             <w:pPr>
-              <w:pStyle w:val="924"/>
               <w:pBdr/>
               <w:spacing/>
-              <w:ind/>
+              <w:ind w:right="0" w:firstLine="425" w:left="-425"/>
               <w:jc w:val="center"/>
               <w:rPr>
                 <w:rFonts w:ascii="Times New Roman" w:hAnsi="Times New Roman" w:cs="Times New Roman"/>
@@ -9972,7 +10415,7 @@
                 <w:u w:val="none"/>
                 <w:vertAlign w:val="baseline"/>
               </w:rPr>
-              <w:t xml:space="preserve">1,52756</w:t>
+              <w:t xml:space="preserve">0,000959</w:t>
             </w:r>
             <w:r>
               <w:rPr>
@@ -9983,7 +10426,7 @@
             </w:r>
             <w:r>
               <w:rPr>
-                <w:rFonts w:ascii="Times New Roman" w:hAnsi="Times New Roman" w:cs="Times New Roman"/>
+                <w:rFonts w:ascii="Times New Roman" w:hAnsi="Times New Roman" w:eastAsia="Times New Roman" w:cs="Times New Roman"/>
                 <w:sz w:val="28"/>
                 <w:szCs w:val="28"/>
               </w:rPr>
@@ -9992,20 +10435,33 @@
         </w:tc>
       </w:tr>
       <w:tr>
-        <w:trPr/>
+        <w:trPr>
+          <w:trHeight w:val="293"/>
+        </w:trPr>
         <w:tc>
           <w:tcPr>
-            <w:tcBorders/>
-            <w:tcW w:w="2173" w:type="dxa"/>
+            <w:tcBorders>
+              <w:top w:val="none" w:color="000000" w:sz="4" w:space="0"/>
+              <w:left w:val="none" w:color="000000" w:sz="4" w:space="0"/>
+              <w:bottom w:val="none" w:color="000000" w:sz="4" w:space="0"/>
+              <w:right w:val="none" w:color="000000" w:sz="4" w:space="0"/>
+            </w:tcBorders>
+            <w:tcMar>
+              <w:left w:w="0" w:type="dxa"/>
+              <w:top w:w="0" w:type="dxa"/>
+              <w:right w:w="0" w:type="dxa"/>
+              <w:bottom w:w="0" w:type="dxa"/>
+            </w:tcMar>
+            <w:tcW w:w="1919" w:type="dxa"/>
+            <w:vAlign w:val="top"/>
             <w:textDirection w:val="lrTb"/>
             <w:noWrap w:val="false"/>
           </w:tcPr>
           <w:p>
             <w:pPr>
-              <w:pStyle w:val="924"/>
               <w:pBdr/>
               <w:spacing/>
-              <w:ind/>
+              <w:ind w:right="0" w:firstLine="425" w:left="-425"/>
               <w:jc w:val="center"/>
               <w:rPr>
                 <w:rFonts w:ascii="Times New Roman" w:hAnsi="Times New Roman" w:cs="Times New Roman"/>
@@ -10025,7 +10481,7 @@
                 <w:u w:val="none"/>
                 <w:vertAlign w:val="baseline"/>
               </w:rPr>
-              <w:t xml:space="preserve">400000</w:t>
+              <w:t xml:space="preserve">4000</w:t>
             </w:r>
             <w:r>
               <w:rPr>
@@ -10036,7 +10492,7 @@
             </w:r>
             <w:r>
               <w:rPr>
-                <w:rFonts w:ascii="Times New Roman" w:hAnsi="Times New Roman" w:cs="Times New Roman"/>
+                <w:rFonts w:ascii="Times New Roman" w:hAnsi="Times New Roman" w:eastAsia="Times New Roman" w:cs="Times New Roman"/>
                 <w:sz w:val="28"/>
                 <w:szCs w:val="28"/>
               </w:rPr>
@@ -10045,17 +10501,28 @@
         </w:tc>
         <w:tc>
           <w:tcPr>
-            <w:tcBorders/>
-            <w:tcW w:w="2174" w:type="dxa"/>
+            <w:tcBorders>
+              <w:top w:val="none" w:color="000000" w:sz="4" w:space="0"/>
+              <w:left w:val="none" w:color="000000" w:sz="4" w:space="0"/>
+              <w:bottom w:val="none" w:color="000000" w:sz="4" w:space="0"/>
+              <w:right w:val="none" w:color="000000" w:sz="4" w:space="0"/>
+            </w:tcBorders>
+            <w:tcMar>
+              <w:left w:w="0" w:type="dxa"/>
+              <w:top w:w="0" w:type="dxa"/>
+              <w:right w:w="0" w:type="dxa"/>
+              <w:bottom w:w="0" w:type="dxa"/>
+            </w:tcMar>
+            <w:tcW w:w="1897" w:type="dxa"/>
+            <w:vAlign w:val="top"/>
             <w:textDirection w:val="lrTb"/>
             <w:noWrap w:val="false"/>
           </w:tcPr>
           <w:p>
             <w:pPr>
-              <w:pStyle w:val="924"/>
               <w:pBdr/>
               <w:spacing/>
-              <w:ind/>
+              <w:ind w:right="0" w:firstLine="425" w:left="-425"/>
               <w:jc w:val="center"/>
               <w:rPr>
                 <w:rFonts w:ascii="Times New Roman" w:hAnsi="Times New Roman" w:cs="Times New Roman"/>
@@ -10075,7 +10542,7 @@
                 <w:u w:val="none"/>
                 <w:vertAlign w:val="baseline"/>
               </w:rPr>
-              <w:t xml:space="preserve">2,081656</w:t>
+              <w:t xml:space="preserve">0,004406</w:t>
             </w:r>
             <w:r>
               <w:rPr>
@@ -10086,7 +10553,7 @@
             </w:r>
             <w:r>
               <w:rPr>
-                <w:rFonts w:ascii="Times New Roman" w:hAnsi="Times New Roman" w:cs="Times New Roman"/>
+                <w:rFonts w:ascii="Times New Roman" w:hAnsi="Times New Roman" w:eastAsia="Times New Roman" w:cs="Times New Roman"/>
                 <w:sz w:val="28"/>
                 <w:szCs w:val="28"/>
               </w:rPr>
@@ -10095,17 +10562,28 @@
         </w:tc>
         <w:tc>
           <w:tcPr>
-            <w:tcBorders/>
-            <w:tcW w:w="2174" w:type="dxa"/>
+            <w:tcBorders>
+              <w:top w:val="none" w:color="000000" w:sz="4" w:space="0"/>
+              <w:left w:val="none" w:color="000000" w:sz="4" w:space="0"/>
+              <w:bottom w:val="none" w:color="000000" w:sz="4" w:space="0"/>
+              <w:right w:val="none" w:color="000000" w:sz="4" w:space="0"/>
+            </w:tcBorders>
+            <w:tcMar>
+              <w:left w:w="0" w:type="dxa"/>
+              <w:top w:w="0" w:type="dxa"/>
+              <w:right w:w="0" w:type="dxa"/>
+              <w:bottom w:w="0" w:type="dxa"/>
+            </w:tcMar>
+            <w:tcW w:w="1897" w:type="dxa"/>
+            <w:vAlign w:val="top"/>
             <w:textDirection w:val="lrTb"/>
             <w:noWrap w:val="false"/>
           </w:tcPr>
           <w:p>
             <w:pPr>
-              <w:pStyle w:val="924"/>
               <w:pBdr/>
               <w:spacing/>
-              <w:ind/>
+              <w:ind w:right="0" w:firstLine="425" w:left="-425"/>
               <w:jc w:val="center"/>
               <w:rPr>
                 <w:rFonts w:ascii="Times New Roman" w:hAnsi="Times New Roman" w:cs="Times New Roman"/>
@@ -10125,7 +10603,7 @@
                 <w:u w:val="none"/>
                 <w:vertAlign w:val="baseline"/>
               </w:rPr>
-              <w:t xml:space="preserve">7,719082</w:t>
+              <w:t xml:space="preserve">0,165918</w:t>
             </w:r>
             <w:r>
               <w:rPr>
@@ -10136,7 +10614,7 @@
             </w:r>
             <w:r>
               <w:rPr>
-                <w:rFonts w:ascii="Times New Roman" w:hAnsi="Times New Roman" w:cs="Times New Roman"/>
+                <w:rFonts w:ascii="Times New Roman" w:hAnsi="Times New Roman" w:eastAsia="Times New Roman" w:cs="Times New Roman"/>
                 <w:sz w:val="28"/>
                 <w:szCs w:val="28"/>
               </w:rPr>
@@ -10145,17 +10623,28 @@
         </w:tc>
         <w:tc>
           <w:tcPr>
-            <w:tcBorders/>
-            <w:tcW w:w="2174" w:type="dxa"/>
+            <w:tcBorders>
+              <w:top w:val="none" w:color="000000" w:sz="4" w:space="0"/>
+              <w:left w:val="none" w:color="000000" w:sz="4" w:space="0"/>
+              <w:bottom w:val="none" w:color="000000" w:sz="4" w:space="0"/>
+              <w:right w:val="none" w:color="000000" w:sz="4" w:space="0"/>
+            </w:tcBorders>
+            <w:tcMar>
+              <w:left w:w="0" w:type="dxa"/>
+              <w:top w:w="0" w:type="dxa"/>
+              <w:right w:w="0" w:type="dxa"/>
+              <w:bottom w:w="0" w:type="dxa"/>
+            </w:tcMar>
+            <w:tcW w:w="1897" w:type="dxa"/>
+            <w:vAlign w:val="top"/>
             <w:textDirection w:val="lrTb"/>
             <w:noWrap w:val="false"/>
           </w:tcPr>
           <w:p>
             <w:pPr>
-              <w:pStyle w:val="924"/>
               <w:pBdr/>
               <w:spacing/>
-              <w:ind/>
+              <w:ind w:right="0" w:firstLine="425" w:left="-425"/>
               <w:jc w:val="center"/>
               <w:rPr>
                 <w:rFonts w:ascii="Times New Roman" w:hAnsi="Times New Roman" w:cs="Times New Roman"/>
@@ -10175,7 +10664,7 @@
                 <w:u w:val="none"/>
                 <w:vertAlign w:val="baseline"/>
               </w:rPr>
-              <w:t xml:space="preserve">1,038376</w:t>
+              <w:t xml:space="preserve">0,001045</w:t>
             </w:r>
             <w:r>
               <w:rPr>
@@ -10186,7 +10675,7 @@
             </w:r>
             <w:r>
               <w:rPr>
-                <w:rFonts w:ascii="Times New Roman" w:hAnsi="Times New Roman" w:cs="Times New Roman"/>
+                <w:rFonts w:ascii="Times New Roman" w:hAnsi="Times New Roman" w:eastAsia="Times New Roman" w:cs="Times New Roman"/>
                 <w:sz w:val="28"/>
                 <w:szCs w:val="28"/>
               </w:rPr>
@@ -10195,20 +10684,33 @@
         </w:tc>
       </w:tr>
       <w:tr>
-        <w:trPr/>
+        <w:trPr>
+          <w:trHeight w:val="293"/>
+        </w:trPr>
         <w:tc>
           <w:tcPr>
-            <w:tcBorders/>
-            <w:tcW w:w="2173" w:type="dxa"/>
+            <w:tcBorders>
+              <w:top w:val="none" w:color="000000" w:sz="4" w:space="0"/>
+              <w:left w:val="none" w:color="000000" w:sz="4" w:space="0"/>
+              <w:bottom w:val="none" w:color="000000" w:sz="4" w:space="0"/>
+              <w:right w:val="none" w:color="000000" w:sz="4" w:space="0"/>
+            </w:tcBorders>
+            <w:tcMar>
+              <w:left w:w="0" w:type="dxa"/>
+              <w:top w:w="0" w:type="dxa"/>
+              <w:right w:w="0" w:type="dxa"/>
+              <w:bottom w:w="0" w:type="dxa"/>
+            </w:tcMar>
+            <w:tcW w:w="1919" w:type="dxa"/>
+            <w:vAlign w:val="top"/>
             <w:textDirection w:val="lrTb"/>
             <w:noWrap w:val="false"/>
           </w:tcPr>
           <w:p>
             <w:pPr>
-              <w:pStyle w:val="924"/>
               <w:pBdr/>
               <w:spacing/>
-              <w:ind/>
+              <w:ind w:right="0" w:firstLine="425" w:left="-425"/>
               <w:jc w:val="center"/>
               <w:rPr>
                 <w:rFonts w:ascii="Times New Roman" w:hAnsi="Times New Roman" w:cs="Times New Roman"/>
@@ -10228,7 +10730,7 @@
                 <w:u w:val="none"/>
                 <w:vertAlign w:val="baseline"/>
               </w:rPr>
-              <w:t xml:space="preserve">500000</w:t>
+              <w:t xml:space="preserve">5000</w:t>
             </w:r>
             <w:r>
               <w:rPr>
@@ -10239,7 +10741,7 @@
             </w:r>
             <w:r>
               <w:rPr>
-                <w:rFonts w:ascii="Times New Roman" w:hAnsi="Times New Roman" w:cs="Times New Roman"/>
+                <w:rFonts w:ascii="Times New Roman" w:hAnsi="Times New Roman" w:eastAsia="Times New Roman" w:cs="Times New Roman"/>
                 <w:sz w:val="28"/>
                 <w:szCs w:val="28"/>
               </w:rPr>
@@ -10248,17 +10750,28 @@
         </w:tc>
         <w:tc>
           <w:tcPr>
-            <w:tcBorders/>
-            <w:tcW w:w="2174" w:type="dxa"/>
+            <w:tcBorders>
+              <w:top w:val="none" w:color="000000" w:sz="4" w:space="0"/>
+              <w:left w:val="none" w:color="000000" w:sz="4" w:space="0"/>
+              <w:bottom w:val="none" w:color="000000" w:sz="4" w:space="0"/>
+              <w:right w:val="none" w:color="000000" w:sz="4" w:space="0"/>
+            </w:tcBorders>
+            <w:tcMar>
+              <w:left w:w="0" w:type="dxa"/>
+              <w:top w:w="0" w:type="dxa"/>
+              <w:right w:w="0" w:type="dxa"/>
+              <w:bottom w:w="0" w:type="dxa"/>
+            </w:tcMar>
+            <w:tcW w:w="1897" w:type="dxa"/>
+            <w:vAlign w:val="top"/>
             <w:textDirection w:val="lrTb"/>
             <w:noWrap w:val="false"/>
           </w:tcPr>
           <w:p>
             <w:pPr>
-              <w:pStyle w:val="924"/>
               <w:pBdr/>
               <w:spacing/>
-              <w:ind/>
+              <w:ind w:right="0" w:firstLine="425" w:left="-425"/>
               <w:jc w:val="center"/>
               <w:rPr>
                 <w:rFonts w:ascii="Times New Roman" w:hAnsi="Times New Roman" w:cs="Times New Roman"/>
@@ -10278,7 +10791,7 @@
                 <w:u w:val="none"/>
                 <w:vertAlign w:val="baseline"/>
               </w:rPr>
-              <w:t xml:space="preserve">1,409655</w:t>
+              <w:t xml:space="preserve">0,005523</w:t>
             </w:r>
             <w:r>
               <w:rPr>
@@ -10289,7 +10802,7 @@
             </w:r>
             <w:r>
               <w:rPr>
-                <w:rFonts w:ascii="Times New Roman" w:hAnsi="Times New Roman" w:cs="Times New Roman"/>
+                <w:rFonts w:ascii="Times New Roman" w:hAnsi="Times New Roman" w:eastAsia="Times New Roman" w:cs="Times New Roman"/>
                 <w:sz w:val="28"/>
                 <w:szCs w:val="28"/>
               </w:rPr>
@@ -10298,17 +10811,28 @@
         </w:tc>
         <w:tc>
           <w:tcPr>
-            <w:tcBorders/>
-            <w:tcW w:w="2174" w:type="dxa"/>
+            <w:tcBorders>
+              <w:top w:val="none" w:color="000000" w:sz="4" w:space="0"/>
+              <w:left w:val="none" w:color="000000" w:sz="4" w:space="0"/>
+              <w:bottom w:val="none" w:color="000000" w:sz="4" w:space="0"/>
+              <w:right w:val="none" w:color="000000" w:sz="4" w:space="0"/>
+            </w:tcBorders>
+            <w:tcMar>
+              <w:left w:w="0" w:type="dxa"/>
+              <w:top w:w="0" w:type="dxa"/>
+              <w:right w:w="0" w:type="dxa"/>
+              <w:bottom w:w="0" w:type="dxa"/>
+            </w:tcMar>
+            <w:tcW w:w="1897" w:type="dxa"/>
+            <w:vAlign w:val="top"/>
             <w:textDirection w:val="lrTb"/>
             <w:noWrap w:val="false"/>
           </w:tcPr>
           <w:p>
             <w:pPr>
-              <w:pStyle w:val="924"/>
               <w:pBdr/>
               <w:spacing/>
-              <w:ind/>
+              <w:ind w:right="0" w:firstLine="425" w:left="-425"/>
               <w:jc w:val="center"/>
               <w:rPr>
                 <w:rFonts w:ascii="Times New Roman" w:hAnsi="Times New Roman" w:cs="Times New Roman"/>
@@ -10328,7 +10852,7 @@
                 <w:u w:val="none"/>
                 <w:vertAlign w:val="baseline"/>
               </w:rPr>
-              <w:t xml:space="preserve">9,195907</w:t>
+              <w:t xml:space="preserve">0,233518</w:t>
             </w:r>
             <w:r>
               <w:rPr>
@@ -10339,7 +10863,7 @@
             </w:r>
             <w:r>
               <w:rPr>
-                <w:rFonts w:ascii="Times New Roman" w:hAnsi="Times New Roman" w:cs="Times New Roman"/>
+                <w:rFonts w:ascii="Times New Roman" w:hAnsi="Times New Roman" w:eastAsia="Times New Roman" w:cs="Times New Roman"/>
                 <w:sz w:val="28"/>
                 <w:szCs w:val="28"/>
               </w:rPr>
@@ -10348,17 +10872,28 @@
         </w:tc>
         <w:tc>
           <w:tcPr>
-            <w:tcBorders/>
-            <w:tcW w:w="2174" w:type="dxa"/>
+            <w:tcBorders>
+              <w:top w:val="none" w:color="000000" w:sz="4" w:space="0"/>
+              <w:left w:val="none" w:color="000000" w:sz="4" w:space="0"/>
+              <w:bottom w:val="none" w:color="000000" w:sz="4" w:space="0"/>
+              <w:right w:val="none" w:color="000000" w:sz="4" w:space="0"/>
+            </w:tcBorders>
+            <w:tcMar>
+              <w:left w:w="0" w:type="dxa"/>
+              <w:top w:w="0" w:type="dxa"/>
+              <w:right w:w="0" w:type="dxa"/>
+              <w:bottom w:w="0" w:type="dxa"/>
+            </w:tcMar>
+            <w:tcW w:w="1897" w:type="dxa"/>
+            <w:vAlign w:val="top"/>
             <w:textDirection w:val="lrTb"/>
             <w:noWrap w:val="false"/>
           </w:tcPr>
           <w:p>
             <w:pPr>
-              <w:pStyle w:val="924"/>
               <w:pBdr/>
               <w:spacing/>
-              <w:ind/>
+              <w:ind w:right="0" w:firstLine="425" w:left="-425"/>
               <w:jc w:val="center"/>
               <w:rPr>
                 <w:rFonts w:ascii="Times New Roman" w:hAnsi="Times New Roman" w:cs="Times New Roman"/>
@@ -10378,7 +10913,7 @@
                 <w:u w:val="none"/>
                 <w:vertAlign w:val="baseline"/>
               </w:rPr>
-              <w:t xml:space="preserve">1,381572</w:t>
+              <w:t xml:space="preserve">0,001044</w:t>
             </w:r>
             <w:r>
               <w:rPr>
@@ -10389,7 +10924,7 @@
             </w:r>
             <w:r>
               <w:rPr>
-                <w:rFonts w:ascii="Times New Roman" w:hAnsi="Times New Roman" w:cs="Times New Roman"/>
+                <w:rFonts w:ascii="Times New Roman" w:hAnsi="Times New Roman" w:eastAsia="Times New Roman" w:cs="Times New Roman"/>
                 <w:sz w:val="28"/>
                 <w:szCs w:val="28"/>
               </w:rPr>
@@ -10398,20 +10933,33 @@
         </w:tc>
       </w:tr>
       <w:tr>
-        <w:trPr/>
+        <w:trPr>
+          <w:trHeight w:val="293"/>
+        </w:trPr>
         <w:tc>
           <w:tcPr>
-            <w:tcBorders/>
-            <w:tcW w:w="2173" w:type="dxa"/>
+            <w:tcBorders>
+              <w:top w:val="none" w:color="000000" w:sz="4" w:space="0"/>
+              <w:left w:val="none" w:color="000000" w:sz="4" w:space="0"/>
+              <w:bottom w:val="none" w:color="000000" w:sz="4" w:space="0"/>
+              <w:right w:val="none" w:color="000000" w:sz="4" w:space="0"/>
+            </w:tcBorders>
+            <w:tcMar>
+              <w:left w:w="0" w:type="dxa"/>
+              <w:top w:w="0" w:type="dxa"/>
+              <w:right w:w="0" w:type="dxa"/>
+              <w:bottom w:w="0" w:type="dxa"/>
+            </w:tcMar>
+            <w:tcW w:w="1919" w:type="dxa"/>
+            <w:vAlign w:val="top"/>
             <w:textDirection w:val="lrTb"/>
             <w:noWrap w:val="false"/>
           </w:tcPr>
           <w:p>
             <w:pPr>
-              <w:pStyle w:val="924"/>
               <w:pBdr/>
               <w:spacing/>
-              <w:ind/>
+              <w:ind w:right="0" w:firstLine="425" w:left="-425"/>
               <w:jc w:val="center"/>
               <w:rPr>
                 <w:rFonts w:ascii="Times New Roman" w:hAnsi="Times New Roman" w:cs="Times New Roman"/>
@@ -10431,7 +10979,7 @@
                 <w:u w:val="none"/>
                 <w:vertAlign w:val="baseline"/>
               </w:rPr>
-              <w:t xml:space="preserve">600000</w:t>
+              <w:t xml:space="preserve">6000</w:t>
             </w:r>
             <w:r>
               <w:rPr>
@@ -10442,7 +10990,7 @@
             </w:r>
             <w:r>
               <w:rPr>
-                <w:rFonts w:ascii="Times New Roman" w:hAnsi="Times New Roman" w:cs="Times New Roman"/>
+                <w:rFonts w:ascii="Times New Roman" w:hAnsi="Times New Roman" w:eastAsia="Times New Roman" w:cs="Times New Roman"/>
                 <w:sz w:val="28"/>
                 <w:szCs w:val="28"/>
               </w:rPr>
@@ -10451,17 +10999,28 @@
         </w:tc>
         <w:tc>
           <w:tcPr>
-            <w:tcBorders/>
-            <w:tcW w:w="2174" w:type="dxa"/>
+            <w:tcBorders>
+              <w:top w:val="none" w:color="000000" w:sz="4" w:space="0"/>
+              <w:left w:val="none" w:color="000000" w:sz="4" w:space="0"/>
+              <w:bottom w:val="none" w:color="000000" w:sz="4" w:space="0"/>
+              <w:right w:val="none" w:color="000000" w:sz="4" w:space="0"/>
+            </w:tcBorders>
+            <w:tcMar>
+              <w:left w:w="0" w:type="dxa"/>
+              <w:top w:w="0" w:type="dxa"/>
+              <w:right w:w="0" w:type="dxa"/>
+              <w:bottom w:w="0" w:type="dxa"/>
+            </w:tcMar>
+            <w:tcW w:w="1897" w:type="dxa"/>
+            <w:vAlign w:val="top"/>
             <w:textDirection w:val="lrTb"/>
             <w:noWrap w:val="false"/>
           </w:tcPr>
           <w:p>
             <w:pPr>
-              <w:pStyle w:val="924"/>
               <w:pBdr/>
               <w:spacing/>
-              <w:ind/>
+              <w:ind w:right="0" w:firstLine="425" w:left="-425"/>
               <w:jc w:val="center"/>
               <w:rPr>
                 <w:rFonts w:ascii="Times New Roman" w:hAnsi="Times New Roman" w:cs="Times New Roman"/>
@@ -10481,7 +11040,7 @@
                 <w:u w:val="none"/>
                 <w:vertAlign w:val="baseline"/>
               </w:rPr>
-              <w:t xml:space="preserve">2,08852</w:t>
+              <w:t xml:space="preserve">0,0066</w:t>
             </w:r>
             <w:r>
               <w:rPr>
@@ -10492,7 +11051,7 @@
             </w:r>
             <w:r>
               <w:rPr>
-                <w:rFonts w:ascii="Times New Roman" w:hAnsi="Times New Roman" w:cs="Times New Roman"/>
+                <w:rFonts w:ascii="Times New Roman" w:hAnsi="Times New Roman" w:eastAsia="Times New Roman" w:cs="Times New Roman"/>
                 <w:sz w:val="28"/>
                 <w:szCs w:val="28"/>
               </w:rPr>
@@ -10501,17 +11060,28 @@
         </w:tc>
         <w:tc>
           <w:tcPr>
-            <w:tcBorders/>
-            <w:tcW w:w="2174" w:type="dxa"/>
+            <w:tcBorders>
+              <w:top w:val="none" w:color="000000" w:sz="4" w:space="0"/>
+              <w:left w:val="none" w:color="000000" w:sz="4" w:space="0"/>
+              <w:bottom w:val="none" w:color="000000" w:sz="4" w:space="0"/>
+              <w:right w:val="none" w:color="000000" w:sz="4" w:space="0"/>
+            </w:tcBorders>
+            <w:tcMar>
+              <w:left w:w="0" w:type="dxa"/>
+              <w:top w:w="0" w:type="dxa"/>
+              <w:right w:w="0" w:type="dxa"/>
+              <w:bottom w:w="0" w:type="dxa"/>
+            </w:tcMar>
+            <w:tcW w:w="1897" w:type="dxa"/>
+            <w:vAlign w:val="top"/>
             <w:textDirection w:val="lrTb"/>
             <w:noWrap w:val="false"/>
           </w:tcPr>
           <w:p>
             <w:pPr>
-              <w:pStyle w:val="924"/>
               <w:pBdr/>
               <w:spacing/>
-              <w:ind/>
+              <w:ind w:right="0" w:firstLine="425" w:left="-425"/>
               <w:jc w:val="center"/>
               <w:rPr>
                 <w:rFonts w:ascii="Times New Roman" w:hAnsi="Times New Roman" w:cs="Times New Roman"/>
@@ -10531,7 +11101,7 @@
                 <w:u w:val="none"/>
                 <w:vertAlign w:val="baseline"/>
               </w:rPr>
-              <w:t xml:space="preserve">11,440561</w:t>
+              <w:t xml:space="preserve">0,341535</w:t>
             </w:r>
             <w:r>
               <w:rPr>
@@ -10542,7 +11112,7 @@
             </w:r>
             <w:r>
               <w:rPr>
-                <w:rFonts w:ascii="Times New Roman" w:hAnsi="Times New Roman" w:cs="Times New Roman"/>
+                <w:rFonts w:ascii="Times New Roman" w:hAnsi="Times New Roman" w:eastAsia="Times New Roman" w:cs="Times New Roman"/>
                 <w:sz w:val="28"/>
                 <w:szCs w:val="28"/>
               </w:rPr>
@@ -10551,17 +11121,28 @@
         </w:tc>
         <w:tc>
           <w:tcPr>
-            <w:tcBorders/>
-            <w:tcW w:w="2174" w:type="dxa"/>
+            <w:tcBorders>
+              <w:top w:val="none" w:color="000000" w:sz="4" w:space="0"/>
+              <w:left w:val="none" w:color="000000" w:sz="4" w:space="0"/>
+              <w:bottom w:val="none" w:color="000000" w:sz="4" w:space="0"/>
+              <w:right w:val="none" w:color="000000" w:sz="4" w:space="0"/>
+            </w:tcBorders>
+            <w:tcMar>
+              <w:left w:w="0" w:type="dxa"/>
+              <w:top w:w="0" w:type="dxa"/>
+              <w:right w:w="0" w:type="dxa"/>
+              <w:bottom w:w="0" w:type="dxa"/>
+            </w:tcMar>
+            <w:tcW w:w="1897" w:type="dxa"/>
+            <w:vAlign w:val="top"/>
             <w:textDirection w:val="lrTb"/>
             <w:noWrap w:val="false"/>
           </w:tcPr>
           <w:p>
             <w:pPr>
-              <w:pStyle w:val="924"/>
               <w:pBdr/>
               <w:spacing/>
-              <w:ind/>
+              <w:ind w:right="0" w:firstLine="425" w:left="-425"/>
               <w:jc w:val="center"/>
               <w:rPr>
                 <w:rFonts w:ascii="Times New Roman" w:hAnsi="Times New Roman" w:cs="Times New Roman"/>
@@ -10581,7 +11162,7 @@
                 <w:u w:val="none"/>
                 <w:vertAlign w:val="baseline"/>
               </w:rPr>
-              <w:t xml:space="preserve">2,0725</w:t>
+              <w:t xml:space="preserve">0,001781</w:t>
             </w:r>
             <w:r>
               <w:rPr>
@@ -10592,7 +11173,7 @@
             </w:r>
             <w:r>
               <w:rPr>
-                <w:rFonts w:ascii="Times New Roman" w:hAnsi="Times New Roman" w:cs="Times New Roman"/>
+                <w:rFonts w:ascii="Times New Roman" w:hAnsi="Times New Roman" w:eastAsia="Times New Roman" w:cs="Times New Roman"/>
                 <w:sz w:val="28"/>
                 <w:szCs w:val="28"/>
               </w:rPr>
@@ -10601,20 +11182,33 @@
         </w:tc>
       </w:tr>
       <w:tr>
-        <w:trPr/>
+        <w:trPr>
+          <w:trHeight w:val="293"/>
+        </w:trPr>
         <w:tc>
           <w:tcPr>
-            <w:tcBorders/>
-            <w:tcW w:w="2173" w:type="dxa"/>
+            <w:tcBorders>
+              <w:top w:val="none" w:color="000000" w:sz="4" w:space="0"/>
+              <w:left w:val="none" w:color="000000" w:sz="4" w:space="0"/>
+              <w:bottom w:val="none" w:color="000000" w:sz="4" w:space="0"/>
+              <w:right w:val="none" w:color="000000" w:sz="4" w:space="0"/>
+            </w:tcBorders>
+            <w:tcMar>
+              <w:left w:w="0" w:type="dxa"/>
+              <w:top w:w="0" w:type="dxa"/>
+              <w:right w:w="0" w:type="dxa"/>
+              <w:bottom w:w="0" w:type="dxa"/>
+            </w:tcMar>
+            <w:tcW w:w="1919" w:type="dxa"/>
+            <w:vAlign w:val="top"/>
             <w:textDirection w:val="lrTb"/>
             <w:noWrap w:val="false"/>
           </w:tcPr>
           <w:p>
             <w:pPr>
-              <w:pStyle w:val="924"/>
               <w:pBdr/>
               <w:spacing/>
-              <w:ind/>
+              <w:ind w:right="0" w:firstLine="425" w:left="-425"/>
               <w:jc w:val="center"/>
               <w:rPr>
                 <w:rFonts w:ascii="Times New Roman" w:hAnsi="Times New Roman" w:cs="Times New Roman"/>
@@ -10634,7 +11228,7 @@
                 <w:u w:val="none"/>
                 <w:vertAlign w:val="baseline"/>
               </w:rPr>
-              <w:t xml:space="preserve">700000</w:t>
+              <w:t xml:space="preserve">7000</w:t>
             </w:r>
             <w:r>
               <w:rPr>
@@ -10645,7 +11239,7 @@
             </w:r>
             <w:r>
               <w:rPr>
-                <w:rFonts w:ascii="Times New Roman" w:hAnsi="Times New Roman" w:cs="Times New Roman"/>
+                <w:rFonts w:ascii="Times New Roman" w:hAnsi="Times New Roman" w:eastAsia="Times New Roman" w:cs="Times New Roman"/>
                 <w:sz w:val="28"/>
                 <w:szCs w:val="28"/>
               </w:rPr>
@@ -10654,17 +11248,28 @@
         </w:tc>
         <w:tc>
           <w:tcPr>
-            <w:tcBorders/>
-            <w:tcW w:w="2174" w:type="dxa"/>
+            <w:tcBorders>
+              <w:top w:val="none" w:color="000000" w:sz="4" w:space="0"/>
+              <w:left w:val="none" w:color="000000" w:sz="4" w:space="0"/>
+              <w:bottom w:val="none" w:color="000000" w:sz="4" w:space="0"/>
+              <w:right w:val="none" w:color="000000" w:sz="4" w:space="0"/>
+            </w:tcBorders>
+            <w:tcMar>
+              <w:left w:w="0" w:type="dxa"/>
+              <w:top w:w="0" w:type="dxa"/>
+              <w:right w:w="0" w:type="dxa"/>
+              <w:bottom w:w="0" w:type="dxa"/>
+            </w:tcMar>
+            <w:tcW w:w="1897" w:type="dxa"/>
+            <w:vAlign w:val="top"/>
             <w:textDirection w:val="lrTb"/>
             <w:noWrap w:val="false"/>
           </w:tcPr>
           <w:p>
             <w:pPr>
-              <w:pStyle w:val="924"/>
               <w:pBdr/>
               <w:spacing/>
-              <w:ind/>
+              <w:ind w:right="0" w:firstLine="425" w:left="-425"/>
               <w:jc w:val="center"/>
               <w:rPr>
                 <w:rFonts w:ascii="Times New Roman" w:hAnsi="Times New Roman" w:cs="Times New Roman"/>
@@ -10684,7 +11289,7 @@
                 <w:u w:val="none"/>
                 <w:vertAlign w:val="baseline"/>
               </w:rPr>
-              <w:t xml:space="preserve">2,722758</w:t>
+              <w:t xml:space="preserve">0,007454</w:t>
             </w:r>
             <w:r>
               <w:rPr>
@@ -10695,7 +11300,7 @@
             </w:r>
             <w:r>
               <w:rPr>
-                <w:rFonts w:ascii="Times New Roman" w:hAnsi="Times New Roman" w:cs="Times New Roman"/>
+                <w:rFonts w:ascii="Times New Roman" w:hAnsi="Times New Roman" w:eastAsia="Times New Roman" w:cs="Times New Roman"/>
                 <w:sz w:val="28"/>
                 <w:szCs w:val="28"/>
               </w:rPr>
@@ -10704,17 +11309,28 @@
         </w:tc>
         <w:tc>
           <w:tcPr>
-            <w:tcBorders/>
-            <w:tcW w:w="2174" w:type="dxa"/>
+            <w:tcBorders>
+              <w:top w:val="none" w:color="000000" w:sz="4" w:space="0"/>
+              <w:left w:val="none" w:color="000000" w:sz="4" w:space="0"/>
+              <w:bottom w:val="none" w:color="000000" w:sz="4" w:space="0"/>
+              <w:right w:val="none" w:color="000000" w:sz="4" w:space="0"/>
+            </w:tcBorders>
+            <w:tcMar>
+              <w:left w:w="0" w:type="dxa"/>
+              <w:top w:w="0" w:type="dxa"/>
+              <w:right w:w="0" w:type="dxa"/>
+              <w:bottom w:w="0" w:type="dxa"/>
+            </w:tcMar>
+            <w:tcW w:w="1897" w:type="dxa"/>
+            <w:vAlign w:val="top"/>
             <w:textDirection w:val="lrTb"/>
             <w:noWrap w:val="false"/>
           </w:tcPr>
           <w:p>
             <w:pPr>
-              <w:pStyle w:val="924"/>
               <w:pBdr/>
               <w:spacing/>
-              <w:ind/>
+              <w:ind w:right="0" w:firstLine="425" w:left="-425"/>
               <w:jc w:val="center"/>
               <w:rPr>
                 <w:rFonts w:ascii="Times New Roman" w:hAnsi="Times New Roman" w:cs="Times New Roman"/>
@@ -10734,7 +11350,7 @@
                 <w:u w:val="none"/>
                 <w:vertAlign w:val="baseline"/>
               </w:rPr>
-              <w:t xml:space="preserve">12,939729</w:t>
+              <w:t xml:space="preserve">0,480509</w:t>
             </w:r>
             <w:r>
               <w:rPr>
@@ -10745,7 +11361,7 @@
             </w:r>
             <w:r>
               <w:rPr>
-                <w:rFonts w:ascii="Times New Roman" w:hAnsi="Times New Roman" w:cs="Times New Roman"/>
+                <w:rFonts w:ascii="Times New Roman" w:hAnsi="Times New Roman" w:eastAsia="Times New Roman" w:cs="Times New Roman"/>
                 <w:sz w:val="28"/>
                 <w:szCs w:val="28"/>
               </w:rPr>
@@ -10754,17 +11370,28 @@
         </w:tc>
         <w:tc>
           <w:tcPr>
-            <w:tcBorders/>
-            <w:tcW w:w="2174" w:type="dxa"/>
+            <w:tcBorders>
+              <w:top w:val="none" w:color="000000" w:sz="4" w:space="0"/>
+              <w:left w:val="none" w:color="000000" w:sz="4" w:space="0"/>
+              <w:bottom w:val="none" w:color="000000" w:sz="4" w:space="0"/>
+              <w:right w:val="none" w:color="000000" w:sz="4" w:space="0"/>
+            </w:tcBorders>
+            <w:tcMar>
+              <w:left w:w="0" w:type="dxa"/>
+              <w:top w:w="0" w:type="dxa"/>
+              <w:right w:w="0" w:type="dxa"/>
+              <w:bottom w:w="0" w:type="dxa"/>
+            </w:tcMar>
+            <w:tcW w:w="1897" w:type="dxa"/>
+            <w:vAlign w:val="top"/>
             <w:textDirection w:val="lrTb"/>
             <w:noWrap w:val="false"/>
           </w:tcPr>
           <w:p>
             <w:pPr>
-              <w:pStyle w:val="924"/>
               <w:pBdr/>
               <w:spacing/>
-              <w:ind/>
+              <w:ind w:right="0" w:firstLine="425" w:left="-425"/>
               <w:jc w:val="center"/>
               <w:rPr>
                 <w:rFonts w:ascii="Times New Roman" w:hAnsi="Times New Roman" w:cs="Times New Roman"/>
@@ -10784,7 +11411,7 @@
                 <w:u w:val="none"/>
                 <w:vertAlign w:val="baseline"/>
               </w:rPr>
-              <w:t xml:space="preserve">3,15829</w:t>
+              <w:t xml:space="preserve">0,002189</w:t>
             </w:r>
             <w:r>
               <w:rPr>
@@ -10795,7 +11422,7 @@
             </w:r>
             <w:r>
               <w:rPr>
-                <w:rFonts w:ascii="Times New Roman" w:hAnsi="Times New Roman" w:cs="Times New Roman"/>
+                <w:rFonts w:ascii="Times New Roman" w:hAnsi="Times New Roman" w:eastAsia="Times New Roman" w:cs="Times New Roman"/>
                 <w:sz w:val="28"/>
                 <w:szCs w:val="28"/>
               </w:rPr>
@@ -10804,20 +11431,33 @@
         </w:tc>
       </w:tr>
       <w:tr>
-        <w:trPr/>
+        <w:trPr>
+          <w:trHeight w:val="293"/>
+        </w:trPr>
         <w:tc>
           <w:tcPr>
-            <w:tcBorders/>
-            <w:tcW w:w="2173" w:type="dxa"/>
+            <w:tcBorders>
+              <w:top w:val="none" w:color="000000" w:sz="4" w:space="0"/>
+              <w:left w:val="none" w:color="000000" w:sz="4" w:space="0"/>
+              <w:bottom w:val="none" w:color="000000" w:sz="4" w:space="0"/>
+              <w:right w:val="none" w:color="000000" w:sz="4" w:space="0"/>
+            </w:tcBorders>
+            <w:tcMar>
+              <w:left w:w="0" w:type="dxa"/>
+              <w:top w:w="0" w:type="dxa"/>
+              <w:right w:w="0" w:type="dxa"/>
+              <w:bottom w:w="0" w:type="dxa"/>
+            </w:tcMar>
+            <w:tcW w:w="1919" w:type="dxa"/>
+            <w:vAlign w:val="top"/>
             <w:textDirection w:val="lrTb"/>
             <w:noWrap w:val="false"/>
           </w:tcPr>
           <w:p>
             <w:pPr>
-              <w:pStyle w:val="924"/>
               <w:pBdr/>
               <w:spacing/>
-              <w:ind/>
+              <w:ind w:right="0" w:firstLine="425" w:left="-425"/>
               <w:jc w:val="center"/>
               <w:rPr>
                 <w:rFonts w:ascii="Times New Roman" w:hAnsi="Times New Roman" w:cs="Times New Roman"/>
@@ -10837,7 +11477,7 @@
                 <w:u w:val="none"/>
                 <w:vertAlign w:val="baseline"/>
               </w:rPr>
-              <w:t xml:space="preserve">800000</w:t>
+              <w:t xml:space="preserve">8000</w:t>
             </w:r>
             <w:r>
               <w:rPr>
@@ -10848,7 +11488,7 @@
             </w:r>
             <w:r>
               <w:rPr>
-                <w:rFonts w:ascii="Times New Roman" w:hAnsi="Times New Roman" w:cs="Times New Roman"/>
+                <w:rFonts w:ascii="Times New Roman" w:hAnsi="Times New Roman" w:eastAsia="Times New Roman" w:cs="Times New Roman"/>
                 <w:sz w:val="28"/>
                 <w:szCs w:val="28"/>
               </w:rPr>
@@ -10857,17 +11497,28 @@
         </w:tc>
         <w:tc>
           <w:tcPr>
-            <w:tcBorders/>
-            <w:tcW w:w="2174" w:type="dxa"/>
+            <w:tcBorders>
+              <w:top w:val="none" w:color="000000" w:sz="4" w:space="0"/>
+              <w:left w:val="none" w:color="000000" w:sz="4" w:space="0"/>
+              <w:bottom w:val="none" w:color="000000" w:sz="4" w:space="0"/>
+              <w:right w:val="none" w:color="000000" w:sz="4" w:space="0"/>
+            </w:tcBorders>
+            <w:tcMar>
+              <w:left w:w="0" w:type="dxa"/>
+              <w:top w:w="0" w:type="dxa"/>
+              <w:right w:w="0" w:type="dxa"/>
+              <w:bottom w:w="0" w:type="dxa"/>
+            </w:tcMar>
+            <w:tcW w:w="1897" w:type="dxa"/>
+            <w:vAlign w:val="top"/>
             <w:textDirection w:val="lrTb"/>
             <w:noWrap w:val="false"/>
           </w:tcPr>
           <w:p>
             <w:pPr>
-              <w:pStyle w:val="924"/>
               <w:pBdr/>
               <w:spacing/>
-              <w:ind/>
+              <w:ind w:right="0" w:firstLine="425" w:left="-425"/>
               <w:jc w:val="center"/>
               <w:rPr>
                 <w:rFonts w:ascii="Times New Roman" w:hAnsi="Times New Roman" w:cs="Times New Roman"/>
@@ -10887,7 +11538,7 @@
                 <w:u w:val="none"/>
                 <w:vertAlign w:val="baseline"/>
               </w:rPr>
-              <w:t xml:space="preserve">3,593485</w:t>
+              <w:t xml:space="preserve">0,010723</w:t>
             </w:r>
             <w:r>
               <w:rPr>
@@ -10898,7 +11549,7 @@
             </w:r>
             <w:r>
               <w:rPr>
-                <w:rFonts w:ascii="Times New Roman" w:hAnsi="Times New Roman" w:cs="Times New Roman"/>
+                <w:rFonts w:ascii="Times New Roman" w:hAnsi="Times New Roman" w:eastAsia="Times New Roman" w:cs="Times New Roman"/>
                 <w:sz w:val="28"/>
                 <w:szCs w:val="28"/>
               </w:rPr>
@@ -10907,17 +11558,28 @@
         </w:tc>
         <w:tc>
           <w:tcPr>
-            <w:tcBorders/>
-            <w:tcW w:w="2174" w:type="dxa"/>
+            <w:tcBorders>
+              <w:top w:val="none" w:color="000000" w:sz="4" w:space="0"/>
+              <w:left w:val="none" w:color="000000" w:sz="4" w:space="0"/>
+              <w:bottom w:val="none" w:color="000000" w:sz="4" w:space="0"/>
+              <w:right w:val="none" w:color="000000" w:sz="4" w:space="0"/>
+            </w:tcBorders>
+            <w:tcMar>
+              <w:left w:w="0" w:type="dxa"/>
+              <w:top w:w="0" w:type="dxa"/>
+              <w:right w:w="0" w:type="dxa"/>
+              <w:bottom w:w="0" w:type="dxa"/>
+            </w:tcMar>
+            <w:tcW w:w="1897" w:type="dxa"/>
+            <w:vAlign w:val="top"/>
             <w:textDirection w:val="lrTb"/>
             <w:noWrap w:val="false"/>
           </w:tcPr>
           <w:p>
             <w:pPr>
-              <w:pStyle w:val="924"/>
               <w:pBdr/>
               <w:spacing/>
-              <w:ind/>
+              <w:ind w:right="0" w:firstLine="425" w:left="-425"/>
               <w:jc w:val="center"/>
               <w:rPr>
                 <w:rFonts w:ascii="Times New Roman" w:hAnsi="Times New Roman" w:cs="Times New Roman"/>
@@ -10937,7 +11599,7 @@
                 <w:u w:val="none"/>
                 <w:vertAlign w:val="baseline"/>
               </w:rPr>
-              <w:t xml:space="preserve">15,641256</w:t>
+              <w:t xml:space="preserve">0,571953</w:t>
             </w:r>
             <w:r>
               <w:rPr>
@@ -10948,7 +11610,7 @@
             </w:r>
             <w:r>
               <w:rPr>
-                <w:rFonts w:ascii="Times New Roman" w:hAnsi="Times New Roman" w:cs="Times New Roman"/>
+                <w:rFonts w:ascii="Times New Roman" w:hAnsi="Times New Roman" w:eastAsia="Times New Roman" w:cs="Times New Roman"/>
                 <w:sz w:val="28"/>
                 <w:szCs w:val="28"/>
               </w:rPr>
@@ -10957,17 +11619,28 @@
         </w:tc>
         <w:tc>
           <w:tcPr>
-            <w:tcBorders/>
-            <w:tcW w:w="2174" w:type="dxa"/>
+            <w:tcBorders>
+              <w:top w:val="none" w:color="000000" w:sz="4" w:space="0"/>
+              <w:left w:val="none" w:color="000000" w:sz="4" w:space="0"/>
+              <w:bottom w:val="none" w:color="000000" w:sz="4" w:space="0"/>
+              <w:right w:val="none" w:color="000000" w:sz="4" w:space="0"/>
+            </w:tcBorders>
+            <w:tcMar>
+              <w:left w:w="0" w:type="dxa"/>
+              <w:top w:w="0" w:type="dxa"/>
+              <w:right w:w="0" w:type="dxa"/>
+              <w:bottom w:w="0" w:type="dxa"/>
+            </w:tcMar>
+            <w:tcW w:w="1897" w:type="dxa"/>
+            <w:vAlign w:val="top"/>
             <w:textDirection w:val="lrTb"/>
             <w:noWrap w:val="false"/>
           </w:tcPr>
           <w:p>
             <w:pPr>
-              <w:pStyle w:val="924"/>
               <w:pBdr/>
               <w:spacing/>
-              <w:ind/>
+              <w:ind w:right="0" w:firstLine="425" w:left="-425"/>
               <w:jc w:val="center"/>
               <w:rPr>
                 <w:rFonts w:ascii="Times New Roman" w:hAnsi="Times New Roman" w:cs="Times New Roman"/>
@@ -10987,7 +11660,7 @@
                 <w:u w:val="none"/>
                 <w:vertAlign w:val="baseline"/>
               </w:rPr>
-              <w:t xml:space="preserve">4,644566</w:t>
+              <w:t xml:space="preserve">0,001653</w:t>
             </w:r>
             <w:r>
               <w:rPr>
@@ -10998,7 +11671,7 @@
             </w:r>
             <w:r>
               <w:rPr>
-                <w:rFonts w:ascii="Times New Roman" w:hAnsi="Times New Roman" w:cs="Times New Roman"/>
+                <w:rFonts w:ascii="Times New Roman" w:hAnsi="Times New Roman" w:eastAsia="Times New Roman" w:cs="Times New Roman"/>
                 <w:sz w:val="28"/>
                 <w:szCs w:val="28"/>
               </w:rPr>
@@ -11007,20 +11680,33 @@
         </w:tc>
       </w:tr>
       <w:tr>
-        <w:trPr/>
+        <w:trPr>
+          <w:trHeight w:val="293"/>
+        </w:trPr>
         <w:tc>
           <w:tcPr>
-            <w:tcBorders/>
-            <w:tcW w:w="2173" w:type="dxa"/>
+            <w:tcBorders>
+              <w:top w:val="none" w:color="000000" w:sz="4" w:space="0"/>
+              <w:left w:val="none" w:color="000000" w:sz="4" w:space="0"/>
+              <w:bottom w:val="none" w:color="000000" w:sz="4" w:space="0"/>
+              <w:right w:val="none" w:color="000000" w:sz="4" w:space="0"/>
+            </w:tcBorders>
+            <w:tcMar>
+              <w:left w:w="0" w:type="dxa"/>
+              <w:top w:w="0" w:type="dxa"/>
+              <w:right w:w="0" w:type="dxa"/>
+              <w:bottom w:w="0" w:type="dxa"/>
+            </w:tcMar>
+            <w:tcW w:w="1919" w:type="dxa"/>
+            <w:vAlign w:val="top"/>
             <w:textDirection w:val="lrTb"/>
             <w:noWrap w:val="false"/>
           </w:tcPr>
           <w:p>
             <w:pPr>
-              <w:pStyle w:val="924"/>
               <w:pBdr/>
               <w:spacing/>
-              <w:ind/>
+              <w:ind w:right="0" w:firstLine="425" w:left="-425"/>
               <w:jc w:val="center"/>
               <w:rPr>
                 <w:rFonts w:ascii="Times New Roman" w:hAnsi="Times New Roman" w:cs="Times New Roman"/>
@@ -11040,7 +11726,7 @@
                 <w:u w:val="none"/>
                 <w:vertAlign w:val="baseline"/>
               </w:rPr>
-              <w:t xml:space="preserve">900000</w:t>
+              <w:t xml:space="preserve">9000</w:t>
             </w:r>
             <w:r>
               <w:rPr>
@@ -11051,7 +11737,7 @@
             </w:r>
             <w:r>
               <w:rPr>
-                <w:rFonts w:ascii="Times New Roman" w:hAnsi="Times New Roman" w:cs="Times New Roman"/>
+                <w:rFonts w:ascii="Times New Roman" w:hAnsi="Times New Roman" w:eastAsia="Times New Roman" w:cs="Times New Roman"/>
                 <w:sz w:val="28"/>
                 <w:szCs w:val="28"/>
               </w:rPr>
@@ -11060,17 +11746,28 @@
         </w:tc>
         <w:tc>
           <w:tcPr>
-            <w:tcBorders/>
-            <w:tcW w:w="2174" w:type="dxa"/>
+            <w:tcBorders>
+              <w:top w:val="none" w:color="000000" w:sz="4" w:space="0"/>
+              <w:left w:val="none" w:color="000000" w:sz="4" w:space="0"/>
+              <w:bottom w:val="none" w:color="000000" w:sz="4" w:space="0"/>
+              <w:right w:val="none" w:color="000000" w:sz="4" w:space="0"/>
+            </w:tcBorders>
+            <w:tcMar>
+              <w:left w:w="0" w:type="dxa"/>
+              <w:top w:w="0" w:type="dxa"/>
+              <w:right w:w="0" w:type="dxa"/>
+              <w:bottom w:w="0" w:type="dxa"/>
+            </w:tcMar>
+            <w:tcW w:w="1897" w:type="dxa"/>
+            <w:vAlign w:val="top"/>
             <w:textDirection w:val="lrTb"/>
             <w:noWrap w:val="false"/>
           </w:tcPr>
           <w:p>
             <w:pPr>
-              <w:pStyle w:val="924"/>
               <w:pBdr/>
               <w:spacing/>
-              <w:ind/>
+              <w:ind w:right="0" w:firstLine="425" w:left="-425"/>
               <w:jc w:val="center"/>
               <w:rPr>
                 <w:rFonts w:ascii="Times New Roman" w:hAnsi="Times New Roman" w:cs="Times New Roman"/>
@@ -11090,7 +11787,7 @@
                 <w:u w:val="none"/>
                 <w:vertAlign w:val="baseline"/>
               </w:rPr>
-              <w:t xml:space="preserve">7,063165</w:t>
+              <w:t xml:space="preserve">0,013573</w:t>
             </w:r>
             <w:r>
               <w:rPr>
@@ -11101,7 +11798,7 @@
             </w:r>
             <w:r>
               <w:rPr>
-                <w:rFonts w:ascii="Times New Roman" w:hAnsi="Times New Roman" w:cs="Times New Roman"/>
+                <w:rFonts w:ascii="Times New Roman" w:hAnsi="Times New Roman" w:eastAsia="Times New Roman" w:cs="Times New Roman"/>
                 <w:sz w:val="28"/>
                 <w:szCs w:val="28"/>
               </w:rPr>
@@ -11110,17 +11807,28 @@
         </w:tc>
         <w:tc>
           <w:tcPr>
-            <w:tcBorders/>
-            <w:tcW w:w="2174" w:type="dxa"/>
+            <w:tcBorders>
+              <w:top w:val="none" w:color="000000" w:sz="4" w:space="0"/>
+              <w:left w:val="none" w:color="000000" w:sz="4" w:space="0"/>
+              <w:bottom w:val="none" w:color="000000" w:sz="4" w:space="0"/>
+              <w:right w:val="none" w:color="000000" w:sz="4" w:space="0"/>
+            </w:tcBorders>
+            <w:tcMar>
+              <w:left w:w="0" w:type="dxa"/>
+              <w:top w:w="0" w:type="dxa"/>
+              <w:right w:w="0" w:type="dxa"/>
+              <w:bottom w:w="0" w:type="dxa"/>
+            </w:tcMar>
+            <w:tcW w:w="1897" w:type="dxa"/>
+            <w:vAlign w:val="top"/>
             <w:textDirection w:val="lrTb"/>
             <w:noWrap w:val="false"/>
           </w:tcPr>
           <w:p>
             <w:pPr>
-              <w:pStyle w:val="924"/>
               <w:pBdr/>
               <w:spacing/>
-              <w:ind/>
+              <w:ind w:right="0" w:firstLine="425" w:left="-425"/>
               <w:jc w:val="center"/>
               <w:rPr>
                 <w:rFonts w:ascii="Times New Roman" w:hAnsi="Times New Roman" w:cs="Times New Roman"/>
@@ -11140,7 +11848,7 @@
                 <w:u w:val="none"/>
                 <w:vertAlign w:val="baseline"/>
               </w:rPr>
-              <w:t xml:space="preserve">18,473542</w:t>
+              <w:t xml:space="preserve">0,713131</w:t>
             </w:r>
             <w:r>
               <w:rPr>
@@ -11151,7 +11859,7 @@
             </w:r>
             <w:r>
               <w:rPr>
-                <w:rFonts w:ascii="Times New Roman" w:hAnsi="Times New Roman" w:cs="Times New Roman"/>
+                <w:rFonts w:ascii="Times New Roman" w:hAnsi="Times New Roman" w:eastAsia="Times New Roman" w:cs="Times New Roman"/>
                 <w:sz w:val="28"/>
                 <w:szCs w:val="28"/>
               </w:rPr>
@@ -11160,17 +11868,28 @@
         </w:tc>
         <w:tc>
           <w:tcPr>
-            <w:tcBorders/>
-            <w:tcW w:w="2174" w:type="dxa"/>
+            <w:tcBorders>
+              <w:top w:val="none" w:color="000000" w:sz="4" w:space="0"/>
+              <w:left w:val="none" w:color="000000" w:sz="4" w:space="0"/>
+              <w:bottom w:val="none" w:color="000000" w:sz="4" w:space="0"/>
+              <w:right w:val="none" w:color="000000" w:sz="4" w:space="0"/>
+            </w:tcBorders>
+            <w:tcMar>
+              <w:left w:w="0" w:type="dxa"/>
+              <w:top w:w="0" w:type="dxa"/>
+              <w:right w:w="0" w:type="dxa"/>
+              <w:bottom w:w="0" w:type="dxa"/>
+            </w:tcMar>
+            <w:tcW w:w="1897" w:type="dxa"/>
+            <w:vAlign w:val="top"/>
             <w:textDirection w:val="lrTb"/>
             <w:noWrap w:val="false"/>
           </w:tcPr>
           <w:p>
             <w:pPr>
-              <w:pStyle w:val="924"/>
               <w:pBdr/>
               <w:spacing/>
-              <w:ind/>
+              <w:ind w:right="0" w:firstLine="425" w:left="-425"/>
               <w:jc w:val="center"/>
               <w:rPr>
                 <w:rFonts w:ascii="Times New Roman" w:hAnsi="Times New Roman" w:cs="Times New Roman"/>
@@ -11190,7 +11909,7 @@
                 <w:u w:val="none"/>
                 <w:vertAlign w:val="baseline"/>
               </w:rPr>
-              <w:t xml:space="preserve">4,082705</w:t>
+              <w:t xml:space="preserve">0,002069</w:t>
             </w:r>
             <w:r>
               <w:rPr>
@@ -11201,7 +11920,7 @@
             </w:r>
             <w:r>
               <w:rPr>
-                <w:rFonts w:ascii="Times New Roman" w:hAnsi="Times New Roman" w:cs="Times New Roman"/>
+                <w:rFonts w:ascii="Times New Roman" w:hAnsi="Times New Roman" w:eastAsia="Times New Roman" w:cs="Times New Roman"/>
                 <w:sz w:val="28"/>
                 <w:szCs w:val="28"/>
               </w:rPr>
@@ -11210,20 +11929,33 @@
         </w:tc>
       </w:tr>
       <w:tr>
-        <w:trPr/>
+        <w:trPr>
+          <w:trHeight w:val="293"/>
+        </w:trPr>
         <w:tc>
           <w:tcPr>
-            <w:tcBorders/>
-            <w:tcW w:w="2173" w:type="dxa"/>
+            <w:tcBorders>
+              <w:top w:val="none" w:color="000000" w:sz="4" w:space="0"/>
+              <w:left w:val="none" w:color="000000" w:sz="4" w:space="0"/>
+              <w:bottom w:val="none" w:color="000000" w:sz="4" w:space="0"/>
+              <w:right w:val="none" w:color="000000" w:sz="4" w:space="0"/>
+            </w:tcBorders>
+            <w:tcMar>
+              <w:left w:w="0" w:type="dxa"/>
+              <w:top w:w="0" w:type="dxa"/>
+              <w:right w:w="0" w:type="dxa"/>
+              <w:bottom w:w="0" w:type="dxa"/>
+            </w:tcMar>
+            <w:tcW w:w="1919" w:type="dxa"/>
+            <w:vAlign w:val="top"/>
             <w:textDirection w:val="lrTb"/>
             <w:noWrap w:val="false"/>
           </w:tcPr>
           <w:p>
             <w:pPr>
-              <w:pStyle w:val="924"/>
               <w:pBdr/>
               <w:spacing/>
-              <w:ind/>
+              <w:ind w:right="0" w:firstLine="425" w:left="-425"/>
               <w:jc w:val="center"/>
               <w:rPr>
                 <w:rFonts w:ascii="Times New Roman" w:hAnsi="Times New Roman" w:cs="Times New Roman"/>
@@ -11243,7 +11975,7 @@
                 <w:u w:val="none"/>
                 <w:vertAlign w:val="baseline"/>
               </w:rPr>
-              <w:t xml:space="preserve">1000000</w:t>
+              <w:t xml:space="preserve">10000</w:t>
             </w:r>
             <w:r>
               <w:rPr>
@@ -11254,7 +11986,7 @@
             </w:r>
             <w:r>
               <w:rPr>
-                <w:rFonts w:ascii="Times New Roman" w:hAnsi="Times New Roman" w:cs="Times New Roman"/>
+                <w:rFonts w:ascii="Times New Roman" w:hAnsi="Times New Roman" w:eastAsia="Times New Roman" w:cs="Times New Roman"/>
                 <w:sz w:val="28"/>
                 <w:szCs w:val="28"/>
               </w:rPr>
@@ -11263,17 +11995,28 @@
         </w:tc>
         <w:tc>
           <w:tcPr>
-            <w:tcBorders/>
-            <w:tcW w:w="2174" w:type="dxa"/>
+            <w:tcBorders>
+              <w:top w:val="none" w:color="000000" w:sz="4" w:space="0"/>
+              <w:left w:val="none" w:color="000000" w:sz="4" w:space="0"/>
+              <w:bottom w:val="none" w:color="000000" w:sz="4" w:space="0"/>
+              <w:right w:val="none" w:color="000000" w:sz="4" w:space="0"/>
+            </w:tcBorders>
+            <w:tcMar>
+              <w:left w:w="0" w:type="dxa"/>
+              <w:top w:w="0" w:type="dxa"/>
+              <w:right w:w="0" w:type="dxa"/>
+              <w:bottom w:w="0" w:type="dxa"/>
+            </w:tcMar>
+            <w:tcW w:w="1897" w:type="dxa"/>
+            <w:vAlign w:val="top"/>
             <w:textDirection w:val="lrTb"/>
             <w:noWrap w:val="false"/>
           </w:tcPr>
           <w:p>
             <w:pPr>
-              <w:pStyle w:val="924"/>
               <w:pBdr/>
               <w:spacing/>
-              <w:ind/>
+              <w:ind w:right="0" w:firstLine="425" w:left="-425"/>
               <w:jc w:val="center"/>
               <w:rPr>
                 <w:rFonts w:ascii="Times New Roman" w:hAnsi="Times New Roman" w:cs="Times New Roman"/>
@@ -11293,7 +12036,7 @@
                 <w:u w:val="none"/>
                 <w:vertAlign w:val="baseline"/>
               </w:rPr>
-              <w:t xml:space="preserve">4,813594</w:t>
+              <w:t xml:space="preserve">0,011978</w:t>
             </w:r>
             <w:r>
               <w:rPr>
@@ -11304,7 +12047,7 @@
             </w:r>
             <w:r>
               <w:rPr>
-                <w:rFonts w:ascii="Times New Roman" w:hAnsi="Times New Roman" w:cs="Times New Roman"/>
+                <w:rFonts w:ascii="Times New Roman" w:hAnsi="Times New Roman" w:eastAsia="Times New Roman" w:cs="Times New Roman"/>
                 <w:sz w:val="28"/>
                 <w:szCs w:val="28"/>
               </w:rPr>
@@ -11313,17 +12056,28 @@
         </w:tc>
         <w:tc>
           <w:tcPr>
-            <w:tcBorders/>
-            <w:tcW w:w="2174" w:type="dxa"/>
+            <w:tcBorders>
+              <w:top w:val="none" w:color="000000" w:sz="4" w:space="0"/>
+              <w:left w:val="none" w:color="000000" w:sz="4" w:space="0"/>
+              <w:bottom w:val="none" w:color="000000" w:sz="4" w:space="0"/>
+              <w:right w:val="none" w:color="000000" w:sz="4" w:space="0"/>
+            </w:tcBorders>
+            <w:tcMar>
+              <w:left w:w="0" w:type="dxa"/>
+              <w:top w:w="0" w:type="dxa"/>
+              <w:right w:w="0" w:type="dxa"/>
+              <w:bottom w:w="0" w:type="dxa"/>
+            </w:tcMar>
+            <w:tcW w:w="1897" w:type="dxa"/>
+            <w:vAlign w:val="top"/>
             <w:textDirection w:val="lrTb"/>
             <w:noWrap w:val="false"/>
           </w:tcPr>
           <w:p>
             <w:pPr>
-              <w:pStyle w:val="924"/>
               <w:pBdr/>
               <w:spacing/>
-              <w:ind/>
+              <w:ind w:right="0" w:firstLine="425" w:left="-425"/>
               <w:jc w:val="center"/>
               <w:rPr>
                 <w:rFonts w:ascii="Times New Roman" w:hAnsi="Times New Roman" w:cs="Times New Roman"/>
@@ -11343,7 +12097,7 @@
                 <w:u w:val="none"/>
                 <w:vertAlign w:val="baseline"/>
               </w:rPr>
-              <w:t xml:space="preserve">21,285497</w:t>
+              <w:t xml:space="preserve">1,016782</w:t>
             </w:r>
             <w:r>
               <w:rPr>
@@ -11354,7 +12108,7 @@
             </w:r>
             <w:r>
               <w:rPr>
-                <w:rFonts w:ascii="Times New Roman" w:hAnsi="Times New Roman" w:cs="Times New Roman"/>
+                <w:rFonts w:ascii="Times New Roman" w:hAnsi="Times New Roman" w:eastAsia="Times New Roman" w:cs="Times New Roman"/>
                 <w:sz w:val="28"/>
                 <w:szCs w:val="28"/>
               </w:rPr>
@@ -11363,17 +12117,28 @@
         </w:tc>
         <w:tc>
           <w:tcPr>
-            <w:tcBorders/>
-            <w:tcW w:w="2174" w:type="dxa"/>
+            <w:tcBorders>
+              <w:top w:val="none" w:color="000000" w:sz="4" w:space="0"/>
+              <w:left w:val="none" w:color="000000" w:sz="4" w:space="0"/>
+              <w:bottom w:val="none" w:color="000000" w:sz="4" w:space="0"/>
+              <w:right w:val="none" w:color="000000" w:sz="4" w:space="0"/>
+            </w:tcBorders>
+            <w:tcMar>
+              <w:left w:w="0" w:type="dxa"/>
+              <w:top w:w="0" w:type="dxa"/>
+              <w:right w:w="0" w:type="dxa"/>
+              <w:bottom w:w="0" w:type="dxa"/>
+            </w:tcMar>
+            <w:tcW w:w="1897" w:type="dxa"/>
+            <w:vAlign w:val="top"/>
             <w:textDirection w:val="lrTb"/>
             <w:noWrap w:val="false"/>
           </w:tcPr>
           <w:p>
             <w:pPr>
-              <w:pStyle w:val="924"/>
               <w:pBdr/>
               <w:spacing/>
-              <w:ind/>
+              <w:ind w:right="0" w:firstLine="425" w:left="-425"/>
               <w:jc w:val="center"/>
               <w:rPr>
                 <w:rFonts w:ascii="Times New Roman" w:hAnsi="Times New Roman" w:cs="Times New Roman"/>
@@ -11393,7 +12158,7 @@
                 <w:u w:val="none"/>
                 <w:vertAlign w:val="baseline"/>
               </w:rPr>
-              <w:t xml:space="preserve">3,745387</w:t>
+              <w:t xml:space="preserve">0,002307</w:t>
             </w:r>
             <w:r>
               <w:rPr>
@@ -11404,7 +12169,7 @@
             </w:r>
             <w:r>
               <w:rPr>
-                <w:rFonts w:ascii="Times New Roman" w:hAnsi="Times New Roman" w:cs="Times New Roman"/>
+                <w:rFonts w:ascii="Times New Roman" w:hAnsi="Times New Roman" w:eastAsia="Times New Roman" w:cs="Times New Roman"/>
                 <w:sz w:val="28"/>
                 <w:szCs w:val="28"/>
               </w:rPr>
@@ -11436,9 +12201,6 @@
       <w:r>
         <w:t xml:space="preserve">https://github.com/IGMA-IGMA/algRAT/tree/main/practice3</w:t>
       </w:r>
-      <w:r/>
-      <w:r/>
-      <w:r/>
       <w:r/>
     </w:p>
     <w:sectPr>

--- a/report/Малов. Практика №3 ДЗ.docx
+++ b/report/Малов. Практика №3 ДЗ.docx
@@ -7134,33 +7134,177 @@
           <w:sz w:val="28"/>
           <w:szCs w:val="28"/>
         </w:rPr>
-        <w:t xml:space="preserve">Так как f(n) = O(n) = Θ(</w:t>
-      </w:r>
+      </w:r>
+      <w:r>
+        <w:t xml:space="preserve">Так как f(n) = Θ(n) и </w:t>
+      </w:r>
+      <w:r/>
       <m:oMath>
         <m:sSup>
           <m:sSupPr>
             <m:ctrlPr>
               <w:rPr>
                 <w:rFonts w:ascii="Cambria Math" w:hAnsi="Cambria Math" w:eastAsia="Cambria Math" w:cs="Cambria Math"/>
-                <w:i/>
-                <w:color w:val="000000"/>
                 <w:sz w:val="28"/>
-                <w:szCs w:val="28"/>
               </w:rPr>
             </m:ctrlPr>
           </m:sSupPr>
           <m:e>
             <m:r>
               <w:rPr>
-                <w:rFonts w:hint="default" w:ascii="Cambria Math" w:hAnsi="Cambria Math" w:eastAsia="Cambria Math" w:cs="Cambria Math"/>
-                <w:color w:val="000000"/>
                 <w:sz w:val="28"/>
                 <w:szCs w:val="28"/>
               </w:rPr>
-              <m:rPr>
-                <m:sty m:val="i"/>
-              </m:rPr>
-              <m:t>n</m:t>
+              <m:rPr/>
+              <m:t>𝑛</m:t>
+            </m:r>
+          </m:e>
+          <m:sup>
+            <m:func>
+              <m:funcPr>
+                <m:ctrlPr>
+                  <w:rPr>
+                    <w:rFonts w:ascii="Cambria Math" w:hAnsi="Cambria Math" w:eastAsia="Cambria Math" w:cs="Cambria Math"/>
+                    <w:i/>
+                    <w:sz w:val="28"/>
+                    <w:szCs w:val="28"/>
+                  </w:rPr>
+                </m:ctrlPr>
+              </m:funcPr>
+              <m:fName>
+                <m:sSub>
+                  <m:sSubPr>
+                    <m:ctrlPr>
+                      <w:rPr>
+                        <w:rFonts w:ascii="Cambria Math" w:hAnsi="Cambria Math" w:eastAsia="Cambria Math" w:cs="Cambria Math"/>
+                        <w:i/>
+                        <w:sz w:val="28"/>
+                        <w:szCs w:val="28"/>
+                      </w:rPr>
+                    </m:ctrlPr>
+                  </m:sSubPr>
+                  <m:e>
+                    <m:r>
+                      <w:rPr>
+                        <w:rFonts w:hint="default" w:ascii="Cambria Math" w:hAnsi="Cambria Math" w:eastAsia="Cambria Math" w:cs="Cambria Math"/>
+                        <w:sz w:val="28"/>
+                        <w:szCs w:val="28"/>
+                      </w:rPr>
+                      <m:rPr>
+                        <m:sty m:val="i"/>
+                      </m:rPr>
+                      <m:t>log</m:t>
+                    </m:r>
+                  </m:e>
+                  <m:sub>
+                    <m:r>
+                      <w:rPr>
+                        <w:rFonts w:hint="default" w:ascii="Cambria Math" w:hAnsi="Cambria Math" w:eastAsia="Cambria Math" w:cs="Cambria Math"/>
+                        <w:sz w:val="28"/>
+                        <w:szCs w:val="28"/>
+                      </w:rPr>
+                      <m:rPr>
+                        <m:sty m:val="i"/>
+                      </m:rPr>
+                      <m:t>b</m:t>
+                    </m:r>
+                  </m:sub>
+                </m:sSub>
+              </m:fName>
+              <m:e>
+                <m:r>
+                  <w:rPr>
+                    <w:rFonts w:hint="default" w:ascii="Cambria Math" w:hAnsi="Cambria Math" w:eastAsia="Cambria Math" w:cs="Cambria Math"/>
+                    <w:sz w:val="28"/>
+                    <w:szCs w:val="28"/>
+                  </w:rPr>
+                  <m:rPr>
+                    <m:sty m:val="i"/>
+                  </m:rPr>
+                  <m:t>a</m:t>
+                </m:r>
+              </m:e>
+            </m:func>
+          </m:sup>
+        </m:sSup>
+        <m:r>
+          <w:rPr>
+            <w:sz w:val="28"/>
+            <w:szCs w:val="28"/>
+          </w:rPr>
+          <m:rPr/>
+          <m:t>=</m:t>
+        </m:r>
+        <m:sSup>
+          <m:sSupPr>
+            <m:ctrlPr>
+              <w:rPr>
+                <w:rFonts w:ascii="Cambria Math" w:hAnsi="Cambria Math" w:eastAsia="Cambria Math" w:cs="Cambria Math"/>
+                <w:sz w:val="28"/>
+              </w:rPr>
+            </m:ctrlPr>
+          </m:sSupPr>
+          <m:e>
+            <m:r>
+              <w:rPr>
+                <w:sz w:val="28"/>
+                <w:szCs w:val="28"/>
+              </w:rPr>
+              <m:rPr/>
+              <m:t>𝑛</m:t>
+            </m:r>
+          </m:e>
+          <m:sup>
+            <m:r>
+              <w:rPr>
+                <w:sz w:val="28"/>
+                <w:szCs w:val="28"/>
+              </w:rPr>
+              <m:rPr/>
+              <m:t>1</m:t>
+            </m:r>
+          </m:sup>
+        </m:sSup>
+        <m:r>
+          <w:rPr>
+            <w:sz w:val="28"/>
+            <w:szCs w:val="28"/>
+          </w:rPr>
+          <m:rPr/>
+          <m:t>=</m:t>
+        </m:r>
+        <m:r>
+          <w:rPr>
+            <w:sz w:val="28"/>
+            <w:szCs w:val="28"/>
+          </w:rPr>
+          <m:rPr/>
+          <m:t>𝑛</m:t>
+        </m:r>
+      </m:oMath>
+      <w:r/>
+      <w:r>
+        <w:t xml:space="preserve">, то f(n) = Θ(</w:t>
+      </w:r>
+      <w:r/>
+      <m:oMath>
+        <m:sSup>
+          <m:sSupPr>
+            <m:ctrlPr>
+              <w:rPr>
+                <w:rFonts w:ascii="Cambria Math" w:hAnsi="Cambria Math" w:eastAsia="Cambria Math" w:cs="Cambria Math"/>
+                <w:sz w:val="28"/>
+              </w:rPr>
+            </m:ctrlPr>
+          </m:sSupPr>
+          <m:e>
+            <m:r>
+              <w:rPr>
+                <w:sz w:val="28"/>
+                <w:szCs w:val="28"/>
+              </w:rPr>
+              <m:rPr/>
+              <m:t>𝑛</m:t>
             </m:r>
           </m:e>
           <m:sup>
@@ -7233,38 +7377,16 @@
         </m:sSup>
       </m:oMath>
       <w:r>
+        <w:t xml:space="preserve">). Следовательно, выполняется второй случай мастер-теоремы, и асимптотическая сложность составляет Θ(n log n).</w:t>
+      </w:r>
+      <w:r>
         <w:rPr>
           <w:rFonts w:ascii="Times New Roman" w:hAnsi="Times New Roman" w:eastAsia="Times New Roman" w:cs="Times New Roman"/>
           <w:color w:val="000000"/>
           <w:sz w:val="28"/>
           <w:szCs w:val="28"/>
         </w:rPr>
-        <w:t xml:space="preserve">), то выполняется второй случай мастер-теоремы, следовательно асимптотическая сложность составит Θ(n log n).</w:t>
-      </w:r>
-      <w:r>
-        <w:rPr>
-          <w:sz w:val="28"/>
-          <w:szCs w:val="28"/>
-        </w:rPr>
-      </w:r>
-      <w:r>
-        <w:rPr>
-          <w:sz w:val="28"/>
-          <w:szCs w:val="28"/>
-        </w:rPr>
-      </w:r>
-    </w:p>
-    <w:p>
-      <w:pPr>
-        <w:pStyle w:val="924"/>
-        <w:pBdr/>
-        <w:spacing/>
-        <w:ind/>
-        <w:rPr>
-          <w:sz w:val="28"/>
-          <w:szCs w:val="28"/>
-        </w:rPr>
-      </w:pPr>
+      </w:r>
       <w:r>
         <w:rPr>
           <w:rFonts w:ascii="Times New Roman" w:hAnsi="Times New Roman" w:eastAsia="Times New Roman" w:cs="Times New Roman"/>
@@ -7272,7 +7394,7 @@
           <w:sz w:val="28"/>
           <w:szCs w:val="28"/>
         </w:rPr>
-        <w:t xml:space="preserve">Средний случай рассматривается при случайном распределении входных данных, поэтому ожидаемая глубина рекурсии будет логарифмической. Параметры будут такими же, как в лучшем случае, поэтому и асимптотическая сложность будет Θ(n log n).</w:t>
+        <w:t xml:space="preserve">.</w:t>
       </w:r>
       <w:r>
         <w:rPr>
@@ -7305,8 +7427,32 @@
           <w:sz w:val="28"/>
           <w:szCs w:val="28"/>
         </w:rPr>
-        <w:t xml:space="preserve">В худшем случае опорный элемент будет минимальным или максимальным в массиве, тогда разбиение будет на такие части – элементы меньше опорного (либо больше, если опорный элемент - максимальный, в любом случае их будет 0) и n-1 элементов. Тогда рекуррентное </w:t>
-      </w:r>
+        <w:t xml:space="preserve">Средний случай рассматривается при случайном распределении входных данных, поэтому ожидаемая глубина рекурсии будет логарифмической. Параметры будут такими же, как в лучшем случае, поэтому и асимптотическая сложность будет Θ(n log n).</w:t>
+      </w:r>
+      <w:r>
+        <w:rPr>
+          <w:sz w:val="28"/>
+          <w:szCs w:val="28"/>
+        </w:rPr>
+      </w:r>
+      <w:r>
+        <w:rPr>
+          <w:sz w:val="28"/>
+          <w:szCs w:val="28"/>
+        </w:rPr>
+      </w:r>
+    </w:p>
+    <w:p>
+      <w:pPr>
+        <w:pStyle w:val="924"/>
+        <w:pBdr/>
+        <w:spacing/>
+        <w:ind/>
+        <w:rPr>
+          <w:sz w:val="28"/>
+          <w:szCs w:val="28"/>
+        </w:rPr>
+      </w:pPr>
       <w:r>
         <w:rPr>
           <w:rFonts w:ascii="Times New Roman" w:hAnsi="Times New Roman" w:eastAsia="Times New Roman" w:cs="Times New Roman"/>
@@ -7314,384 +7460,8 @@
           <w:sz w:val="28"/>
           <w:szCs w:val="28"/>
         </w:rPr>
-        <w:t xml:space="preserve">соотношение будет T(n) = T(n-1) + O(n), но в таком случае мастер-теорема неприменима, потому что n-1 нельзя представить в виде n/b, чтобы b было константой. Тогда решаем методом развёртывания:</w:t>
-      </w:r>
-      <w:r>
-        <w:rPr>
-          <w:sz w:val="28"/>
-          <w:szCs w:val="28"/>
-        </w:rPr>
-      </w:r>
-      <w:r>
-        <w:rPr>
-          <w:sz w:val="28"/>
-          <w:szCs w:val="28"/>
-        </w:rPr>
-      </w:r>
-    </w:p>
-    <w:p>
-      <w:pPr>
-        <w:pStyle w:val="924"/>
-        <w:pBdr/>
-        <w:spacing/>
-        <w:ind/>
-        <w:rPr>
-          <w:sz w:val="28"/>
-          <w:szCs w:val="28"/>
-        </w:rPr>
-      </w:pPr>
-      <w:r>
-        <w:rPr>
-          <w:sz w:val="28"/>
-          <w:szCs w:val="28"/>
-        </w:rPr>
-      </w:r>
-      <m:oMath>
-        <m:r>
-          <w:rPr>
-            <w:sz w:val="28"/>
-            <w:szCs w:val="28"/>
-          </w:rPr>
-          <m:rPr/>
-          <m:t>𝑇</m:t>
-        </m:r>
-        <m:r>
-          <w:rPr>
-            <w:sz w:val="28"/>
-            <w:szCs w:val="28"/>
-          </w:rPr>
-          <m:rPr/>
-          <m:t>(</m:t>
-        </m:r>
-        <m:r>
-          <w:rPr>
-            <w:sz w:val="28"/>
-            <w:szCs w:val="28"/>
-          </w:rPr>
-          <m:rPr/>
-          <m:t>𝑛</m:t>
-        </m:r>
-        <m:r>
-          <w:rPr>
-            <w:sz w:val="28"/>
-            <w:szCs w:val="28"/>
-          </w:rPr>
-          <m:rPr/>
-          <m:t>)</m:t>
-        </m:r>
-        <m:r>
-          <w:rPr>
-            <w:sz w:val="28"/>
-            <w:szCs w:val="28"/>
-          </w:rPr>
-          <m:rPr/>
-          <m:t>=</m:t>
-        </m:r>
-        <m:r>
-          <w:rPr>
-            <w:sz w:val="28"/>
-            <w:szCs w:val="28"/>
-          </w:rPr>
-          <m:rPr/>
-          <m:t>[</m:t>
-        </m:r>
-        <m:r>
-          <w:rPr>
-            <w:sz w:val="28"/>
-            <w:szCs w:val="28"/>
-          </w:rPr>
-          <m:rPr/>
-          <m:t>𝑇</m:t>
-        </m:r>
-        <m:r>
-          <w:rPr>
-            <w:sz w:val="28"/>
-            <w:szCs w:val="28"/>
-          </w:rPr>
-          <m:rPr/>
-          <m:t>(</m:t>
-        </m:r>
-        <m:r>
-          <w:rPr>
-            <w:sz w:val="28"/>
-            <w:szCs w:val="28"/>
-          </w:rPr>
-          <m:rPr/>
-          <m:t>𝑛</m:t>
-        </m:r>
-        <m:r>
-          <w:rPr>
-            <w:sz w:val="28"/>
-            <w:szCs w:val="28"/>
-          </w:rPr>
-          <m:rPr/>
-          <m:t>−</m:t>
-        </m:r>
-        <m:r>
-          <w:rPr>
-            <w:sz w:val="28"/>
-            <w:szCs w:val="28"/>
-          </w:rPr>
-          <m:rPr/>
-          <m:t>2</m:t>
-        </m:r>
-        <m:r>
-          <w:rPr>
-            <w:sz w:val="28"/>
-            <w:szCs w:val="28"/>
-          </w:rPr>
-          <m:rPr/>
-          <m:t>)</m:t>
-        </m:r>
-        <m:r>
-          <w:rPr>
-            <w:sz w:val="28"/>
-            <w:szCs w:val="28"/>
-          </w:rPr>
-          <m:rPr/>
-          <m:t>+</m:t>
-        </m:r>
-        <m:r>
-          <w:rPr>
-            <w:sz w:val="28"/>
-            <w:szCs w:val="28"/>
-          </w:rPr>
-          <m:rPr/>
-          <m:t>𝑐</m:t>
-        </m:r>
-        <m:r>
-          <w:rPr>
-            <w:sz w:val="28"/>
-            <w:szCs w:val="28"/>
-          </w:rPr>
-          <m:rPr/>
-          <m:t>⋅</m:t>
-        </m:r>
-        <m:r>
-          <w:rPr>
-            <w:sz w:val="28"/>
-            <w:szCs w:val="28"/>
-          </w:rPr>
-          <m:rPr/>
-          <m:t>(</m:t>
-        </m:r>
-        <m:r>
-          <w:rPr>
-            <w:sz w:val="28"/>
-            <w:szCs w:val="28"/>
-          </w:rPr>
-          <m:rPr/>
-          <m:t>𝑛</m:t>
-        </m:r>
-        <m:r>
-          <w:rPr>
-            <w:sz w:val="28"/>
-            <w:szCs w:val="28"/>
-          </w:rPr>
-          <m:rPr/>
-          <m:t>−</m:t>
-        </m:r>
-        <m:r>
-          <w:rPr>
-            <w:sz w:val="28"/>
-            <w:szCs w:val="28"/>
-          </w:rPr>
-          <m:rPr/>
-          <m:t>1</m:t>
-        </m:r>
-        <m:r>
-          <w:rPr>
-            <w:sz w:val="28"/>
-            <w:szCs w:val="28"/>
-          </w:rPr>
-          <m:rPr/>
-          <m:t>)</m:t>
-        </m:r>
-        <m:r>
-          <w:rPr>
-            <w:sz w:val="28"/>
-            <w:szCs w:val="28"/>
-          </w:rPr>
-          <m:rPr/>
-          <m:t>]</m:t>
-        </m:r>
-        <m:r>
-          <w:rPr>
-            <w:sz w:val="28"/>
-            <w:szCs w:val="28"/>
-          </w:rPr>
-          <m:rPr/>
-          <m:t>+</m:t>
-        </m:r>
-        <m:r>
-          <w:rPr>
-            <w:sz w:val="28"/>
-            <w:szCs w:val="28"/>
-          </w:rPr>
-          <m:rPr/>
-          <m:t>𝑐</m:t>
-        </m:r>
-        <m:r>
-          <w:rPr>
-            <w:sz w:val="28"/>
-            <w:szCs w:val="28"/>
-          </w:rPr>
-          <m:rPr/>
-          <m:t>⋅</m:t>
-        </m:r>
-        <m:r>
-          <w:rPr>
-            <w:sz w:val="28"/>
-            <w:szCs w:val="28"/>
-          </w:rPr>
-          <m:rPr/>
-          <m:t>𝑛</m:t>
-        </m:r>
-        <m:r>
-          <w:rPr>
-            <w:sz w:val="28"/>
-            <w:szCs w:val="28"/>
-          </w:rPr>
-          <m:rPr/>
-          <m:t>=</m:t>
-        </m:r>
-        <m:r>
-          <w:rPr>
-            <w:sz w:val="28"/>
-            <w:szCs w:val="28"/>
-          </w:rPr>
-          <m:rPr/>
-          <m:t>𝑇</m:t>
-        </m:r>
-        <m:r>
-          <w:rPr>
-            <w:sz w:val="28"/>
-            <w:szCs w:val="28"/>
-          </w:rPr>
-          <m:rPr/>
-          <m:t>(</m:t>
-        </m:r>
-        <m:r>
-          <w:rPr>
-            <w:sz w:val="28"/>
-            <w:szCs w:val="28"/>
-          </w:rPr>
-          <m:rPr/>
-          <m:t>𝑛</m:t>
-        </m:r>
-        <m:r>
-          <w:rPr>
-            <w:sz w:val="28"/>
-            <w:szCs w:val="28"/>
-          </w:rPr>
-          <m:rPr/>
-          <m:t>−</m:t>
-        </m:r>
-        <m:r>
-          <w:rPr>
-            <w:sz w:val="28"/>
-            <w:szCs w:val="28"/>
-          </w:rPr>
-          <m:rPr/>
-          <m:t>2</m:t>
-        </m:r>
-        <m:r>
-          <w:rPr>
-            <w:sz w:val="28"/>
-            <w:szCs w:val="28"/>
-          </w:rPr>
-          <m:rPr/>
-          <m:t>)</m:t>
-        </m:r>
-        <m:r>
-          <w:rPr>
-            <w:sz w:val="28"/>
-            <w:szCs w:val="28"/>
-          </w:rPr>
-          <m:rPr/>
-          <m:t>+</m:t>
-        </m:r>
-        <m:r>
-          <w:rPr>
-            <w:sz w:val="28"/>
-            <w:szCs w:val="28"/>
-          </w:rPr>
-          <m:rPr/>
-          <m:t>𝑐</m:t>
-        </m:r>
-        <m:r>
-          <w:rPr>
-            <w:sz w:val="28"/>
-            <w:szCs w:val="28"/>
-          </w:rPr>
-          <m:rPr/>
-          <m:t>[</m:t>
-        </m:r>
-        <m:r>
-          <w:rPr>
-            <w:sz w:val="28"/>
-            <w:szCs w:val="28"/>
-          </w:rPr>
-          <m:rPr/>
-          <m:t>(</m:t>
-        </m:r>
-        <m:r>
-          <w:rPr>
-            <w:sz w:val="28"/>
-            <w:szCs w:val="28"/>
-          </w:rPr>
-          <m:rPr/>
-          <m:t>𝑛</m:t>
-        </m:r>
-        <m:r>
-          <w:rPr>
-            <w:sz w:val="28"/>
-            <w:szCs w:val="28"/>
-          </w:rPr>
-          <m:rPr/>
-          <m:t>−</m:t>
-        </m:r>
-        <m:r>
-          <w:rPr>
-            <w:sz w:val="28"/>
-            <w:szCs w:val="28"/>
-          </w:rPr>
-          <m:rPr/>
-          <m:t>1</m:t>
-        </m:r>
-        <m:r>
-          <w:rPr>
-            <w:sz w:val="28"/>
-            <w:szCs w:val="28"/>
-          </w:rPr>
-          <m:rPr/>
-          <m:t>)</m:t>
-        </m:r>
-        <m:r>
-          <w:rPr>
-            <w:sz w:val="28"/>
-            <w:szCs w:val="28"/>
-          </w:rPr>
-          <m:rPr/>
-          <m:t>+</m:t>
-        </m:r>
-        <m:r>
-          <w:rPr>
-            <w:sz w:val="28"/>
-            <w:szCs w:val="28"/>
-          </w:rPr>
-          <m:rPr/>
-          <m:t>𝑛</m:t>
-        </m:r>
-        <m:r>
-          <w:rPr>
-            <w:sz w:val="28"/>
-            <w:szCs w:val="28"/>
-          </w:rPr>
-          <m:rPr/>
-          <m:t>]</m:t>
-        </m:r>
-      </m:oMath>
+        <w:t xml:space="preserve">В худшем случае опорный элемент будет минимальным или максимальным в массиве, тогда разбиение будет на такие части – элементы меньше опорного (либо больше, если опорный элемент - максимальный, в любом случае их будет 0) и n-1 элементов. Тогда рекуррентное </w:t>
+      </w:r>
       <w:r>
         <w:rPr>
           <w:rFonts w:ascii="Times New Roman" w:hAnsi="Times New Roman" w:eastAsia="Times New Roman" w:cs="Times New Roman"/>
@@ -7699,7 +7469,7 @@
           <w:sz w:val="28"/>
           <w:szCs w:val="28"/>
         </w:rPr>
-        <w:t xml:space="preserve">T(n)=[T(n−2)+c⋅(n−1)]+c⋅n=T(n−2)+c[(n−1)+n]</w:t>
+        <w:t xml:space="preserve">соотношение будет T(n) = T(n-1) + O(n), но в таком случае мастер-теорема неприменима, потому что n-1 нельзя представить в виде n/b, чтобы b было константой. Тогда решаем методом развёртывания:</w:t>
       </w:r>
       <w:r>
         <w:rPr>
@@ -7720,6 +7490,110 @@
         <w:pBdr/>
         <w:spacing/>
         <w:ind/>
+        <w:rPr/>
+      </w:pPr>
+      <w:r>
+        <w:rPr>
+          <w:rFonts w:ascii="Times New Roman" w:hAnsi="Times New Roman" w:eastAsia="Times New Roman" w:cs="Times New Roman"/>
+          <w:sz w:val="28"/>
+          <w:szCs w:val="28"/>
+        </w:rPr>
+        <w:t xml:space="preserve">T(n) = T(n-1) + c·n</w:t>
+      </w:r>
+      <w:r/>
+    </w:p>
+    <w:p>
+      <w:pPr>
+        <w:pStyle w:val="924"/>
+        <w:pBdr/>
+        <w:spacing/>
+        <w:ind/>
+        <w:rPr/>
+      </w:pPr>
+      <w:r>
+        <w:rPr>
+          <w:rFonts w:ascii="Times New Roman" w:hAnsi="Times New Roman" w:eastAsia="Times New Roman" w:cs="Times New Roman"/>
+          <w:sz w:val="28"/>
+          <w:szCs w:val="28"/>
+        </w:rPr>
+        <w:t xml:space="preserve">T(n) = T(n-2) + c·[(n-1) + n]</w:t>
+      </w:r>
+      <w:r/>
+    </w:p>
+    <w:p>
+      <w:pPr>
+        <w:pStyle w:val="924"/>
+        <w:pBdr/>
+        <w:spacing/>
+        <w:ind/>
+        <w:rPr/>
+      </w:pPr>
+      <w:r>
+        <w:rPr>
+          <w:rFonts w:ascii="Times New Roman" w:hAnsi="Times New Roman" w:eastAsia="Times New Roman" w:cs="Times New Roman"/>
+          <w:sz w:val="28"/>
+          <w:szCs w:val="28"/>
+        </w:rPr>
+        <w:t xml:space="preserve">T(n) = T(n-3) + c·[(n-2) + (n-1) + n]</w:t>
+      </w:r>
+      <w:r/>
+    </w:p>
+    <w:p>
+      <w:pPr>
+        <w:pStyle w:val="924"/>
+        <w:pBdr/>
+        <w:spacing/>
+        <w:ind/>
+        <w:rPr>
+          <w:rFonts w:ascii="Times New Roman" w:hAnsi="Times New Roman" w:eastAsia="Times New Roman" w:cs="Times New Roman"/>
+          <w:sz w:val="28"/>
+          <w:szCs w:val="28"/>
+        </w:rPr>
+      </w:pPr>
+      <w:r>
+        <w:rPr>
+          <w:rFonts w:ascii="Times New Roman" w:hAnsi="Times New Roman" w:eastAsia="Times New Roman" w:cs="Times New Roman"/>
+          <w:sz w:val="28"/>
+          <w:szCs w:val="28"/>
+        </w:rPr>
+        <w:t xml:space="preserve">...</w:t>
+      </w:r>
+      <w:r/>
+      <w:r>
+        <w:rPr>
+          <w:rFonts w:ascii="Times New Roman" w:hAnsi="Times New Roman" w:eastAsia="Times New Roman" w:cs="Times New Roman"/>
+          <w:sz w:val="28"/>
+          <w:szCs w:val="28"/>
+        </w:rPr>
+      </w:r>
+      <w:r>
+        <w:rPr>
+          <w:rFonts w:ascii="Times New Roman" w:hAnsi="Times New Roman" w:eastAsia="Times New Roman" w:cs="Times New Roman"/>
+          <w:sz w:val="28"/>
+          <w:szCs w:val="28"/>
+        </w:rPr>
+      </w:r>
+      <w:r>
+        <w:rPr>
+          <w:rFonts w:ascii="Times New Roman" w:hAnsi="Times New Roman" w:eastAsia="Times New Roman" w:cs="Times New Roman"/>
+          <w:sz w:val="28"/>
+          <w:szCs w:val="28"/>
+        </w:rPr>
+      </w:r>
+    </w:p>
+    <w:p>
+      <w:pPr>
+        <w:pStyle w:val="924"/>
+        <w:pBdr/>
+        <w:spacing/>
+        <w:ind/>
+        <w:rPr>
+          <w:rFonts w:ascii="Times New Roman" w:hAnsi="Times New Roman" w:eastAsia="Times New Roman" w:cs="Times New Roman"/>
+          <w:sz w:val="28"/>
+          <w:szCs w:val="28"/>
+        </w:rPr>
+      </w:pPr>
+      <w:r>
         <w:rPr>
           <w:rFonts w:ascii="Times New Roman" w:hAnsi="Times New Roman" w:eastAsia="Times New Roman" w:cs="Times New Roman"/>
           <w:color w:val="000000"/>
@@ -7727,254 +7601,6 @@
           <w:szCs w:val="28"/>
           <w:highlight w:val="none"/>
         </w:rPr>
-      </w:pPr>
-      <w:r>
-        <w:rPr>
-          <w:sz w:val="28"/>
-          <w:szCs w:val="28"/>
-        </w:rPr>
-      </w:r>
-      <m:oMath>
-        <m:r>
-          <w:rPr>
-            <w:sz w:val="28"/>
-            <w:szCs w:val="28"/>
-          </w:rPr>
-          <m:rPr/>
-          <m:t>𝑇</m:t>
-        </m:r>
-        <m:r>
-          <w:rPr>
-            <w:sz w:val="28"/>
-            <w:szCs w:val="28"/>
-          </w:rPr>
-          <m:rPr/>
-          <m:t>(</m:t>
-        </m:r>
-        <m:r>
-          <w:rPr>
-            <w:sz w:val="28"/>
-            <w:szCs w:val="28"/>
-          </w:rPr>
-          <m:rPr/>
-          <m:t>𝑛</m:t>
-        </m:r>
-        <m:r>
-          <w:rPr>
-            <w:sz w:val="28"/>
-            <w:szCs w:val="28"/>
-          </w:rPr>
-          <m:rPr/>
-          <m:t>)</m:t>
-        </m:r>
-        <m:r>
-          <w:rPr>
-            <w:sz w:val="28"/>
-            <w:szCs w:val="28"/>
-          </w:rPr>
-          <m:rPr/>
-          <m:t>=</m:t>
-        </m:r>
-        <m:r>
-          <w:rPr>
-            <w:sz w:val="28"/>
-            <w:szCs w:val="28"/>
-          </w:rPr>
-          <m:rPr/>
-          <m:t>𝑇</m:t>
-        </m:r>
-        <m:r>
-          <w:rPr>
-            <w:sz w:val="28"/>
-            <w:szCs w:val="28"/>
-          </w:rPr>
-          <m:rPr/>
-          <m:t>(</m:t>
-        </m:r>
-        <m:r>
-          <w:rPr>
-            <w:sz w:val="28"/>
-            <w:szCs w:val="28"/>
-          </w:rPr>
-          <m:rPr/>
-          <m:t>𝑛</m:t>
-        </m:r>
-        <m:r>
-          <w:rPr>
-            <w:sz w:val="28"/>
-            <w:szCs w:val="28"/>
-          </w:rPr>
-          <m:rPr/>
-          <m:t>−</m:t>
-        </m:r>
-        <m:r>
-          <w:rPr>
-            <w:sz w:val="28"/>
-            <w:szCs w:val="28"/>
-          </w:rPr>
-          <m:rPr/>
-          <m:t>3</m:t>
-        </m:r>
-        <m:r>
-          <w:rPr>
-            <w:sz w:val="28"/>
-            <w:szCs w:val="28"/>
-          </w:rPr>
-          <m:rPr/>
-          <m:t>)</m:t>
-        </m:r>
-        <m:r>
-          <w:rPr>
-            <w:sz w:val="28"/>
-            <w:szCs w:val="28"/>
-          </w:rPr>
-          <m:rPr/>
-          <m:t>+</m:t>
-        </m:r>
-        <m:r>
-          <w:rPr>
-            <w:sz w:val="28"/>
-            <w:szCs w:val="28"/>
-          </w:rPr>
-          <m:rPr/>
-          <m:t>𝑐</m:t>
-        </m:r>
-        <m:r>
-          <w:rPr>
-            <w:sz w:val="28"/>
-            <w:szCs w:val="28"/>
-          </w:rPr>
-          <m:rPr/>
-          <m:t>[</m:t>
-        </m:r>
-        <m:r>
-          <w:rPr>
-            <w:sz w:val="28"/>
-            <w:szCs w:val="28"/>
-          </w:rPr>
-          <m:rPr/>
-          <m:t>(</m:t>
-        </m:r>
-        <m:r>
-          <w:rPr>
-            <w:sz w:val="28"/>
-            <w:szCs w:val="28"/>
-          </w:rPr>
-          <m:rPr/>
-          <m:t>𝑛</m:t>
-        </m:r>
-        <m:r>
-          <w:rPr>
-            <w:sz w:val="28"/>
-            <w:szCs w:val="28"/>
-          </w:rPr>
-          <m:rPr/>
-          <m:t>−</m:t>
-        </m:r>
-        <m:r>
-          <w:rPr>
-            <w:sz w:val="28"/>
-            <w:szCs w:val="28"/>
-          </w:rPr>
-          <m:rPr/>
-          <m:t>2</m:t>
-        </m:r>
-        <m:r>
-          <w:rPr>
-            <w:sz w:val="28"/>
-            <w:szCs w:val="28"/>
-          </w:rPr>
-          <m:rPr/>
-          <m:t>)</m:t>
-        </m:r>
-        <m:r>
-          <w:rPr>
-            <w:sz w:val="28"/>
-            <w:szCs w:val="28"/>
-          </w:rPr>
-          <m:rPr/>
-          <m:t>+</m:t>
-        </m:r>
-        <m:r>
-          <w:rPr>
-            <w:sz w:val="28"/>
-            <w:szCs w:val="28"/>
-          </w:rPr>
-          <m:rPr/>
-          <m:t>(</m:t>
-        </m:r>
-        <m:r>
-          <w:rPr>
-            <w:sz w:val="28"/>
-            <w:szCs w:val="28"/>
-          </w:rPr>
-          <m:rPr/>
-          <m:t>𝑛</m:t>
-        </m:r>
-        <m:r>
-          <w:rPr>
-            <w:sz w:val="28"/>
-            <w:szCs w:val="28"/>
-          </w:rPr>
-          <m:rPr/>
-          <m:t>−</m:t>
-        </m:r>
-        <m:r>
-          <w:rPr>
-            <w:sz w:val="28"/>
-            <w:szCs w:val="28"/>
-          </w:rPr>
-          <m:rPr/>
-          <m:t>1</m:t>
-        </m:r>
-        <m:r>
-          <w:rPr>
-            <w:sz w:val="28"/>
-            <w:szCs w:val="28"/>
-          </w:rPr>
-          <m:rPr/>
-          <m:t>)</m:t>
-        </m:r>
-        <m:r>
-          <w:rPr>
-            <w:sz w:val="28"/>
-            <w:szCs w:val="28"/>
-          </w:rPr>
-          <m:rPr/>
-          <m:t>+</m:t>
-        </m:r>
-        <m:r>
-          <w:rPr>
-            <w:sz w:val="28"/>
-            <w:szCs w:val="28"/>
-          </w:rPr>
-          <m:rPr/>
-          <m:t>𝑛</m:t>
-        </m:r>
-        <m:r>
-          <w:rPr>
-            <w:sz w:val="28"/>
-            <w:szCs w:val="28"/>
-          </w:rPr>
-          <m:rPr/>
-          <m:t>]</m:t>
-        </m:r>
-      </m:oMath>
-      <w:r>
-        <w:rPr>
-          <w:rFonts w:ascii="Times New Roman" w:hAnsi="Times New Roman" w:eastAsia="Times New Roman" w:cs="Times New Roman"/>
-          <w:color w:val="000000"/>
-          <w:sz w:val="28"/>
-          <w:szCs w:val="28"/>
-        </w:rPr>
-        <w:t xml:space="preserve">T(n)=T(n−3)+c[(n−2)+(n−1)+n]</w:t>
-      </w:r>
-      <w:r>
-        <w:rPr>
-          <w:rFonts w:ascii="Times New Roman" w:hAnsi="Times New Roman" w:eastAsia="Times New Roman" w:cs="Times New Roman"/>
-          <w:sz w:val="28"/>
-          <w:szCs w:val="28"/>
-        </w:rPr>
       </w:r>
       <w:r>
         <w:rPr>
@@ -7985,61 +7611,8 @@
           <w:highlight w:val="none"/>
         </w:rPr>
       </w:r>
-    </w:p>
-    <w:p>
-      <w:pPr>
-        <w:pStyle w:val="924"/>
-        <w:pBdr/>
-        <w:spacing/>
-        <w:ind/>
-        <w:rPr>
-          <w:rFonts w:ascii="Times New Roman" w:hAnsi="Times New Roman" w:eastAsia="Times New Roman" w:cs="Times New Roman"/>
-          <w:sz w:val="28"/>
-          <w:szCs w:val="28"/>
-        </w:rPr>
-      </w:pPr>
-      <w:r>
-        <w:rPr>
-          <w:rFonts w:ascii="Times New Roman" w:hAnsi="Times New Roman" w:eastAsia="Times New Roman" w:cs="Times New Roman"/>
-          <w:sz w:val="28"/>
-          <w:szCs w:val="28"/>
-        </w:rPr>
-      </w:r>
-      <w:r>
-        <w:rPr>
-          <w:rFonts w:ascii="Times New Roman" w:hAnsi="Times New Roman" w:eastAsia="Times New Roman" w:cs="Times New Roman"/>
-          <w:sz w:val="28"/>
-          <w:szCs w:val="28"/>
-        </w:rPr>
-      </w:r>
-      <w:r>
-        <w:rPr>
-          <w:rFonts w:ascii="Times New Roman" w:hAnsi="Times New Roman" w:eastAsia="Times New Roman" w:cs="Times New Roman"/>
-          <w:sz w:val="28"/>
-          <w:szCs w:val="28"/>
-        </w:rPr>
-      </w:r>
-    </w:p>
-    <w:p>
-      <w:pPr>
-        <w:pStyle w:val="924"/>
-        <w:pBdr/>
-        <w:spacing/>
-        <w:ind/>
-        <w:rPr>
-          <w:rFonts w:ascii="Times New Roman" w:hAnsi="Times New Roman" w:eastAsia="Times New Roman" w:cs="Times New Roman"/>
-          <w:sz w:val="28"/>
-          <w:szCs w:val="28"/>
-        </w:rPr>
-      </w:pPr>
-      <w:r>
-        <w:rPr>
-          <w:rFonts w:ascii="Times New Roman" w:hAnsi="Times New Roman" w:eastAsia="Times New Roman" w:cs="Times New Roman"/>
-          <w:color w:val="000000"/>
-          <w:sz w:val="28"/>
-          <w:szCs w:val="28"/>
-          <w:highlight w:val="none"/>
-        </w:rPr>
+      <w:r>
+        <w:t xml:space="preserve">Где c — некоторая положительная константа (время выполнения операции разделения одного элемента)</w:t>
       </w:r>
       <w:r>
         <w:rPr>
